--- a/exercises/week5/report/bao_cao_tuan_5.docx
+++ b/exercises/week5/report/bao_cao_tuan_5.docx
@@ -4,507 +4,197 @@
   <w:body>
     <w:p>
       <w:pPr>
-        <w:spacing w:before="360" w:after="80"/>
+        <w:spacing w:after="280"/>
+      </w:pPr>
+    </w:p>
+    <w:p>
+      <w:pPr>
+        <w:spacing w:after="280"/>
+      </w:pPr>
+    </w:p>
+    <w:p>
+      <w:pPr>
+        <w:spacing w:after="280"/>
+      </w:pPr>
+    </w:p>
+    <w:p>
+      <w:pPr>
+        <w:spacing w:after="280"/>
+      </w:pPr>
+    </w:p>
+    <w:p>
+      <w:pPr>
+        <w:spacing w:after="280"/>
+      </w:pPr>
+    </w:p>
+    <w:p>
+      <w:pPr>
+        <w:spacing w:after="360"/>
+        <w:jc w:val="center"/>
       </w:pPr>
       <w:r>
         <w:rPr>
-          <w:rFonts w:ascii="Calibri" w:hAnsi="Calibri" w:eastAsia="Calibri" w:cs="Calibri"/>
+          <w:rFonts w:ascii="Calibri" w:hAnsi="Calibri"/>
           <w:b/>
+          <w:i w:val="0"/>
           <w:color w:val="2E74B5"/>
-          <w:sz w:val="24"/>
+          <w:sz w:val="22"/>
         </w:rPr>
-        <w:t>BÁO CÁO DỰ ÁN</w:t>
+        <w:t>DE GENESIS  |  DATA ENGINEERING LAB</w:t>
       </w:r>
     </w:p>
     <w:p>
       <w:pPr>
-        <w:spacing w:after="120"/>
+        <w:spacing w:after="200"/>
+        <w:jc w:val="center"/>
       </w:pPr>
       <w:r>
         <w:rPr>
-          <w:rFonts w:ascii="Calibri" w:hAnsi="Calibri" w:eastAsia="Calibri" w:cs="Calibri"/>
+          <w:rFonts w:ascii="Calibri" w:hAnsi="Calibri"/>
           <w:b/>
-          <w:color w:val="0B2545"/>
-          <w:sz w:val="48"/>
+          <w:i w:val="0"/>
+          <w:color w:val="19375A"/>
+          <w:sz w:val="60"/>
         </w:rPr>
-        <w:t>Tuần 5 - Airflow, NiFi và tích hợp Promotion API</w:t>
+        <w:t>BÁO CÁO TUẦN 5</w:t>
       </w:r>
     </w:p>
     <w:p>
       <w:pPr>
-        <w:spacing w:after="400"/>
+        <w:spacing w:after="680"/>
+        <w:jc w:val="center"/>
       </w:pPr>
       <w:r>
         <w:rPr>
-          <w:rFonts w:ascii="Calibri" w:hAnsi="Calibri" w:eastAsia="Calibri" w:cs="Calibri"/>
-          <w:i/>
-          <w:color w:val="5B6770"/>
-          <w:sz w:val="28"/>
+          <w:rFonts w:ascii="Calibri" w:hAnsi="Calibri"/>
+          <w:b/>
+          <w:i w:val="0"/>
+          <w:color w:val="1F4D78"/>
+          <w:sz w:val="31"/>
         </w:rPr>
-        <w:t>Báo cáo triển khai ingestion, orchestration và Spark transformation</w:t>
+        <w:t>AIRFLOW, NIFI VÀ TÍCH HỢP</w:t>
+        <w:br/>
+        <w:t>PROMOTION API</w:t>
       </w:r>
     </w:p>
-    <w:tbl>
-      <w:tblPr>
-        <w:tblStyle w:val="TableGrid"/>
-        <w:tblW w:type="auto" w:w="0"/>
-        <w:jc w:val="left"/>
-        <w:tblLayout w:type="fixed"/>
-        <w:tblLook w:firstColumn="1" w:firstRow="1" w:lastColumn="0" w:lastRow="0" w:noHBand="0" w:noVBand="1" w:val="04A0"/>
-        <w:tblBorders>
-          <w:top w:val="single" w:sz="4" w:space="0" w:color="D7DBE2"/>
-          <w:left w:val="single" w:sz="4" w:space="0" w:color="D7DBE2"/>
-          <w:bottom w:val="single" w:sz="4" w:space="0" w:color="D7DBE2"/>
-          <w:right w:val="single" w:sz="4" w:space="0" w:color="D7DBE2"/>
-          <w:insideH w:val="single" w:sz="4" w:space="0" w:color="D7DBE2"/>
-          <w:insideV w:val="single" w:sz="4" w:space="0" w:color="D7DBE2"/>
-        </w:tblBorders>
-      </w:tblPr>
-      <w:tblGrid>
-        <w:gridCol w:w="4680"/>
-        <w:gridCol w:w="4680"/>
-      </w:tblGrid>
-      <w:tr>
-        <w:trPr>
-          <w:tblHeader w:val="true"/>
-        </w:trPr>
-        <w:tc>
-          <w:tcPr>
-            <w:tcW w:type="dxa" w:w="2232"/>
-            <w:shd w:fill="F2F4F7"/>
-            <w:tcMar>
-              <w:top w:w="80" w:type="dxa"/>
-              <w:start w:w="120" w:type="dxa"/>
-              <w:bottom w:w="80" w:type="dxa"/>
-              <w:end w:w="120" w:type="dxa"/>
-            </w:tcMar>
-            <w:vAlign w:val="center"/>
-          </w:tcPr>
-          <w:p>
-            <w:pPr>
-              <w:spacing w:after="0"/>
-            </w:pPr>
-            <w:r>
-              <w:rPr>
-                <w:rFonts w:ascii="Calibri" w:hAnsi="Calibri" w:eastAsia="Calibri" w:cs="Calibri"/>
-                <w:b/>
-                <w:color w:val="0B2545"/>
-                <w:sz w:val="21"/>
-              </w:rPr>
-              <w:t>Thông tin</w:t>
-            </w:r>
-          </w:p>
-        </w:tc>
-        <w:tc>
-          <w:tcPr>
-            <w:tcW w:type="dxa" w:w="7128"/>
-            <w:shd w:fill="F2F4F7"/>
-            <w:tcMar>
-              <w:top w:w="80" w:type="dxa"/>
-              <w:start w:w="120" w:type="dxa"/>
-              <w:bottom w:w="80" w:type="dxa"/>
-              <w:end w:w="120" w:type="dxa"/>
-            </w:tcMar>
-            <w:vAlign w:val="center"/>
-          </w:tcPr>
-          <w:p>
-            <w:pPr>
-              <w:spacing w:after="0"/>
-            </w:pPr>
-            <w:r>
-              <w:rPr>
-                <w:rFonts w:ascii="Calibri" w:hAnsi="Calibri" w:eastAsia="Calibri" w:cs="Calibri"/>
-                <w:b/>
-                <w:color w:val="0B2545"/>
-                <w:sz w:val="21"/>
-              </w:rPr>
-              <w:t>Nội dung</w:t>
-            </w:r>
-          </w:p>
-        </w:tc>
-      </w:tr>
-      <w:tr>
-        <w:tc>
-          <w:tcPr>
-            <w:tcW w:type="dxa" w:w="2232"/>
-            <w:tcMar>
-              <w:top w:w="80" w:type="dxa"/>
-              <w:start w:w="120" w:type="dxa"/>
-              <w:bottom w:w="80" w:type="dxa"/>
-              <w:end w:w="120" w:type="dxa"/>
-            </w:tcMar>
-            <w:vAlign w:val="center"/>
-          </w:tcPr>
-          <w:p>
-            <w:pPr>
-              <w:spacing w:after="0" w:line="264" w:lineRule="auto"/>
-            </w:pPr>
-            <w:r>
-              <w:rPr>
-                <w:rFonts w:ascii="Calibri" w:hAnsi="Calibri" w:eastAsia="Calibri" w:cs="Calibri"/>
-                <w:sz w:val="20"/>
-              </w:rPr>
-              <w:t>Dự án</w:t>
-            </w:r>
-          </w:p>
-        </w:tc>
-        <w:tc>
-          <w:tcPr>
-            <w:tcW w:type="dxa" w:w="7128"/>
-            <w:tcMar>
-              <w:top w:w="80" w:type="dxa"/>
-              <w:start w:w="120" w:type="dxa"/>
-              <w:bottom w:w="80" w:type="dxa"/>
-              <w:end w:w="120" w:type="dxa"/>
-            </w:tcMar>
-            <w:vAlign w:val="center"/>
-          </w:tcPr>
-          <w:p>
-            <w:pPr>
-              <w:spacing w:after="0" w:line="264" w:lineRule="auto"/>
-            </w:pPr>
-            <w:r>
-              <w:rPr>
-                <w:rFonts w:ascii="Calibri" w:hAnsi="Calibri" w:eastAsia="Calibri" w:cs="Calibri"/>
-                <w:sz w:val="20"/>
-              </w:rPr>
-              <w:t>DE Genesis - Dự án Data Engineering</w:t>
-            </w:r>
-          </w:p>
-        </w:tc>
-      </w:tr>
-      <w:tr>
-        <w:tc>
-          <w:tcPr>
-            <w:tcW w:type="dxa" w:w="2232"/>
-            <w:tcMar>
-              <w:top w:w="80" w:type="dxa"/>
-              <w:start w:w="120" w:type="dxa"/>
-              <w:bottom w:w="80" w:type="dxa"/>
-              <w:end w:w="120" w:type="dxa"/>
-            </w:tcMar>
-            <w:vAlign w:val="center"/>
-          </w:tcPr>
-          <w:p>
-            <w:pPr>
-              <w:spacing w:after="0" w:line="264" w:lineRule="auto"/>
-            </w:pPr>
-            <w:r>
-              <w:rPr>
-                <w:rFonts w:ascii="Calibri" w:hAnsi="Calibri" w:eastAsia="Calibri" w:cs="Calibri"/>
-                <w:sz w:val="20"/>
-              </w:rPr>
-              <w:t>Tuần báo cáo</w:t>
-            </w:r>
-          </w:p>
-        </w:tc>
-        <w:tc>
-          <w:tcPr>
-            <w:tcW w:type="dxa" w:w="7128"/>
-            <w:tcMar>
-              <w:top w:w="80" w:type="dxa"/>
-              <w:start w:w="120" w:type="dxa"/>
-              <w:bottom w:w="80" w:type="dxa"/>
-              <w:end w:w="120" w:type="dxa"/>
-            </w:tcMar>
-            <w:vAlign w:val="center"/>
-          </w:tcPr>
-          <w:p>
-            <w:pPr>
-              <w:spacing w:after="0" w:line="264" w:lineRule="auto"/>
-            </w:pPr>
-            <w:r>
-              <w:rPr>
-                <w:rFonts w:ascii="Calibri" w:hAnsi="Calibri" w:eastAsia="Calibri" w:cs="Calibri"/>
-                <w:sz w:val="20"/>
-              </w:rPr>
-              <w:t>Tuần 5</w:t>
-            </w:r>
-          </w:p>
-        </w:tc>
-      </w:tr>
-      <w:tr>
-        <w:tc>
-          <w:tcPr>
-            <w:tcW w:type="dxa" w:w="2232"/>
-            <w:tcMar>
-              <w:top w:w="80" w:type="dxa"/>
-              <w:start w:w="120" w:type="dxa"/>
-              <w:bottom w:w="80" w:type="dxa"/>
-              <w:end w:w="120" w:type="dxa"/>
-            </w:tcMar>
-            <w:vAlign w:val="center"/>
-          </w:tcPr>
-          <w:p>
-            <w:pPr>
-              <w:spacing w:after="0" w:line="264" w:lineRule="auto"/>
-            </w:pPr>
-            <w:r>
-              <w:rPr>
-                <w:rFonts w:ascii="Calibri" w:hAnsi="Calibri" w:eastAsia="Calibri" w:cs="Calibri"/>
-                <w:sz w:val="20"/>
-              </w:rPr>
-              <w:t>Đơn vị phụ trách</w:t>
-            </w:r>
-          </w:p>
-        </w:tc>
-        <w:tc>
-          <w:tcPr>
-            <w:tcW w:type="dxa" w:w="7128"/>
-            <w:tcMar>
-              <w:top w:w="80" w:type="dxa"/>
-              <w:start w:w="120" w:type="dxa"/>
-              <w:bottom w:w="80" w:type="dxa"/>
-              <w:end w:w="120" w:type="dxa"/>
-            </w:tcMar>
-            <w:vAlign w:val="center"/>
-          </w:tcPr>
-          <w:p>
-            <w:pPr>
-              <w:spacing w:after="0" w:line="264" w:lineRule="auto"/>
-            </w:pPr>
-            <w:r>
-              <w:rPr>
-                <w:rFonts w:ascii="Calibri" w:hAnsi="Calibri" w:eastAsia="Calibri" w:cs="Calibri"/>
-                <w:sz w:val="20"/>
-              </w:rPr>
-              <w:t>Nhóm dự án DE Genesis</w:t>
-            </w:r>
-          </w:p>
-        </w:tc>
-      </w:tr>
-      <w:tr>
-        <w:tc>
-          <w:tcPr>
-            <w:tcW w:type="dxa" w:w="2232"/>
-            <w:tcMar>
-              <w:top w:w="80" w:type="dxa"/>
-              <w:start w:w="120" w:type="dxa"/>
-              <w:bottom w:w="80" w:type="dxa"/>
-              <w:end w:w="120" w:type="dxa"/>
-            </w:tcMar>
-            <w:vAlign w:val="center"/>
-          </w:tcPr>
-          <w:p>
-            <w:pPr>
-              <w:spacing w:after="0" w:line="264" w:lineRule="auto"/>
-            </w:pPr>
-            <w:r>
-              <w:rPr>
-                <w:rFonts w:ascii="Calibri" w:hAnsi="Calibri" w:eastAsia="Calibri" w:cs="Calibri"/>
-                <w:sz w:val="20"/>
-              </w:rPr>
-              <w:t>Người thực hiện</w:t>
-            </w:r>
-          </w:p>
-        </w:tc>
-        <w:tc>
-          <w:tcPr>
-            <w:tcW w:type="dxa" w:w="7128"/>
-            <w:tcMar>
-              <w:top w:w="80" w:type="dxa"/>
-              <w:start w:w="120" w:type="dxa"/>
-              <w:bottom w:w="80" w:type="dxa"/>
-              <w:end w:w="120" w:type="dxa"/>
-            </w:tcMar>
-            <w:vAlign w:val="center"/>
-          </w:tcPr>
-          <w:p>
-            <w:pPr>
-              <w:spacing w:after="0" w:line="264" w:lineRule="auto"/>
-            </w:pPr>
-            <w:r>
-              <w:rPr>
-                <w:rFonts w:ascii="Calibri" w:hAnsi="Calibri" w:eastAsia="Calibri" w:cs="Calibri"/>
-                <w:sz w:val="20"/>
-              </w:rPr>
-              <w:t>Datt106</w:t>
-            </w:r>
-          </w:p>
-        </w:tc>
-      </w:tr>
-      <w:tr>
-        <w:tc>
-          <w:tcPr>
-            <w:tcW w:type="dxa" w:w="2232"/>
-            <w:tcMar>
-              <w:top w:w="80" w:type="dxa"/>
-              <w:start w:w="120" w:type="dxa"/>
-              <w:bottom w:w="80" w:type="dxa"/>
-              <w:end w:w="120" w:type="dxa"/>
-            </w:tcMar>
-            <w:vAlign w:val="center"/>
-          </w:tcPr>
-          <w:p>
-            <w:pPr>
-              <w:spacing w:after="0" w:line="264" w:lineRule="auto"/>
-            </w:pPr>
-            <w:r>
-              <w:rPr>
-                <w:rFonts w:ascii="Calibri" w:hAnsi="Calibri" w:eastAsia="Calibri" w:cs="Calibri"/>
-                <w:sz w:val="20"/>
-              </w:rPr>
-              <w:t>Ngày báo cáo</w:t>
-            </w:r>
-          </w:p>
-        </w:tc>
-        <w:tc>
-          <w:tcPr>
-            <w:tcW w:type="dxa" w:w="7128"/>
-            <w:tcMar>
-              <w:top w:w="80" w:type="dxa"/>
-              <w:start w:w="120" w:type="dxa"/>
-              <w:bottom w:w="80" w:type="dxa"/>
-              <w:end w:w="120" w:type="dxa"/>
-            </w:tcMar>
-            <w:vAlign w:val="center"/>
-          </w:tcPr>
-          <w:p>
-            <w:pPr>
-              <w:spacing w:after="0" w:line="264" w:lineRule="auto"/>
-            </w:pPr>
-            <w:r>
-              <w:rPr>
-                <w:rFonts w:ascii="Calibri" w:hAnsi="Calibri" w:eastAsia="Calibri" w:cs="Calibri"/>
-                <w:sz w:val="20"/>
-              </w:rPr>
-              <w:t>24/07/2026</w:t>
-            </w:r>
-          </w:p>
-        </w:tc>
-      </w:tr>
-      <w:tr>
-        <w:tc>
-          <w:tcPr>
-            <w:tcW w:type="dxa" w:w="2232"/>
-            <w:tcMar>
-              <w:top w:w="80" w:type="dxa"/>
-              <w:start w:w="120" w:type="dxa"/>
-              <w:bottom w:w="80" w:type="dxa"/>
-              <w:end w:w="120" w:type="dxa"/>
-            </w:tcMar>
-            <w:vAlign w:val="center"/>
-          </w:tcPr>
-          <w:p>
-            <w:pPr>
-              <w:spacing w:after="0" w:line="264" w:lineRule="auto"/>
-            </w:pPr>
-            <w:r>
-              <w:rPr>
-                <w:rFonts w:ascii="Calibri" w:hAnsi="Calibri" w:eastAsia="Calibri" w:cs="Calibri"/>
-                <w:sz w:val="20"/>
-              </w:rPr>
-              <w:t>Trạng thái</w:t>
-            </w:r>
-          </w:p>
-        </w:tc>
-        <w:tc>
-          <w:tcPr>
-            <w:tcW w:type="dxa" w:w="7128"/>
-            <w:tcMar>
-              <w:top w:w="80" w:type="dxa"/>
-              <w:start w:w="120" w:type="dxa"/>
-              <w:bottom w:w="80" w:type="dxa"/>
-              <w:end w:w="120" w:type="dxa"/>
-            </w:tcMar>
-            <w:vAlign w:val="center"/>
-          </w:tcPr>
-          <w:p>
-            <w:pPr>
-              <w:spacing w:after="0" w:line="264" w:lineRule="auto"/>
-            </w:pPr>
-            <w:r>
-              <w:rPr>
-                <w:rFonts w:ascii="Calibri" w:hAnsi="Calibri" w:eastAsia="Calibri" w:cs="Calibri"/>
-                <w:sz w:val="20"/>
-              </w:rPr>
-              <w:t>Hoàn thành mã nguồn, test tự động và nghiệm thu tích hợp local</w:t>
-            </w:r>
-          </w:p>
-        </w:tc>
-      </w:tr>
-    </w:tbl>
     <w:p>
       <w:pPr>
         <w:spacing w:after="80"/>
+        <w:jc w:val="center"/>
       </w:pPr>
+      <w:r>
+        <w:rPr>
+          <w:rFonts w:ascii="Calibri" w:hAnsi="Calibri"/>
+          <w:b/>
+          <w:i w:val="0"/>
+          <w:color w:val="5A636E"/>
+          <w:sz w:val="21"/>
+        </w:rPr>
+        <w:t xml:space="preserve">Dự án: </w:t>
+      </w:r>
+      <w:r>
+        <w:rPr>
+          <w:rFonts w:ascii="Calibri" w:hAnsi="Calibri"/>
+          <w:b w:val="0"/>
+          <w:i w:val="0"/>
+          <w:color w:val="000000"/>
+          <w:sz w:val="21"/>
+        </w:rPr>
+        <w:t>DE Genesis - Lộ trình thực hành Data Engineering</w:t>
+      </w:r>
     </w:p>
-    <w:tbl>
-      <w:tblPr>
-        <w:tblW w:type="auto" w:w="0"/>
-        <w:jc w:val="left"/>
-        <w:tblLook w:firstColumn="1" w:firstRow="1" w:lastColumn="0" w:lastRow="0" w:noHBand="0" w:noVBand="1" w:val="04A0"/>
-        <w:tblBorders>
-          <w:top w:val="single" w:sz="4" w:space="0" w:color="CED6E0"/>
-          <w:left w:val="single" w:sz="4" w:space="0" w:color="CED6E0"/>
-          <w:bottom w:val="single" w:sz="4" w:space="0" w:color="CED6E0"/>
-          <w:right w:val="single" w:sz="4" w:space="0" w:color="CED6E0"/>
-          <w:insideH w:val="single" w:sz="4" w:space="0" w:color="CED6E0"/>
-          <w:insideV w:val="single" w:sz="4" w:space="0" w:color="CED6E0"/>
-        </w:tblBorders>
-      </w:tblPr>
-      <w:tblGrid>
-        <w:gridCol w:w="9360"/>
-      </w:tblGrid>
-      <w:tr>
-        <w:trPr>
-          <w:tblHeader w:val="true"/>
-        </w:trPr>
-        <w:tc>
-          <w:tcPr>
-            <w:tcW w:type="dxa" w:w="9360"/>
-            <w:shd w:fill="F4F6F9"/>
-            <w:tcMar>
-              <w:top w:w="120" w:type="dxa"/>
-              <w:start w:w="160" w:type="dxa"/>
-              <w:bottom w:w="120" w:type="dxa"/>
-              <w:end w:w="160" w:type="dxa"/>
-            </w:tcMar>
-          </w:tcPr>
-          <w:p>
-            <w:pPr>
-              <w:spacing w:after="60"/>
-            </w:pPr>
-            <w:r>
-              <w:rPr>
-                <w:rFonts w:ascii="Calibri" w:hAnsi="Calibri" w:eastAsia="Calibri" w:cs="Calibri"/>
-                <w:b/>
-                <w:color w:val="0B2545"/>
-                <w:sz w:val="22"/>
-              </w:rPr>
-              <w:t>Thông điệp chính</w:t>
-            </w:r>
-          </w:p>
-          <w:p>
-            <w:pPr>
-              <w:spacing w:after="0" w:line="264" w:lineRule="auto"/>
-            </w:pPr>
-            <w:r>
-              <w:rPr>
-                <w:rFonts w:ascii="Calibri" w:hAnsi="Calibri" w:eastAsia="Calibri" w:cs="Calibri"/>
-                <w:sz w:val="21"/>
-              </w:rPr>
-              <w:t>Tuần 5 xây hai pipeline tương đương trên cùng Promotion API để so sánh Airflow-centric và NiFi-centric, đồng thời giữ một Spark transformation core dùng chung.</w:t>
-            </w:r>
-          </w:p>
-        </w:tc>
-      </w:tr>
-    </w:tbl>
     <w:p>
       <w:pPr>
         <w:spacing w:after="80"/>
+        <w:jc w:val="center"/>
       </w:pPr>
+      <w:r>
+        <w:rPr>
+          <w:rFonts w:ascii="Calibri" w:hAnsi="Calibri"/>
+          <w:b/>
+          <w:i w:val="0"/>
+          <w:color w:val="5A636E"/>
+          <w:sz w:val="21"/>
+        </w:rPr>
+        <w:t xml:space="preserve">Phạm vi: </w:t>
+      </w:r>
+      <w:r>
+        <w:rPr>
+          <w:rFonts w:ascii="Calibri" w:hAnsi="Calibri"/>
+          <w:b w:val="0"/>
+          <w:i w:val="0"/>
+          <w:color w:val="000000"/>
+          <w:sz w:val="21"/>
+        </w:rPr>
+        <w:t>Hai pipeline orchestration và API integration</w:t>
+      </w:r>
     </w:p>
     <w:p>
       <w:pPr>
-        <w:spacing w:after="120" w:line="264" w:lineRule="auto"/>
+        <w:spacing w:after="80"/>
+        <w:jc w:val="center"/>
       </w:pPr>
       <w:r>
         <w:rPr>
-          <w:rFonts w:ascii="Calibri" w:hAnsi="Calibri" w:eastAsia="Calibri" w:cs="Calibri"/>
+          <w:rFonts w:ascii="Calibri" w:hAnsi="Calibri"/>
+          <w:b/>
+          <w:i w:val="0"/>
+          <w:color w:val="5A636E"/>
+          <w:sz w:val="21"/>
+        </w:rPr>
+        <w:t xml:space="preserve">Công nghệ: </w:t>
+      </w:r>
+      <w:r>
+        <w:rPr>
+          <w:rFonts w:ascii="Calibri" w:hAnsi="Calibri"/>
+          <w:b w:val="0"/>
+          <w:i w:val="0"/>
+          <w:color w:val="000000"/>
+          <w:sz w:val="21"/>
+        </w:rPr>
+        <w:t>FastAPI, PostgreSQL, Airflow 2.9.3, NiFi 1.27.0, Spark 3.5.1</w:t>
+      </w:r>
+    </w:p>
+    <w:p>
+      <w:pPr>
+        <w:spacing w:after="80"/>
+        <w:jc w:val="center"/>
+      </w:pPr>
+      <w:r>
+        <w:rPr>
+          <w:rFonts w:ascii="Calibri" w:hAnsi="Calibri"/>
+          <w:b/>
+          <w:i w:val="0"/>
+          <w:color w:val="5A636E"/>
+          <w:sz w:val="21"/>
+        </w:rPr>
+        <w:t xml:space="preserve">Ngày đồng bộ: </w:t>
+      </w:r>
+      <w:r>
+        <w:rPr>
+          <w:rFonts w:ascii="Calibri" w:hAnsi="Calibri"/>
+          <w:b w:val="0"/>
+          <w:i w:val="0"/>
+          <w:color w:val="000000"/>
+          <w:sz w:val="21"/>
+        </w:rPr>
+        <w:t>14/08/2026</w:t>
+      </w:r>
+    </w:p>
+    <w:p>
+      <w:pPr>
+        <w:spacing w:before="920"/>
+        <w:jc w:val="center"/>
+      </w:pPr>
+      <w:r>
+        <w:rPr>
+          <w:rFonts w:ascii="Calibri" w:hAnsi="Calibri"/>
+          <w:b w:val="0"/>
           <w:i/>
+          <w:color w:val="5A636E"/>
+          <w:sz w:val="19"/>
         </w:rPr>
-        <w:t>Tài liệu tổng hợp mục tiêu, phạm vi, thiết kế kỹ thuật, kết quả triển khai, bằng chứng kiểm thử, rủi ro còn lại và kế hoạch phát triển tiếp theo của dự án.</w:t>
+        <w:t>Báo cáo dựa trên mã nguồn và bằng chứng kiểm thử trong repo.</w:t>
       </w:r>
     </w:p>
     <w:p>
@@ -517,98 +207,3007 @@
         <w:pStyle w:val="Heading1"/>
       </w:pPr>
       <w:r>
-        <w:t>Mục lục nội dung</w:t>
+        <w:t>1. Tóm tắt điều hành</w:t>
+      </w:r>
+    </w:p>
+    <w:p>
+      <w:r>
+        <w:rPr>
+          <w:rFonts w:ascii="Calibri" w:hAnsi="Calibri"/>
+          <w:b w:val="0"/>
+          <w:i w:val="0"/>
+          <w:color w:val="000000"/>
+          <w:sz w:val="22"/>
+        </w:rPr>
+        <w:t>Tuần 5 triển khai hai pipeline có cùng đầu vào, cùng data contract và cùng Spark transformation core để so sánh hai cách tổ chức luồng dữ liệu. Pipeline thứ nhất đặt Airflow ở trung tâm: Airflow gọi API, ghi raw và điều phối bước biến đổi. Pipeline thứ hai đặt NiFi ở lớp ingestion: NiFi gọi API, ghi raw rồi kích hoạt DAG downstream qua Airflow REST API.</w:t>
+      </w:r>
+    </w:p>
+    <w:p>
+      <w:r>
+        <w:rPr>
+          <w:rFonts w:ascii="Calibri" w:hAnsi="Calibri"/>
+          <w:b w:val="0"/>
+          <w:i w:val="0"/>
+          <w:color w:val="000000"/>
+          <w:sz w:val="22"/>
+        </w:rPr>
+        <w:t>Một pipeline thứ ba đáp ứng bài tập tích hợp đa nguồn của roadmap: Airflow chụp CSV, PostgreSQL và REST API thành snapshot có thể replay; Spark đọc cả ba nguồn, tạo hai data mart và lưu Parquet kèm báo cáo JSON.</w:t>
+      </w:r>
+    </w:p>
+    <w:p>
+      <w:r>
+        <w:rPr>
+          <w:rFonts w:ascii="Calibri" w:hAnsi="Calibri"/>
+          <w:b w:val="0"/>
+          <w:i w:val="0"/>
+          <w:color w:val="000000"/>
+          <w:sz w:val="22"/>
+        </w:rPr>
+        <w:t xml:space="preserve">Nguồn dữ liệu là Promotion API mô phỏng chạy local bằng FastAPI. API tạo 250 chương trình khuyến mại từ các </w:t>
+      </w:r>
+      <w:r>
+        <w:rPr>
+          <w:rFonts w:ascii="Consolas" w:hAnsi="Consolas"/>
+          <w:b w:val="0"/>
+          <w:i w:val="0"/>
+          <w:color w:val="1F4D78"/>
+          <w:sz w:val="19"/>
+        </w:rPr>
+        <w:t>product_id</w:t>
+      </w:r>
+      <w:r>
+        <w:rPr>
+          <w:rFonts w:ascii="Calibri" w:hAnsi="Calibri"/>
+          <w:b w:val="0"/>
+          <w:i w:val="0"/>
+          <w:color w:val="000000"/>
+          <w:sz w:val="22"/>
+        </w:rPr>
+        <w:t xml:space="preserve"> thật trong bộ dữ liệu Olist. Thiết kế này tránh phụ thuộc Internet, rate limit bên ngoài hoặc thay đổi contract của bên thứ ba, đồng thời vẫn cho phép tái tạo các lỗi HTTP 429, HTTP 500, timeout, JSON sai cấu trúc, bản ghi lỗi và bản ghi trùng.</w:t>
+      </w:r>
+    </w:p>
+    <w:p>
+      <w:r>
+        <w:rPr>
+          <w:rFonts w:ascii="Calibri" w:hAnsi="Calibri"/>
+          <w:b w:val="0"/>
+          <w:i w:val="0"/>
+          <w:color w:val="000000"/>
+          <w:sz w:val="22"/>
+        </w:rPr>
+        <w:t>Kết quả triển khai bao gồm mock API, ba schema PostgreSQL, ba DAG Airflow, hai Spark job, blueprint NiFi v2 có thể tự cấu hình, adapter REST API key/OAuth2 và SOAP, các script đối chiếu, 37 test tự động và tài liệu vận hành tiếng Việt. Watermark chỉ được cập nhật sau khi Spark và quality checks thành công.</w:t>
+      </w:r>
+    </w:p>
+    <w:p>
+      <w:pPr>
+        <w:pStyle w:val="Heading1"/>
+      </w:pPr>
+      <w:r>
+        <w:t>2. Mục tiêu và phạm vi</w:t>
+      </w:r>
+    </w:p>
+    <w:p>
+      <w:pPr>
+        <w:pStyle w:val="Heading2"/>
+      </w:pPr>
+      <w:r>
+        <w:t>2.1 Mục tiêu</w:t>
+      </w:r>
+    </w:p>
+    <w:p>
+      <w:pPr>
+        <w:pStyle w:val="ListBullet"/>
+      </w:pPr>
+      <w:r>
+        <w:rPr>
+          <w:rFonts w:ascii="Calibri" w:hAnsi="Calibri"/>
+          <w:b w:val="0"/>
+          <w:i w:val="0"/>
+          <w:color w:val="000000"/>
+          <w:sz w:val="22"/>
+        </w:rPr>
+        <w:t>Hiểu ranh giới giữa ingestion, orchestration và transformation.</w:t>
+      </w:r>
+    </w:p>
+    <w:p>
+      <w:pPr>
+        <w:pStyle w:val="ListBullet"/>
+      </w:pPr>
+      <w:r>
+        <w:rPr>
+          <w:rFonts w:ascii="Calibri" w:hAnsi="Calibri"/>
+          <w:b w:val="0"/>
+          <w:i w:val="0"/>
+          <w:color w:val="000000"/>
+          <w:sz w:val="22"/>
+        </w:rPr>
+        <w:t>Xử lý API phân trang, timeout, retry và response không hợp lệ.</w:t>
+      </w:r>
+    </w:p>
+    <w:p>
+      <w:pPr>
+        <w:pStyle w:val="ListBullet"/>
+      </w:pPr>
+      <w:r>
+        <w:rPr>
+          <w:rFonts w:ascii="Calibri" w:hAnsi="Calibri"/>
+          <w:b w:val="0"/>
+          <w:i w:val="0"/>
+          <w:color w:val="000000"/>
+          <w:sz w:val="22"/>
+        </w:rPr>
+        <w:t>Thiết kế DAG có dependency, retry, timeout và idempotency.</w:t>
+      </w:r>
+    </w:p>
+    <w:p>
+      <w:pPr>
+        <w:pStyle w:val="ListBullet"/>
+      </w:pPr>
+      <w:r>
+        <w:rPr>
+          <w:rFonts w:ascii="Calibri" w:hAnsi="Calibri"/>
+          <w:b w:val="0"/>
+          <w:i w:val="0"/>
+          <w:color w:val="000000"/>
+          <w:sz w:val="22"/>
+        </w:rPr>
+        <w:t>Kích hoạt DAG qua Airflow REST API.</w:t>
+      </w:r>
+    </w:p>
+    <w:p>
+      <w:pPr>
+        <w:pStyle w:val="ListBullet"/>
+      </w:pPr>
+      <w:r>
+        <w:rPr>
+          <w:rFonts w:ascii="Calibri" w:hAnsi="Calibri"/>
+          <w:b w:val="0"/>
+          <w:i w:val="0"/>
+          <w:color w:val="000000"/>
+          <w:sz w:val="22"/>
+        </w:rPr>
+        <w:t>Dùng một Spark core cho nhiều nguồn ingestion.</w:t>
+      </w:r>
+    </w:p>
+    <w:p>
+      <w:pPr>
+        <w:pStyle w:val="ListBullet"/>
+      </w:pPr>
+      <w:r>
+        <w:rPr>
+          <w:rFonts w:ascii="Calibri" w:hAnsi="Calibri"/>
+          <w:b w:val="0"/>
+          <w:i w:val="0"/>
+          <w:color w:val="000000"/>
+          <w:sz w:val="22"/>
+        </w:rPr>
+        <w:t>Quản lý dữ liệu theo các tầng raw, control và curated.</w:t>
+      </w:r>
+    </w:p>
+    <w:p>
+      <w:pPr>
+        <w:pStyle w:val="ListBullet"/>
+      </w:pPr>
+      <w:r>
+        <w:rPr>
+          <w:rFonts w:ascii="Calibri" w:hAnsi="Calibri"/>
+          <w:b w:val="0"/>
+          <w:i w:val="0"/>
+          <w:color w:val="000000"/>
+          <w:sz w:val="22"/>
+        </w:rPr>
+        <w:t>Đối soát hai pipeline trên cùng input.</w:t>
+      </w:r>
+    </w:p>
+    <w:p>
+      <w:pPr>
+        <w:pStyle w:val="ListBullet"/>
+      </w:pPr>
+      <w:r>
+        <w:rPr>
+          <w:rFonts w:ascii="Calibri" w:hAnsi="Calibri"/>
+          <w:b w:val="0"/>
+          <w:i w:val="0"/>
+          <w:color w:val="000000"/>
+          <w:sz w:val="22"/>
+        </w:rPr>
+        <w:t>Tích hợp thật ở mức lab ba nguồn CSV, PostgreSQL và REST API qua Spark.</w:t>
+      </w:r>
+    </w:p>
+    <w:p>
+      <w:pPr>
+        <w:pStyle w:val="ListBullet"/>
+      </w:pPr>
+      <w:r>
+        <w:rPr>
+          <w:rFonts w:ascii="Calibri" w:hAnsi="Calibri"/>
+          <w:b w:val="0"/>
+          <w:i w:val="0"/>
+          <w:color w:val="000000"/>
+          <w:sz w:val="22"/>
+        </w:rPr>
+        <w:t>Mô hình hóa contract API key, OAuth2 Client Credentials và SOAP bằng fixture.</w:t>
+      </w:r>
+    </w:p>
+    <w:p>
+      <w:pPr>
+        <w:pStyle w:val="Heading2"/>
+      </w:pPr>
+      <w:r>
+        <w:t>2.2 Ngoài phạm vi</w:t>
+      </w:r>
+    </w:p>
+    <w:p>
+      <w:pPr>
+        <w:pStyle w:val="ListBullet"/>
+      </w:pPr>
+      <w:r>
+        <w:rPr>
+          <w:rFonts w:ascii="Calibri" w:hAnsi="Calibri"/>
+          <w:b w:val="0"/>
+          <w:i w:val="0"/>
+          <w:color w:val="000000"/>
+          <w:sz w:val="22"/>
+        </w:rPr>
+        <w:t>Không triển khai Kubernetes hoặc distributed executor.</w:t>
+      </w:r>
+    </w:p>
+    <w:p>
+      <w:pPr>
+        <w:pStyle w:val="ListBullet"/>
+      </w:pPr>
+      <w:r>
+        <w:rPr>
+          <w:rFonts w:ascii="Calibri" w:hAnsi="Calibri"/>
+          <w:b w:val="0"/>
+          <w:i w:val="0"/>
+          <w:color w:val="000000"/>
+          <w:sz w:val="22"/>
+        </w:rPr>
+        <w:t>Không dùng credential và secret backend production.</w:t>
+      </w:r>
+    </w:p>
+    <w:p>
+      <w:pPr>
+        <w:pStyle w:val="ListBullet"/>
+      </w:pPr>
+      <w:r>
+        <w:rPr>
+          <w:rFonts w:ascii="Calibri" w:hAnsi="Calibri"/>
+          <w:b w:val="0"/>
+          <w:i w:val="0"/>
+          <w:color w:val="000000"/>
+          <w:sz w:val="22"/>
+        </w:rPr>
+        <w:t>Không xây monitoring/alerting hoàn chỉnh; nội dung này thuộc tuần 6.</w:t>
+      </w:r>
+    </w:p>
+    <w:p>
+      <w:pPr>
+        <w:pStyle w:val="ListBullet"/>
+      </w:pPr>
+      <w:r>
+        <w:rPr>
+          <w:rFonts w:ascii="Calibri" w:hAnsi="Calibri"/>
+          <w:b w:val="0"/>
+          <w:i w:val="0"/>
+          <w:color w:val="000000"/>
+          <w:sz w:val="22"/>
+        </w:rPr>
+        <w:t>Không coi Basic Auth và tài khoản mặc định là cấu hình production.</w:t>
+      </w:r>
+    </w:p>
+    <w:p>
+      <w:pPr>
+        <w:pStyle w:val="Heading1"/>
+      </w:pPr>
+      <w:r>
+        <w:t>3. Các quyết định thiết kế đã phê duyệt</w:t>
+      </w:r>
+    </w:p>
+    <w:tbl>
+      <w:tblPr>
+        <w:tblStyle w:val="TableGrid"/>
+        <w:tblW w:type="dxa" w:w="9360"/>
+        <w:jc w:val="left"/>
+        <w:tblLayout w:type="fixed"/>
+        <w:tblLook w:firstColumn="1" w:firstRow="1" w:lastColumn="0" w:lastRow="0" w:noHBand="0" w:noVBand="1" w:val="04A0"/>
+        <w:tblInd w:w="120" w:type="dxa"/>
+      </w:tblPr>
+      <w:tblGrid>
+        <w:gridCol w:w="1800"/>
+        <w:gridCol w:w="3300"/>
+        <w:gridCol w:w="4260"/>
+      </w:tblGrid>
+      <w:tr>
+        <w:trPr>
+          <w:tblHeader w:val="true"/>
+        </w:trPr>
+        <w:tc>
+          <w:tcPr>
+            <w:tcW w:type="dxa" w:w="1800"/>
+            <w:shd w:fill="2E74B5"/>
+            <w:vAlign w:val="center"/>
+            <w:tcMar>
+              <w:top w:w="80" w:type="dxa"/>
+              <w:start w:w="120" w:type="dxa"/>
+              <w:bottom w:w="80" w:type="dxa"/>
+              <w:end w:w="120" w:type="dxa"/>
+            </w:tcMar>
+          </w:tcPr>
+          <w:p>
+            <w:pPr>
+              <w:spacing w:after="0" w:line="252" w:lineRule="auto"/>
+            </w:pPr>
+            <w:r/>
+            <w:r>
+              <w:rPr>
+                <w:rFonts w:ascii="Calibri" w:hAnsi="Calibri"/>
+                <w:b/>
+                <w:i w:val="0"/>
+                <w:color w:val="FFFFFF"/>
+                <w:sz w:val="19"/>
+              </w:rPr>
+              <w:t>Mã</w:t>
+            </w:r>
+          </w:p>
+        </w:tc>
+        <w:tc>
+          <w:tcPr>
+            <w:tcW w:type="dxa" w:w="3300"/>
+            <w:shd w:fill="2E74B5"/>
+            <w:vAlign w:val="center"/>
+            <w:tcMar>
+              <w:top w:w="80" w:type="dxa"/>
+              <w:start w:w="120" w:type="dxa"/>
+              <w:bottom w:w="80" w:type="dxa"/>
+              <w:end w:w="120" w:type="dxa"/>
+            </w:tcMar>
+          </w:tcPr>
+          <w:p>
+            <w:pPr>
+              <w:spacing w:after="0" w:line="252" w:lineRule="auto"/>
+            </w:pPr>
+            <w:r/>
+            <w:r>
+              <w:rPr>
+                <w:rFonts w:ascii="Calibri" w:hAnsi="Calibri"/>
+                <w:b/>
+                <w:i w:val="0"/>
+                <w:color w:val="FFFFFF"/>
+                <w:sz w:val="19"/>
+              </w:rPr>
+              <w:t>Quyết định</w:t>
+            </w:r>
+          </w:p>
+        </w:tc>
+        <w:tc>
+          <w:tcPr>
+            <w:tcW w:type="dxa" w:w="4260"/>
+            <w:shd w:fill="2E74B5"/>
+            <w:vAlign w:val="center"/>
+            <w:tcMar>
+              <w:top w:w="80" w:type="dxa"/>
+              <w:start w:w="120" w:type="dxa"/>
+              <w:bottom w:w="80" w:type="dxa"/>
+              <w:end w:w="120" w:type="dxa"/>
+            </w:tcMar>
+          </w:tcPr>
+          <w:p>
+            <w:pPr>
+              <w:spacing w:after="0" w:line="252" w:lineRule="auto"/>
+            </w:pPr>
+            <w:r/>
+            <w:r>
+              <w:rPr>
+                <w:rFonts w:ascii="Calibri" w:hAnsi="Calibri"/>
+                <w:b/>
+                <w:i w:val="0"/>
+                <w:color w:val="FFFFFF"/>
+                <w:sz w:val="19"/>
+              </w:rPr>
+              <w:t>Cách hiện thực</w:t>
+            </w:r>
+          </w:p>
+        </w:tc>
+      </w:tr>
+      <w:tr>
+        <w:tc>
+          <w:tcPr>
+            <w:tcW w:type="dxa" w:w="1800"/>
+            <w:vAlign w:val="center"/>
+            <w:tcMar>
+              <w:top w:w="80" w:type="dxa"/>
+              <w:start w:w="120" w:type="dxa"/>
+              <w:bottom w:w="80" w:type="dxa"/>
+              <w:end w:w="120" w:type="dxa"/>
+            </w:tcMar>
+          </w:tcPr>
+          <w:p>
+            <w:pPr>
+              <w:spacing w:after="0" w:line="252" w:lineRule="auto"/>
+            </w:pPr>
+            <w:r/>
+            <w:r>
+              <w:rPr>
+                <w:rFonts w:ascii="Calibri" w:hAnsi="Calibri"/>
+                <w:b w:val="0"/>
+                <w:i w:val="0"/>
+                <w:color w:val="000000"/>
+                <w:sz w:val="19"/>
+              </w:rPr>
+              <w:t>A3</w:t>
+            </w:r>
+          </w:p>
+        </w:tc>
+        <w:tc>
+          <w:tcPr>
+            <w:tcW w:type="dxa" w:w="3300"/>
+            <w:vAlign w:val="center"/>
+            <w:tcMar>
+              <w:top w:w="80" w:type="dxa"/>
+              <w:start w:w="120" w:type="dxa"/>
+              <w:bottom w:w="80" w:type="dxa"/>
+              <w:end w:w="120" w:type="dxa"/>
+            </w:tcMar>
+          </w:tcPr>
+          <w:p>
+            <w:pPr>
+              <w:spacing w:after="0" w:line="252" w:lineRule="auto"/>
+            </w:pPr>
+            <w:r/>
+            <w:r>
+              <w:rPr>
+                <w:rFonts w:ascii="Calibri" w:hAnsi="Calibri"/>
+                <w:b w:val="0"/>
+                <w:i w:val="0"/>
+                <w:color w:val="000000"/>
+                <w:sz w:val="19"/>
+              </w:rPr>
+              <w:t>Hai pipeline để so sánh</w:t>
+            </w:r>
+          </w:p>
+        </w:tc>
+        <w:tc>
+          <w:tcPr>
+            <w:tcW w:type="dxa" w:w="4260"/>
+            <w:vAlign w:val="center"/>
+            <w:tcMar>
+              <w:top w:w="80" w:type="dxa"/>
+              <w:start w:w="120" w:type="dxa"/>
+              <w:bottom w:w="80" w:type="dxa"/>
+              <w:end w:w="120" w:type="dxa"/>
+            </w:tcMar>
+          </w:tcPr>
+          <w:p>
+            <w:pPr>
+              <w:spacing w:after="0" w:line="252" w:lineRule="auto"/>
+            </w:pPr>
+            <w:r/>
+            <w:r>
+              <w:rPr>
+                <w:rFonts w:ascii="Calibri" w:hAnsi="Calibri"/>
+                <w:b w:val="0"/>
+                <w:i w:val="0"/>
+                <w:color w:val="000000"/>
+                <w:sz w:val="19"/>
+              </w:rPr>
+              <w:t>Airflow-centric và NiFi-centric</w:t>
+            </w:r>
+          </w:p>
+        </w:tc>
+      </w:tr>
+      <w:tr>
+        <w:tc>
+          <w:tcPr>
+            <w:tcW w:type="dxa" w:w="1800"/>
+            <w:vAlign w:val="center"/>
+            <w:tcMar>
+              <w:top w:w="80" w:type="dxa"/>
+              <w:start w:w="120" w:type="dxa"/>
+              <w:bottom w:w="80" w:type="dxa"/>
+              <w:end w:w="120" w:type="dxa"/>
+            </w:tcMar>
+          </w:tcPr>
+          <w:p>
+            <w:pPr>
+              <w:spacing w:after="0" w:line="252" w:lineRule="auto"/>
+            </w:pPr>
+            <w:r/>
+            <w:r>
+              <w:rPr>
+                <w:rFonts w:ascii="Calibri" w:hAnsi="Calibri"/>
+                <w:b w:val="0"/>
+                <w:i w:val="0"/>
+                <w:color w:val="000000"/>
+                <w:sz w:val="19"/>
+              </w:rPr>
+              <w:t>B2</w:t>
+            </w:r>
+          </w:p>
+        </w:tc>
+        <w:tc>
+          <w:tcPr>
+            <w:tcW w:type="dxa" w:w="3300"/>
+            <w:vAlign w:val="center"/>
+            <w:tcMar>
+              <w:top w:w="80" w:type="dxa"/>
+              <w:start w:w="120" w:type="dxa"/>
+              <w:bottom w:w="80" w:type="dxa"/>
+              <w:end w:w="120" w:type="dxa"/>
+            </w:tcMar>
+          </w:tcPr>
+          <w:p>
+            <w:pPr>
+              <w:spacing w:after="0" w:line="252" w:lineRule="auto"/>
+            </w:pPr>
+            <w:r/>
+            <w:r>
+              <w:rPr>
+                <w:rFonts w:ascii="Calibri" w:hAnsi="Calibri"/>
+                <w:b w:val="0"/>
+                <w:i w:val="0"/>
+                <w:color w:val="000000"/>
+                <w:sz w:val="19"/>
+              </w:rPr>
+              <w:t>API mô phỏng local</w:t>
+            </w:r>
+          </w:p>
+        </w:tc>
+        <w:tc>
+          <w:tcPr>
+            <w:tcW w:type="dxa" w:w="4260"/>
+            <w:vAlign w:val="center"/>
+            <w:tcMar>
+              <w:top w:w="80" w:type="dxa"/>
+              <w:start w:w="120" w:type="dxa"/>
+              <w:bottom w:w="80" w:type="dxa"/>
+              <w:end w:w="120" w:type="dxa"/>
+            </w:tcMar>
+          </w:tcPr>
+          <w:p>
+            <w:pPr>
+              <w:spacing w:after="0" w:line="252" w:lineRule="auto"/>
+            </w:pPr>
+            <w:r/>
+            <w:r>
+              <w:rPr>
+                <w:rFonts w:ascii="Calibri" w:hAnsi="Calibri"/>
+                <w:b w:val="0"/>
+                <w:i w:val="0"/>
+                <w:color w:val="000000"/>
+                <w:sz w:val="19"/>
+              </w:rPr>
+              <w:t>FastAPI có seed xác định</w:t>
+            </w:r>
+          </w:p>
+        </w:tc>
+      </w:tr>
+      <w:tr>
+        <w:tc>
+          <w:tcPr>
+            <w:tcW w:type="dxa" w:w="1800"/>
+            <w:vAlign w:val="center"/>
+            <w:tcMar>
+              <w:top w:w="80" w:type="dxa"/>
+              <w:start w:w="120" w:type="dxa"/>
+              <w:bottom w:w="80" w:type="dxa"/>
+              <w:end w:w="120" w:type="dxa"/>
+            </w:tcMar>
+          </w:tcPr>
+          <w:p>
+            <w:pPr>
+              <w:spacing w:after="0" w:line="252" w:lineRule="auto"/>
+            </w:pPr>
+            <w:r/>
+            <w:r>
+              <w:rPr>
+                <w:rFonts w:ascii="Calibri" w:hAnsi="Calibri"/>
+                <w:b w:val="0"/>
+                <w:i w:val="0"/>
+                <w:color w:val="000000"/>
+                <w:sz w:val="19"/>
+              </w:rPr>
+              <w:t>C2</w:t>
+            </w:r>
+          </w:p>
+        </w:tc>
+        <w:tc>
+          <w:tcPr>
+            <w:tcW w:type="dxa" w:w="3300"/>
+            <w:vAlign w:val="center"/>
+            <w:tcMar>
+              <w:top w:w="80" w:type="dxa"/>
+              <w:start w:w="120" w:type="dxa"/>
+              <w:bottom w:w="80" w:type="dxa"/>
+              <w:end w:w="120" w:type="dxa"/>
+            </w:tcMar>
+          </w:tcPr>
+          <w:p>
+            <w:pPr>
+              <w:spacing w:after="0" w:line="252" w:lineRule="auto"/>
+            </w:pPr>
+            <w:r/>
+            <w:r>
+              <w:rPr>
+                <w:rFonts w:ascii="Calibri" w:hAnsi="Calibri"/>
+                <w:b w:val="0"/>
+                <w:i w:val="0"/>
+                <w:color w:val="000000"/>
+                <w:sz w:val="19"/>
+              </w:rPr>
+              <w:t>NiFi trigger Airflow REST</w:t>
+            </w:r>
+          </w:p>
+        </w:tc>
+        <w:tc>
+          <w:tcPr>
+            <w:tcW w:type="dxa" w:w="4260"/>
+            <w:vAlign w:val="center"/>
+            <w:tcMar>
+              <w:top w:w="80" w:type="dxa"/>
+              <w:start w:w="120" w:type="dxa"/>
+              <w:bottom w:w="80" w:type="dxa"/>
+              <w:end w:w="120" w:type="dxa"/>
+            </w:tcMar>
+          </w:tcPr>
+          <w:p>
+            <w:pPr>
+              <w:spacing w:after="0" w:line="252" w:lineRule="auto"/>
+            </w:pPr>
+            <w:r/>
+            <w:r>
+              <w:rPr>
+                <w:rFonts w:ascii="Calibri" w:hAnsi="Calibri"/>
+                <w:b w:val="0"/>
+                <w:i w:val="0"/>
+                <w:color w:val="000000"/>
+                <w:sz w:val="19"/>
+              </w:rPr>
+              <w:t>POST DAG run sau khi raw hoàn tất</w:t>
+            </w:r>
+          </w:p>
+        </w:tc>
+      </w:tr>
+      <w:tr>
+        <w:tc>
+          <w:tcPr>
+            <w:tcW w:type="dxa" w:w="1800"/>
+            <w:vAlign w:val="center"/>
+            <w:tcMar>
+              <w:top w:w="80" w:type="dxa"/>
+              <w:start w:w="120" w:type="dxa"/>
+              <w:bottom w:w="80" w:type="dxa"/>
+              <w:end w:w="120" w:type="dxa"/>
+            </w:tcMar>
+          </w:tcPr>
+          <w:p>
+            <w:pPr>
+              <w:spacing w:after="0" w:line="252" w:lineRule="auto"/>
+            </w:pPr>
+            <w:r/>
+            <w:r>
+              <w:rPr>
+                <w:rFonts w:ascii="Calibri" w:hAnsi="Calibri"/>
+                <w:b w:val="0"/>
+                <w:i w:val="0"/>
+                <w:color w:val="000000"/>
+                <w:sz w:val="19"/>
+              </w:rPr>
+              <w:t>D2</w:t>
+            </w:r>
+          </w:p>
+        </w:tc>
+        <w:tc>
+          <w:tcPr>
+            <w:tcW w:type="dxa" w:w="3300"/>
+            <w:vAlign w:val="center"/>
+            <w:tcMar>
+              <w:top w:w="80" w:type="dxa"/>
+              <w:start w:w="120" w:type="dxa"/>
+              <w:bottom w:w="80" w:type="dxa"/>
+              <w:end w:w="120" w:type="dxa"/>
+            </w:tcMar>
+          </w:tcPr>
+          <w:p>
+            <w:pPr>
+              <w:spacing w:after="0" w:line="252" w:lineRule="auto"/>
+            </w:pPr>
+            <w:r/>
+            <w:r>
+              <w:rPr>
+                <w:rFonts w:ascii="Calibri" w:hAnsi="Calibri"/>
+                <w:b w:val="0"/>
+                <w:i w:val="0"/>
+                <w:color w:val="000000"/>
+                <w:sz w:val="19"/>
+              </w:rPr>
+              <w:t>End-to-end chuẩn</w:t>
+            </w:r>
+          </w:p>
+        </w:tc>
+        <w:tc>
+          <w:tcPr>
+            <w:tcW w:type="dxa" w:w="4260"/>
+            <w:vAlign w:val="center"/>
+            <w:tcMar>
+              <w:top w:w="80" w:type="dxa"/>
+              <w:start w:w="120" w:type="dxa"/>
+              <w:bottom w:w="80" w:type="dxa"/>
+              <w:end w:w="120" w:type="dxa"/>
+            </w:tcMar>
+          </w:tcPr>
+          <w:p>
+            <w:pPr>
+              <w:spacing w:after="0" w:line="252" w:lineRule="auto"/>
+            </w:pPr>
+            <w:r/>
+            <w:r>
+              <w:rPr>
+                <w:rFonts w:ascii="Calibri" w:hAnsi="Calibri"/>
+                <w:b w:val="0"/>
+                <w:i w:val="0"/>
+                <w:color w:val="000000"/>
+                <w:sz w:val="19"/>
+              </w:rPr>
+              <w:t>Raw, curated, audit, test và tài liệu</w:t>
+            </w:r>
+          </w:p>
+        </w:tc>
+      </w:tr>
+      <w:tr>
+        <w:tc>
+          <w:tcPr>
+            <w:tcW w:type="dxa" w:w="1800"/>
+            <w:vAlign w:val="center"/>
+            <w:tcMar>
+              <w:top w:w="80" w:type="dxa"/>
+              <w:start w:w="120" w:type="dxa"/>
+              <w:bottom w:w="80" w:type="dxa"/>
+              <w:end w:w="120" w:type="dxa"/>
+            </w:tcMar>
+          </w:tcPr>
+          <w:p>
+            <w:pPr>
+              <w:spacing w:after="0" w:line="252" w:lineRule="auto"/>
+            </w:pPr>
+            <w:r/>
+            <w:r>
+              <w:rPr>
+                <w:rFonts w:ascii="Calibri" w:hAnsi="Calibri"/>
+                <w:b w:val="0"/>
+                <w:i w:val="0"/>
+                <w:color w:val="000000"/>
+                <w:sz w:val="19"/>
+              </w:rPr>
+              <w:t>E2</w:t>
+            </w:r>
+          </w:p>
+        </w:tc>
+        <w:tc>
+          <w:tcPr>
+            <w:tcW w:type="dxa" w:w="3300"/>
+            <w:vAlign w:val="center"/>
+            <w:tcMar>
+              <w:top w:w="80" w:type="dxa"/>
+              <w:start w:w="120" w:type="dxa"/>
+              <w:bottom w:w="80" w:type="dxa"/>
+              <w:end w:w="120" w:type="dxa"/>
+            </w:tcMar>
+          </w:tcPr>
+          <w:p>
+            <w:pPr>
+              <w:spacing w:after="0" w:line="252" w:lineRule="auto"/>
+            </w:pPr>
+            <w:r/>
+            <w:r>
+              <w:rPr>
+                <w:rFonts w:ascii="Calibri" w:hAnsi="Calibri"/>
+                <w:b w:val="0"/>
+                <w:i w:val="0"/>
+                <w:color w:val="000000"/>
+                <w:sz w:val="19"/>
+              </w:rPr>
+              <w:t>Lưu flow trong repo</w:t>
+            </w:r>
+          </w:p>
+        </w:tc>
+        <w:tc>
+          <w:tcPr>
+            <w:tcW w:type="dxa" w:w="4260"/>
+            <w:vAlign w:val="center"/>
+            <w:tcMar>
+              <w:top w:w="80" w:type="dxa"/>
+              <w:start w:w="120" w:type="dxa"/>
+              <w:bottom w:w="80" w:type="dxa"/>
+              <w:end w:w="120" w:type="dxa"/>
+            </w:tcMar>
+          </w:tcPr>
+          <w:p>
+            <w:pPr>
+              <w:spacing w:after="0" w:line="252" w:lineRule="auto"/>
+            </w:pPr>
+            <w:r/>
+            <w:r>
+              <w:rPr>
+                <w:rFonts w:ascii="Calibri" w:hAnsi="Calibri"/>
+                <w:b w:val="0"/>
+                <w:i w:val="0"/>
+                <w:color w:val="000000"/>
+                <w:sz w:val="19"/>
+              </w:rPr>
+              <w:t>`nifi/flow_definition.json`</w:t>
+            </w:r>
+          </w:p>
+        </w:tc>
+      </w:tr>
+      <w:tr>
+        <w:tc>
+          <w:tcPr>
+            <w:tcW w:type="dxa" w:w="1800"/>
+            <w:vAlign w:val="center"/>
+            <w:tcMar>
+              <w:top w:w="80" w:type="dxa"/>
+              <w:start w:w="120" w:type="dxa"/>
+              <w:bottom w:w="80" w:type="dxa"/>
+              <w:end w:w="120" w:type="dxa"/>
+            </w:tcMar>
+          </w:tcPr>
+          <w:p>
+            <w:pPr>
+              <w:spacing w:after="0" w:line="252" w:lineRule="auto"/>
+            </w:pPr>
+            <w:r/>
+            <w:r>
+              <w:rPr>
+                <w:rFonts w:ascii="Calibri" w:hAnsi="Calibri"/>
+                <w:b w:val="0"/>
+                <w:i w:val="0"/>
+                <w:color w:val="000000"/>
+                <w:sz w:val="19"/>
+              </w:rPr>
+              <w:t>F1</w:t>
+            </w:r>
+          </w:p>
+        </w:tc>
+        <w:tc>
+          <w:tcPr>
+            <w:tcW w:type="dxa" w:w="3300"/>
+            <w:vAlign w:val="center"/>
+            <w:tcMar>
+              <w:top w:w="80" w:type="dxa"/>
+              <w:start w:w="120" w:type="dxa"/>
+              <w:bottom w:w="80" w:type="dxa"/>
+              <w:end w:w="120" w:type="dxa"/>
+            </w:tcMar>
+          </w:tcPr>
+          <w:p>
+            <w:pPr>
+              <w:spacing w:after="0" w:line="252" w:lineRule="auto"/>
+            </w:pPr>
+            <w:r/>
+            <w:r>
+              <w:rPr>
+                <w:rFonts w:ascii="Calibri" w:hAnsi="Calibri"/>
+                <w:b w:val="0"/>
+                <w:i w:val="0"/>
+                <w:color w:val="000000"/>
+                <w:sz w:val="19"/>
+              </w:rPr>
+              <w:t>API chiến dịch sản phẩm</w:t>
+            </w:r>
+          </w:p>
+        </w:tc>
+        <w:tc>
+          <w:tcPr>
+            <w:tcW w:type="dxa" w:w="4260"/>
+            <w:vAlign w:val="center"/>
+            <w:tcMar>
+              <w:top w:w="80" w:type="dxa"/>
+              <w:start w:w="120" w:type="dxa"/>
+              <w:bottom w:w="80" w:type="dxa"/>
+              <w:end w:w="120" w:type="dxa"/>
+            </w:tcMar>
+          </w:tcPr>
+          <w:p>
+            <w:pPr>
+              <w:spacing w:after="0" w:line="252" w:lineRule="auto"/>
+            </w:pPr>
+            <w:r/>
+            <w:r>
+              <w:rPr>
+                <w:rFonts w:ascii="Calibri" w:hAnsi="Calibri"/>
+                <w:b w:val="0"/>
+                <w:i w:val="0"/>
+                <w:color w:val="000000"/>
+                <w:sz w:val="19"/>
+              </w:rPr>
+              <w:t>Promotion theo `product_id` Olist</w:t>
+            </w:r>
+          </w:p>
+        </w:tc>
+      </w:tr>
+      <w:tr>
+        <w:tc>
+          <w:tcPr>
+            <w:tcW w:type="dxa" w:w="1800"/>
+            <w:vAlign w:val="center"/>
+            <w:tcMar>
+              <w:top w:w="80" w:type="dxa"/>
+              <w:start w:w="120" w:type="dxa"/>
+              <w:bottom w:w="80" w:type="dxa"/>
+              <w:end w:w="120" w:type="dxa"/>
+            </w:tcMar>
+          </w:tcPr>
+          <w:p>
+            <w:pPr>
+              <w:spacing w:after="0" w:line="252" w:lineRule="auto"/>
+            </w:pPr>
+            <w:r/>
+            <w:r>
+              <w:rPr>
+                <w:rFonts w:ascii="Calibri" w:hAnsi="Calibri"/>
+                <w:b w:val="0"/>
+                <w:i w:val="0"/>
+                <w:color w:val="000000"/>
+                <w:sz w:val="19"/>
+              </w:rPr>
+              <w:t>G1</w:t>
+            </w:r>
+          </w:p>
+        </w:tc>
+        <w:tc>
+          <w:tcPr>
+            <w:tcW w:type="dxa" w:w="3300"/>
+            <w:vAlign w:val="center"/>
+            <w:tcMar>
+              <w:top w:w="80" w:type="dxa"/>
+              <w:start w:w="120" w:type="dxa"/>
+              <w:bottom w:w="80" w:type="dxa"/>
+              <w:end w:w="120" w:type="dxa"/>
+            </w:tcMar>
+          </w:tcPr>
+          <w:p>
+            <w:pPr>
+              <w:spacing w:after="0" w:line="252" w:lineRule="auto"/>
+            </w:pPr>
+            <w:r/>
+            <w:r>
+              <w:rPr>
+                <w:rFonts w:ascii="Calibri" w:hAnsi="Calibri"/>
+                <w:b w:val="0"/>
+                <w:i w:val="0"/>
+                <w:color w:val="000000"/>
+                <w:sz w:val="19"/>
+              </w:rPr>
+              <w:t>FastAPI service riêng</w:t>
+            </w:r>
+          </w:p>
+        </w:tc>
+        <w:tc>
+          <w:tcPr>
+            <w:tcW w:type="dxa" w:w="4260"/>
+            <w:vAlign w:val="center"/>
+            <w:tcMar>
+              <w:top w:w="80" w:type="dxa"/>
+              <w:start w:w="120" w:type="dxa"/>
+              <w:bottom w:w="80" w:type="dxa"/>
+              <w:end w:w="120" w:type="dxa"/>
+            </w:tcMar>
+          </w:tcPr>
+          <w:p>
+            <w:pPr>
+              <w:spacing w:after="0" w:line="252" w:lineRule="auto"/>
+            </w:pPr>
+            <w:r/>
+            <w:r>
+              <w:rPr>
+                <w:rFonts w:ascii="Calibri" w:hAnsi="Calibri"/>
+                <w:b w:val="0"/>
+                <w:i w:val="0"/>
+                <w:color w:val="000000"/>
+                <w:sz w:val="19"/>
+              </w:rPr>
+              <w:t>Service `mock-api` trong Docker Compose</w:t>
+            </w:r>
+          </w:p>
+        </w:tc>
+      </w:tr>
+      <w:tr>
+        <w:tc>
+          <w:tcPr>
+            <w:tcW w:type="dxa" w:w="1800"/>
+            <w:vAlign w:val="center"/>
+            <w:tcMar>
+              <w:top w:w="80" w:type="dxa"/>
+              <w:start w:w="120" w:type="dxa"/>
+              <w:bottom w:w="80" w:type="dxa"/>
+              <w:end w:w="120" w:type="dxa"/>
+            </w:tcMar>
+          </w:tcPr>
+          <w:p>
+            <w:pPr>
+              <w:spacing w:after="0" w:line="252" w:lineRule="auto"/>
+            </w:pPr>
+            <w:r/>
+            <w:r>
+              <w:rPr>
+                <w:rFonts w:ascii="Calibri" w:hAnsi="Calibri"/>
+                <w:b w:val="0"/>
+                <w:i w:val="0"/>
+                <w:color w:val="000000"/>
+                <w:sz w:val="19"/>
+              </w:rPr>
+              <w:t>H1</w:t>
+            </w:r>
+          </w:p>
+        </w:tc>
+        <w:tc>
+          <w:tcPr>
+            <w:tcW w:type="dxa" w:w="3300"/>
+            <w:vAlign w:val="center"/>
+            <w:tcMar>
+              <w:top w:w="80" w:type="dxa"/>
+              <w:start w:w="120" w:type="dxa"/>
+              <w:bottom w:w="80" w:type="dxa"/>
+              <w:end w:w="120" w:type="dxa"/>
+            </w:tcMar>
+          </w:tcPr>
+          <w:p>
+            <w:pPr>
+              <w:spacing w:after="0" w:line="252" w:lineRule="auto"/>
+            </w:pPr>
+            <w:r/>
+            <w:r>
+              <w:rPr>
+                <w:rFonts w:ascii="Calibri" w:hAnsi="Calibri"/>
+                <w:b w:val="0"/>
+                <w:i w:val="0"/>
+                <w:color w:val="000000"/>
+                <w:sz w:val="19"/>
+              </w:rPr>
+              <w:t>Hai DAG, chung Spark core</w:t>
+            </w:r>
+          </w:p>
+        </w:tc>
+        <w:tc>
+          <w:tcPr>
+            <w:tcW w:type="dxa" w:w="4260"/>
+            <w:vAlign w:val="center"/>
+            <w:tcMar>
+              <w:top w:w="80" w:type="dxa"/>
+              <w:start w:w="120" w:type="dxa"/>
+              <w:bottom w:w="80" w:type="dxa"/>
+              <w:end w:w="120" w:type="dxa"/>
+            </w:tcMar>
+          </w:tcPr>
+          <w:p>
+            <w:pPr>
+              <w:spacing w:after="0" w:line="252" w:lineRule="auto"/>
+            </w:pPr>
+            <w:r/>
+            <w:r>
+              <w:rPr>
+                <w:rFonts w:ascii="Calibri" w:hAnsi="Calibri"/>
+                <w:b w:val="0"/>
+                <w:i w:val="0"/>
+                <w:color w:val="000000"/>
+                <w:sz w:val="19"/>
+              </w:rPr>
+              <w:t>DAG ingestion và DAG downstream</w:t>
+            </w:r>
+          </w:p>
+        </w:tc>
+      </w:tr>
+      <w:tr>
+        <w:tc>
+          <w:tcPr>
+            <w:tcW w:type="dxa" w:w="1800"/>
+            <w:vAlign w:val="center"/>
+            <w:tcMar>
+              <w:top w:w="80" w:type="dxa"/>
+              <w:start w:w="120" w:type="dxa"/>
+              <w:bottom w:w="80" w:type="dxa"/>
+              <w:end w:w="120" w:type="dxa"/>
+            </w:tcMar>
+          </w:tcPr>
+          <w:p>
+            <w:pPr>
+              <w:spacing w:after="0" w:line="252" w:lineRule="auto"/>
+            </w:pPr>
+            <w:r/>
+            <w:r>
+              <w:rPr>
+                <w:rFonts w:ascii="Calibri" w:hAnsi="Calibri"/>
+                <w:b w:val="0"/>
+                <w:i w:val="0"/>
+                <w:color w:val="000000"/>
+                <w:sz w:val="19"/>
+              </w:rPr>
+              <w:t>I1</w:t>
+            </w:r>
+          </w:p>
+        </w:tc>
+        <w:tc>
+          <w:tcPr>
+            <w:tcW w:type="dxa" w:w="3300"/>
+            <w:vAlign w:val="center"/>
+            <w:tcMar>
+              <w:top w:w="80" w:type="dxa"/>
+              <w:start w:w="120" w:type="dxa"/>
+              <w:bottom w:w="80" w:type="dxa"/>
+              <w:end w:w="120" w:type="dxa"/>
+            </w:tcMar>
+          </w:tcPr>
+          <w:p>
+            <w:pPr>
+              <w:spacing w:after="0" w:line="252" w:lineRule="auto"/>
+            </w:pPr>
+            <w:r/>
+            <w:r>
+              <w:rPr>
+                <w:rFonts w:ascii="Calibri" w:hAnsi="Calibri"/>
+                <w:b w:val="0"/>
+                <w:i w:val="0"/>
+                <w:color w:val="000000"/>
+                <w:sz w:val="19"/>
+              </w:rPr>
+              <w:t>Pipeline đa nguồn có lịch</w:t>
+            </w:r>
+          </w:p>
+        </w:tc>
+        <w:tc>
+          <w:tcPr>
+            <w:tcW w:type="dxa" w:w="4260"/>
+            <w:vAlign w:val="center"/>
+            <w:tcMar>
+              <w:top w:w="80" w:type="dxa"/>
+              <w:start w:w="120" w:type="dxa"/>
+              <w:bottom w:w="80" w:type="dxa"/>
+              <w:end w:w="120" w:type="dxa"/>
+            </w:tcMar>
+          </w:tcPr>
+          <w:p>
+            <w:pPr>
+              <w:spacing w:after="0" w:line="252" w:lineRule="auto"/>
+            </w:pPr>
+            <w:r/>
+            <w:r>
+              <w:rPr>
+                <w:rFonts w:ascii="Calibri" w:hAnsi="Calibri"/>
+                <w:b w:val="0"/>
+                <w:i w:val="0"/>
+                <w:color w:val="000000"/>
+                <w:sz w:val="19"/>
+              </w:rPr>
+              <w:t>CSV + PostgreSQL + REST, Spark, Parquet</w:t>
+            </w:r>
+          </w:p>
+        </w:tc>
+      </w:tr>
+      <w:tr>
+        <w:tc>
+          <w:tcPr>
+            <w:tcW w:type="dxa" w:w="1800"/>
+            <w:vAlign w:val="center"/>
+            <w:tcMar>
+              <w:top w:w="80" w:type="dxa"/>
+              <w:start w:w="120" w:type="dxa"/>
+              <w:bottom w:w="80" w:type="dxa"/>
+              <w:end w:w="120" w:type="dxa"/>
+            </w:tcMar>
+          </w:tcPr>
+          <w:p>
+            <w:pPr>
+              <w:spacing w:after="0" w:line="252" w:lineRule="auto"/>
+            </w:pPr>
+            <w:r/>
+            <w:r>
+              <w:rPr>
+                <w:rFonts w:ascii="Calibri" w:hAnsi="Calibri"/>
+                <w:b w:val="0"/>
+                <w:i w:val="0"/>
+                <w:color w:val="000000"/>
+                <w:sz w:val="19"/>
+              </w:rPr>
+              <w:t>J1</w:t>
+            </w:r>
+          </w:p>
+        </w:tc>
+        <w:tc>
+          <w:tcPr>
+            <w:tcW w:type="dxa" w:w="3300"/>
+            <w:vAlign w:val="center"/>
+            <w:tcMar>
+              <w:top w:w="80" w:type="dxa"/>
+              <w:start w:w="120" w:type="dxa"/>
+              <w:bottom w:w="80" w:type="dxa"/>
+              <w:end w:w="120" w:type="dxa"/>
+            </w:tcMar>
+          </w:tcPr>
+          <w:p>
+            <w:pPr>
+              <w:spacing w:after="0" w:line="252" w:lineRule="auto"/>
+            </w:pPr>
+            <w:r/>
+            <w:r>
+              <w:rPr>
+                <w:rFonts w:ascii="Calibri" w:hAnsi="Calibri"/>
+                <w:b w:val="0"/>
+                <w:i w:val="0"/>
+                <w:color w:val="000000"/>
+                <w:sz w:val="19"/>
+              </w:rPr>
+              <w:t>Auth contract không thêm dịch vụ</w:t>
+            </w:r>
+          </w:p>
+        </w:tc>
+        <w:tc>
+          <w:tcPr>
+            <w:tcW w:type="dxa" w:w="4260"/>
+            <w:vAlign w:val="center"/>
+            <w:tcMar>
+              <w:top w:w="80" w:type="dxa"/>
+              <w:start w:w="120" w:type="dxa"/>
+              <w:bottom w:w="80" w:type="dxa"/>
+              <w:end w:w="120" w:type="dxa"/>
+            </w:tcMar>
+          </w:tcPr>
+          <w:p>
+            <w:pPr>
+              <w:spacing w:after="0" w:line="252" w:lineRule="auto"/>
+            </w:pPr>
+            <w:r/>
+            <w:r>
+              <w:rPr>
+                <w:rFonts w:ascii="Calibri" w:hAnsi="Calibri"/>
+                <w:b w:val="0"/>
+                <w:i w:val="0"/>
+                <w:color w:val="000000"/>
+                <w:sz w:val="19"/>
+              </w:rPr>
+              <w:t>API key/OAuth2/SOAP adapter + fixture</w:t>
+            </w:r>
+          </w:p>
+        </w:tc>
+      </w:tr>
+    </w:tbl>
+    <w:p>
+      <w:pPr>
+        <w:spacing w:before="0" w:after="80"/>
+      </w:pPr>
+    </w:p>
+    <w:p>
+      <w:r>
+        <w:br w:type="page"/>
+      </w:r>
+    </w:p>
+    <w:p>
+      <w:pPr>
+        <w:pStyle w:val="Heading1"/>
+      </w:pPr>
+      <w:r>
+        <w:t>4. Kiến trúc tổng thể</w:t>
+      </w:r>
+    </w:p>
+    <w:p>
+      <w:pPr>
+        <w:keepNext/>
+        <w:jc w:val="center"/>
+      </w:pPr>
+      <w:r>
+        <w:drawing>
+          <wp:inline xmlns:a="http://schemas.openxmlformats.org/drawingml/2006/main" xmlns:pic="http://schemas.openxmlformats.org/drawingml/2006/picture">
+            <wp:extent cx="5806440" cy="2741930"/>
+            <wp:docPr id="1" name="Picture 1" descr="Sơ đồ so sánh pipeline Airflow-centric và NiFi-centric dùng chung Promotion API và Spark core."/>
+            <wp:cNvGraphicFramePr>
+              <a:graphicFrameLocks noChangeAspect="1"/>
+            </wp:cNvGraphicFramePr>
+            <a:graphic>
+              <a:graphicData uri="http://schemas.openxmlformats.org/drawingml/2006/picture">
+                <pic:pic>
+                  <pic:nvPicPr>
+                    <pic:cNvPr id="0" name="week5_architecture.png"/>
+                    <pic:cNvPicPr/>
+                  </pic:nvPicPr>
+                  <pic:blipFill>
+                    <a:blip r:embed="rId11"/>
+                    <a:stretch>
+                      <a:fillRect/>
+                    </a:stretch>
+                  </pic:blipFill>
+                  <pic:spPr>
+                    <a:xfrm>
+                      <a:off x="0" y="0"/>
+                      <a:ext cx="5806440" cy="2741930"/>
+                    </a:xfrm>
+                    <a:prstGeom prst="rect"/>
+                  </pic:spPr>
+                </pic:pic>
+              </a:graphicData>
+            </a:graphic>
+          </wp:inline>
+        </w:drawing>
+      </w:r>
+    </w:p>
+    <w:p>
+      <w:pPr>
+        <w:spacing w:after="160"/>
+        <w:jc w:val="center"/>
+      </w:pPr>
+      <w:r>
+        <w:rPr>
+          <w:rFonts w:ascii="Calibri" w:hAnsi="Calibri"/>
+          <w:b w:val="0"/>
+          <w:i/>
+          <w:color w:val="5A636E"/>
+          <w:sz w:val="18"/>
+        </w:rPr>
+        <w:t>Hình 1. Kiến trúc hai pipeline tuần 5</w:t>
+      </w:r>
+    </w:p>
+    <w:p>
+      <w:r>
+        <w:rPr>
+          <w:rFonts w:ascii="Calibri" w:hAnsi="Calibri"/>
+          <w:b w:val="0"/>
+          <w:i w:val="0"/>
+          <w:color w:val="000000"/>
+          <w:sz w:val="22"/>
+        </w:rPr>
+        <w:t>Promotion API là nguồn chung của hai pipeline so sánh. Việc dùng chung seed và Spark core giúp benchmark phản ánh khác biệt ở lớp ingestion và orchestration thay vì khác biệt logic nghiệp vụ. Pipeline đa nguồn là nhánh độc lập để kiểm chứng yêu cầu CSV + database + API của roadmap.</w:t>
+      </w:r>
+    </w:p>
+    <w:p>
+      <w:pPr>
+        <w:pStyle w:val="Heading2"/>
+      </w:pPr>
+      <w:r>
+        <w:t>4.1 Pipeline Airflow-centric</w:t>
       </w:r>
     </w:p>
     <w:p>
       <w:pPr>
         <w:pStyle w:val="ListNumber"/>
-        <w:spacing w:after="80"/>
-        <w:ind w:left="720" w:hanging="360"/>
       </w:pPr>
       <w:r>
         <w:rPr>
-          <w:rFonts w:ascii="Calibri" w:hAnsi="Calibri" w:eastAsia="Calibri" w:cs="Calibri"/>
+          <w:rFonts w:ascii="Calibri" w:hAnsi="Calibri"/>
+          <w:b w:val="0"/>
+          <w:i w:val="0"/>
+          <w:color w:val="000000"/>
+          <w:sz w:val="22"/>
         </w:rPr>
-        <w:t>Tóm tắt dự án</w:t>
+        <w:t>DAG kiểm tra PostgreSQL và Mock API.</w:t>
       </w:r>
     </w:p>
     <w:p>
       <w:pPr>
         <w:pStyle w:val="ListNumber"/>
-        <w:spacing w:after="80"/>
-        <w:ind w:left="720" w:hanging="360"/>
       </w:pPr>
       <w:r>
         <w:rPr>
-          <w:rFonts w:ascii="Calibri" w:hAnsi="Calibri" w:eastAsia="Calibri" w:cs="Calibri"/>
+          <w:rFonts w:ascii="Calibri" w:hAnsi="Calibri"/>
+          <w:b w:val="0"/>
+          <w:i w:val="0"/>
+          <w:color w:val="000000"/>
+          <w:sz w:val="22"/>
         </w:rPr>
-        <w:t>Mục tiêu và phạm vi</w:t>
+        <w:t>Airflow gọi tuần tự tất cả các trang API.</w:t>
       </w:r>
     </w:p>
     <w:p>
       <w:pPr>
         <w:pStyle w:val="ListNumber"/>
-        <w:spacing w:after="80"/>
-        <w:ind w:left="720" w:hanging="360"/>
       </w:pPr>
       <w:r>
         <w:rPr>
-          <w:rFonts w:ascii="Calibri" w:hAnsi="Calibri" w:eastAsia="Calibri" w:cs="Calibri"/>
+          <w:rFonts w:ascii="Calibri" w:hAnsi="Calibri"/>
+          <w:b w:val="0"/>
+          <w:i w:val="0"/>
+          <w:color w:val="000000"/>
+          <w:sz w:val="22"/>
         </w:rPr>
-        <w:t>Thiết kế kỹ thuật và quy trình thực hiện</w:t>
+        <w:t xml:space="preserve">Payload được kiểm tra và ghi vào </w:t>
+      </w:r>
+      <w:r>
+        <w:rPr>
+          <w:rFonts w:ascii="Consolas" w:hAnsi="Consolas"/>
+          <w:b w:val="0"/>
+          <w:i w:val="0"/>
+          <w:color w:val="1F4D78"/>
+          <w:sz w:val="19"/>
+        </w:rPr>
+        <w:t>promotions_airflow</w:t>
+      </w:r>
+      <w:r>
+        <w:rPr>
+          <w:rFonts w:ascii="Calibri" w:hAnsi="Calibri"/>
+          <w:b w:val="0"/>
+          <w:i w:val="0"/>
+          <w:color w:val="000000"/>
+          <w:sz w:val="22"/>
+        </w:rPr>
+        <w:t>.</w:t>
       </w:r>
     </w:p>
     <w:p>
       <w:pPr>
         <w:pStyle w:val="ListNumber"/>
-        <w:spacing w:after="80"/>
-        <w:ind w:left="720" w:hanging="360"/>
       </w:pPr>
       <w:r>
         <w:rPr>
-          <w:rFonts w:ascii="Calibri" w:hAnsi="Calibri" w:eastAsia="Calibri" w:cs="Calibri"/>
+          <w:rFonts w:ascii="Calibri" w:hAnsi="Calibri"/>
+          <w:b w:val="0"/>
+          <w:i w:val="0"/>
+          <w:color w:val="000000"/>
+          <w:sz w:val="22"/>
         </w:rPr>
-        <w:t>Kết quả kiểm thử và nghiệm thu</w:t>
+        <w:t>Spark đọc raw batch và dữ liệu bán hàng Olist.</w:t>
       </w:r>
     </w:p>
     <w:p>
       <w:pPr>
         <w:pStyle w:val="ListNumber"/>
-        <w:spacing w:after="80"/>
-        <w:ind w:left="720" w:hanging="360"/>
       </w:pPr>
       <w:r>
         <w:rPr>
-          <w:rFonts w:ascii="Calibri" w:hAnsi="Calibri" w:eastAsia="Calibri" w:cs="Calibri"/>
+          <w:rFonts w:ascii="Calibri" w:hAnsi="Calibri"/>
+          <w:b w:val="0"/>
+          <w:i w:val="0"/>
+          <w:color w:val="000000"/>
+          <w:sz w:val="22"/>
         </w:rPr>
-        <w:t>Đánh giá chất lượng, rủi ro và giới hạn</w:t>
+        <w:t>Spark tính doanh thu sau khuyến mại.</w:t>
       </w:r>
     </w:p>
     <w:p>
       <w:pPr>
         <w:pStyle w:val="ListNumber"/>
-        <w:spacing w:after="80"/>
-        <w:ind w:left="720" w:hanging="360"/>
       </w:pPr>
       <w:r>
         <w:rPr>
-          <w:rFonts w:ascii="Calibri" w:hAnsi="Calibri" w:eastAsia="Calibri" w:cs="Calibri"/>
+          <w:rFonts w:ascii="Calibri" w:hAnsi="Calibri"/>
+          <w:b w:val="0"/>
+          <w:i w:val="0"/>
+          <w:color w:val="000000"/>
+          <w:sz w:val="22"/>
         </w:rPr>
-        <w:t>Đánh giá và kế hoạch tiếp theo</w:t>
+        <w:t>Quality checks quyết định trạng thái run và watermark.</w:t>
+      </w:r>
+    </w:p>
+    <w:p>
+      <w:pPr>
+        <w:pStyle w:val="Heading2"/>
+      </w:pPr>
+      <w:r>
+        <w:t>4.2 Pipeline NiFi-centric</w:t>
       </w:r>
     </w:p>
     <w:p>
       <w:pPr>
         <w:pStyle w:val="ListNumber"/>
-        <w:spacing w:after="80"/>
-        <w:ind w:left="720" w:hanging="360"/>
       </w:pPr>
       <w:r>
         <w:rPr>
-          <w:rFonts w:ascii="Calibri" w:hAnsi="Calibri" w:eastAsia="Calibri" w:cs="Calibri"/>
+          <w:rFonts w:ascii="Calibri" w:hAnsi="Calibri"/>
+          <w:b w:val="0"/>
+          <w:i w:val="0"/>
+          <w:color w:val="000000"/>
+          <w:sz w:val="22"/>
         </w:rPr>
-        <w:t>Phụ lục bàn giao</w:t>
+        <w:t xml:space="preserve">NiFi sinh </w:t>
+      </w:r>
+      <w:r>
+        <w:rPr>
+          <w:rFonts w:ascii="Consolas" w:hAnsi="Consolas"/>
+          <w:b w:val="0"/>
+          <w:i w:val="0"/>
+          <w:color w:val="1F4D78"/>
+          <w:sz w:val="19"/>
+        </w:rPr>
+        <w:t>batch_id</w:t>
+      </w:r>
+      <w:r>
+        <w:rPr>
+          <w:rFonts w:ascii="Calibri" w:hAnsi="Calibri"/>
+          <w:b w:val="0"/>
+          <w:i w:val="0"/>
+          <w:color w:val="000000"/>
+          <w:sz w:val="22"/>
+        </w:rPr>
+        <w:t>.</w:t>
+      </w:r>
+    </w:p>
+    <w:p>
+      <w:pPr>
+        <w:pStyle w:val="ListNumber"/>
+      </w:pPr>
+      <w:r>
+        <w:rPr>
+          <w:rFonts w:ascii="Consolas" w:hAnsi="Consolas"/>
+          <w:b w:val="0"/>
+          <w:i w:val="0"/>
+          <w:color w:val="1F4D78"/>
+          <w:sz w:val="19"/>
+        </w:rPr>
+        <w:t>InvokeHTTP</w:t>
+      </w:r>
+      <w:r>
+        <w:rPr>
+          <w:rFonts w:ascii="Calibri" w:hAnsi="Calibri"/>
+          <w:b w:val="0"/>
+          <w:i w:val="0"/>
+          <w:color w:val="000000"/>
+          <w:sz w:val="22"/>
+        </w:rPr>
+        <w:t xml:space="preserve"> gọi Promotion API.</w:t>
+      </w:r>
+    </w:p>
+    <w:p>
+      <w:pPr>
+        <w:pStyle w:val="ListNumber"/>
+      </w:pPr>
+      <w:r>
+        <w:rPr>
+          <w:rFonts w:ascii="Calibri" w:hAnsi="Calibri"/>
+          <w:b w:val="0"/>
+          <w:i w:val="0"/>
+          <w:color w:val="000000"/>
+          <w:sz w:val="22"/>
+        </w:rPr>
+        <w:t>Flow phân loại response thành success, retryable và terminal.</w:t>
+      </w:r>
+    </w:p>
+    <w:p>
+      <w:pPr>
+        <w:pStyle w:val="ListNumber"/>
+      </w:pPr>
+      <w:r>
+        <w:rPr>
+          <w:rFonts w:ascii="Calibri" w:hAnsi="Calibri"/>
+          <w:b w:val="0"/>
+          <w:i w:val="0"/>
+          <w:color w:val="000000"/>
+          <w:sz w:val="22"/>
+        </w:rPr>
+        <w:t xml:space="preserve">Record hợp lệ được ghi vào </w:t>
+      </w:r>
+      <w:r>
+        <w:rPr>
+          <w:rFonts w:ascii="Consolas" w:hAnsi="Consolas"/>
+          <w:b w:val="0"/>
+          <w:i w:val="0"/>
+          <w:color w:val="1F4D78"/>
+          <w:sz w:val="19"/>
+        </w:rPr>
+        <w:t>promotions_nifi</w:t>
+      </w:r>
+      <w:r>
+        <w:rPr>
+          <w:rFonts w:ascii="Calibri" w:hAnsi="Calibri"/>
+          <w:b w:val="0"/>
+          <w:i w:val="0"/>
+          <w:color w:val="000000"/>
+          <w:sz w:val="22"/>
+        </w:rPr>
+        <w:t>.</w:t>
+      </w:r>
+    </w:p>
+    <w:p>
+      <w:pPr>
+        <w:pStyle w:val="ListNumber"/>
+      </w:pPr>
+      <w:r>
+        <w:rPr>
+          <w:rFonts w:ascii="Calibri" w:hAnsi="Calibri"/>
+          <w:b w:val="0"/>
+          <w:i w:val="0"/>
+          <w:color w:val="000000"/>
+          <w:sz w:val="22"/>
+        </w:rPr>
+        <w:t>Khi batch hoàn tất, NiFi gọi Airflow REST API.</w:t>
+      </w:r>
+    </w:p>
+    <w:p>
+      <w:pPr>
+        <w:pStyle w:val="ListNumber"/>
+      </w:pPr>
+      <w:r>
+        <w:rPr>
+          <w:rFonts w:ascii="Calibri" w:hAnsi="Calibri"/>
+          <w:b w:val="0"/>
+          <w:i w:val="0"/>
+          <w:color w:val="000000"/>
+          <w:sz w:val="22"/>
+        </w:rPr>
+        <w:t>DAG downstream kiểm tra allow-list và raw batch trước khi chạy Spark.</w:t>
+      </w:r>
+    </w:p>
+    <w:p>
+      <w:pPr>
+        <w:pStyle w:val="Heading2"/>
+      </w:pPr>
+      <w:r>
+        <w:t>4.3 Pipeline CSV + PostgreSQL + REST API</w:t>
+      </w:r>
+    </w:p>
+    <w:p>
+      <w:pPr>
+        <w:pStyle w:val="ListNumber"/>
+      </w:pPr>
+      <w:r>
+        <w:rPr>
+          <w:rFonts w:ascii="Calibri" w:hAnsi="Calibri"/>
+          <w:b w:val="0"/>
+          <w:i w:val="0"/>
+          <w:color w:val="000000"/>
+          <w:sz w:val="22"/>
+        </w:rPr>
+        <w:t>DAG chạy hằng ngày và kiểm tra PostgreSQL cùng Mock API.</w:t>
+      </w:r>
+    </w:p>
+    <w:p>
+      <w:pPr>
+        <w:pStyle w:val="ListNumber"/>
+      </w:pPr>
+      <w:r>
+        <w:rPr>
+          <w:rFonts w:ascii="Calibri" w:hAnsi="Calibri"/>
+          <w:b w:val="0"/>
+          <w:i w:val="0"/>
+          <w:color w:val="000000"/>
+          <w:sz w:val="22"/>
+        </w:rPr>
+        <w:t xml:space="preserve">CSV </w:t>
+      </w:r>
+      <w:r>
+        <w:rPr>
+          <w:rFonts w:ascii="Consolas" w:hAnsi="Consolas"/>
+          <w:b w:val="0"/>
+          <w:i w:val="0"/>
+          <w:color w:val="1F4D78"/>
+          <w:sz w:val="19"/>
+        </w:rPr>
+        <w:t>data/sample/sales.csv</w:t>
+      </w:r>
+      <w:r>
+        <w:rPr>
+          <w:rFonts w:ascii="Calibri" w:hAnsi="Calibri"/>
+          <w:b w:val="0"/>
+          <w:i w:val="0"/>
+          <w:color w:val="000000"/>
+          <w:sz w:val="22"/>
+        </w:rPr>
+        <w:t xml:space="preserve"> được chụp theo </w:t>
+      </w:r>
+      <w:r>
+        <w:rPr>
+          <w:rFonts w:ascii="Consolas" w:hAnsi="Consolas"/>
+          <w:b w:val="0"/>
+          <w:i w:val="0"/>
+          <w:color w:val="1F4D78"/>
+          <w:sz w:val="19"/>
+        </w:rPr>
+        <w:t>batch_id</w:t>
+      </w:r>
+      <w:r>
+        <w:rPr>
+          <w:rFonts w:ascii="Calibri" w:hAnsi="Calibri"/>
+          <w:b w:val="0"/>
+          <w:i w:val="0"/>
+          <w:color w:val="000000"/>
+          <w:sz w:val="22"/>
+        </w:rPr>
+        <w:t>.</w:t>
+      </w:r>
+    </w:p>
+    <w:p>
+      <w:pPr>
+        <w:pStyle w:val="ListNumber"/>
+      </w:pPr>
+      <w:r>
+        <w:rPr>
+          <w:rFonts w:ascii="Calibri" w:hAnsi="Calibri"/>
+          <w:b w:val="0"/>
+          <w:i w:val="0"/>
+          <w:color w:val="000000"/>
+          <w:sz w:val="22"/>
+        </w:rPr>
+        <w:t xml:space="preserve">PostgreSQL dùng </w:t>
+      </w:r>
+      <w:r>
+        <w:rPr>
+          <w:rFonts w:ascii="Consolas" w:hAnsi="Consolas"/>
+          <w:b w:val="0"/>
+          <w:i w:val="0"/>
+          <w:color w:val="1F4D78"/>
+          <w:sz w:val="19"/>
+        </w:rPr>
+        <w:t>COPY TO STDOUT</w:t>
+      </w:r>
+      <w:r>
+        <w:rPr>
+          <w:rFonts w:ascii="Calibri" w:hAnsi="Calibri"/>
+          <w:b w:val="0"/>
+          <w:i w:val="0"/>
+          <w:color w:val="000000"/>
+          <w:sz w:val="22"/>
+        </w:rPr>
+        <w:t xml:space="preserve">, không </w:t>
+      </w:r>
+      <w:r>
+        <w:rPr>
+          <w:rFonts w:ascii="Consolas" w:hAnsi="Consolas"/>
+          <w:b w:val="0"/>
+          <w:i w:val="0"/>
+          <w:color w:val="1F4D78"/>
+          <w:sz w:val="19"/>
+        </w:rPr>
+        <w:t>fetchall()</w:t>
+      </w:r>
+      <w:r>
+        <w:rPr>
+          <w:rFonts w:ascii="Calibri" w:hAnsi="Calibri"/>
+          <w:b w:val="0"/>
+          <w:i w:val="0"/>
+          <w:color w:val="000000"/>
+          <w:sz w:val="22"/>
+        </w:rPr>
+        <w:t>, để stream tổng hợp Olist.</w:t>
+      </w:r>
+    </w:p>
+    <w:p>
+      <w:pPr>
+        <w:pStyle w:val="ListNumber"/>
+      </w:pPr>
+      <w:r>
+        <w:rPr>
+          <w:rFonts w:ascii="Calibri" w:hAnsi="Calibri"/>
+          <w:b w:val="0"/>
+          <w:i w:val="0"/>
+          <w:color w:val="000000"/>
+          <w:sz w:val="22"/>
+        </w:rPr>
+        <w:t xml:space="preserve">REST client gọi đến khi </w:t>
+      </w:r>
+      <w:r>
+        <w:rPr>
+          <w:rFonts w:ascii="Consolas" w:hAnsi="Consolas"/>
+          <w:b w:val="0"/>
+          <w:i w:val="0"/>
+          <w:color w:val="1F4D78"/>
+          <w:sz w:val="19"/>
+        </w:rPr>
+        <w:t>pagination.has_next=false</w:t>
+      </w:r>
+      <w:r>
+        <w:rPr>
+          <w:rFonts w:ascii="Calibri" w:hAnsi="Calibri"/>
+          <w:b w:val="0"/>
+          <w:i w:val="0"/>
+          <w:color w:val="000000"/>
+          <w:sz w:val="22"/>
+        </w:rPr>
+        <w:t>.</w:t>
+      </w:r>
+    </w:p>
+    <w:p>
+      <w:pPr>
+        <w:pStyle w:val="ListNumber"/>
+      </w:pPr>
+      <w:r>
+        <w:rPr>
+          <w:rFonts w:ascii="Calibri" w:hAnsi="Calibri"/>
+          <w:b w:val="0"/>
+          <w:i w:val="0"/>
+          <w:color w:val="000000"/>
+          <w:sz w:val="22"/>
+        </w:rPr>
+        <w:t xml:space="preserve">Spark tạo mart </w:t>
+      </w:r>
+      <w:r>
+        <w:rPr>
+          <w:rFonts w:ascii="Consolas" w:hAnsi="Consolas"/>
+          <w:b w:val="0"/>
+          <w:i w:val="0"/>
+          <w:color w:val="1F4D78"/>
+          <w:sz w:val="19"/>
+        </w:rPr>
+        <w:t>product_promotions</w:t>
+      </w:r>
+      <w:r>
+        <w:rPr>
+          <w:rFonts w:ascii="Calibri" w:hAnsi="Calibri"/>
+          <w:b w:val="0"/>
+          <w:i w:val="0"/>
+          <w:color w:val="000000"/>
+          <w:sz w:val="22"/>
+        </w:rPr>
+        <w:t xml:space="preserve"> và </w:t>
+      </w:r>
+      <w:r>
+        <w:rPr>
+          <w:rFonts w:ascii="Consolas" w:hAnsi="Consolas"/>
+          <w:b w:val="0"/>
+          <w:i w:val="0"/>
+          <w:color w:val="1F4D78"/>
+          <w:sz w:val="19"/>
+        </w:rPr>
+        <w:t>regional_sales</w:t>
+      </w:r>
+      <w:r>
+        <w:rPr>
+          <w:rFonts w:ascii="Calibri" w:hAnsi="Calibri"/>
+          <w:b w:val="0"/>
+          <w:i w:val="0"/>
+          <w:color w:val="000000"/>
+          <w:sz w:val="22"/>
+        </w:rPr>
+        <w:t>.</w:t>
+      </w:r>
+    </w:p>
+    <w:p>
+      <w:pPr>
+        <w:pStyle w:val="ListNumber"/>
+      </w:pPr>
+      <w:r>
+        <w:rPr>
+          <w:rFonts w:ascii="Calibri" w:hAnsi="Calibri"/>
+          <w:b w:val="0"/>
+          <w:i w:val="0"/>
+          <w:color w:val="000000"/>
+          <w:sz w:val="22"/>
+        </w:rPr>
+        <w:t xml:space="preserve">Kết quả được lưu Parquet cùng </w:t>
+      </w:r>
+      <w:r>
+        <w:rPr>
+          <w:rFonts w:ascii="Consolas" w:hAnsi="Consolas"/>
+          <w:b w:val="0"/>
+          <w:i w:val="0"/>
+          <w:color w:val="1F4D78"/>
+          <w:sz w:val="19"/>
+        </w:rPr>
+        <w:t>summary.json</w:t>
+      </w:r>
+      <w:r>
+        <w:rPr>
+          <w:rFonts w:ascii="Calibri" w:hAnsi="Calibri"/>
+          <w:b w:val="0"/>
+          <w:i w:val="0"/>
+          <w:color w:val="000000"/>
+          <w:sz w:val="22"/>
+        </w:rPr>
+        <w:t xml:space="preserve"> để đối soát số dòng nguồn/đích.</w:t>
+      </w:r>
+    </w:p>
+    <w:p>
+      <w:pPr>
+        <w:pStyle w:val="Heading1"/>
+      </w:pPr>
+      <w:r>
+        <w:t>5. Thiết kế Promotion API</w:t>
+      </w:r>
+    </w:p>
+    <w:p>
+      <w:pPr>
+        <w:pStyle w:val="Heading2"/>
+      </w:pPr>
+      <w:r>
+        <w:t>5.1 Contract</w:t>
+      </w:r>
+    </w:p>
+    <w:p>
+      <w:r>
+        <w:rPr>
+          <w:rFonts w:ascii="Calibri" w:hAnsi="Calibri"/>
+          <w:b w:val="0"/>
+          <w:i w:val="0"/>
+          <w:color w:val="000000"/>
+          <w:sz w:val="22"/>
+        </w:rPr>
+        <w:t>Endpoint chính:</w:t>
+      </w:r>
+    </w:p>
+    <w:p>
+      <w:r>
+        <w:rPr>
+          <w:rFonts w:ascii="Consolas" w:hAnsi="Consolas"/>
+          <w:b w:val="0"/>
+          <w:i w:val="0"/>
+          <w:color w:val="1F4D78"/>
+          <w:sz w:val="19"/>
+        </w:rPr>
+        <w:t>GET /api/v1/promotions?page=&lt;n&gt;&amp;page_size=&lt;n&gt;&amp;scenario=&lt;name&gt;</w:t>
+      </w:r>
+    </w:p>
+    <w:p>
+      <w:r>
+        <w:rPr>
+          <w:rFonts w:ascii="Calibri" w:hAnsi="Calibri"/>
+          <w:b w:val="0"/>
+          <w:i w:val="0"/>
+          <w:color w:val="000000"/>
+          <w:sz w:val="22"/>
+        </w:rPr>
+        <w:t xml:space="preserve">Response gồm </w:t>
+      </w:r>
+      <w:r>
+        <w:rPr>
+          <w:rFonts w:ascii="Consolas" w:hAnsi="Consolas"/>
+          <w:b w:val="0"/>
+          <w:i w:val="0"/>
+          <w:color w:val="1F4D78"/>
+          <w:sz w:val="19"/>
+        </w:rPr>
+        <w:t>data</w:t>
+      </w:r>
+      <w:r>
+        <w:rPr>
+          <w:rFonts w:ascii="Calibri" w:hAnsi="Calibri"/>
+          <w:b w:val="0"/>
+          <w:i w:val="0"/>
+          <w:color w:val="000000"/>
+          <w:sz w:val="22"/>
+        </w:rPr>
+        <w:t xml:space="preserve"> và </w:t>
+      </w:r>
+      <w:r>
+        <w:rPr>
+          <w:rFonts w:ascii="Consolas" w:hAnsi="Consolas"/>
+          <w:b w:val="0"/>
+          <w:i w:val="0"/>
+          <w:color w:val="1F4D78"/>
+          <w:sz w:val="19"/>
+        </w:rPr>
+        <w:t>pagination</w:t>
+      </w:r>
+      <w:r>
+        <w:rPr>
+          <w:rFonts w:ascii="Calibri" w:hAnsi="Calibri"/>
+          <w:b w:val="0"/>
+          <w:i w:val="0"/>
+          <w:color w:val="000000"/>
+          <w:sz w:val="22"/>
+        </w:rPr>
+        <w:t xml:space="preserve">. </w:t>
+      </w:r>
+      <w:r>
+        <w:rPr>
+          <w:rFonts w:ascii="Consolas" w:hAnsi="Consolas"/>
+          <w:b w:val="0"/>
+          <w:i w:val="0"/>
+          <w:color w:val="1F4D78"/>
+          <w:sz w:val="19"/>
+        </w:rPr>
+        <w:t>pagination.has_next</w:t>
+      </w:r>
+      <w:r>
+        <w:rPr>
+          <w:rFonts w:ascii="Calibri" w:hAnsi="Calibri"/>
+          <w:b w:val="0"/>
+          <w:i w:val="0"/>
+          <w:color w:val="000000"/>
+          <w:sz w:val="22"/>
+        </w:rPr>
+        <w:t xml:space="preserve"> là điều kiện dừng vòng phân trang, không suy luận bằng kích thước trang cuối.</w:t>
+      </w:r>
+    </w:p>
+    <w:p>
+      <w:pPr>
+        <w:pStyle w:val="Heading2"/>
+      </w:pPr>
+      <w:r>
+        <w:t>5.2 Dữ liệu seed</w:t>
+      </w:r>
+    </w:p>
+    <w:p>
+      <w:r>
+        <w:rPr>
+          <w:rFonts w:ascii="Calibri" w:hAnsi="Calibri"/>
+          <w:b w:val="0"/>
+          <w:i w:val="0"/>
+          <w:color w:val="000000"/>
+          <w:sz w:val="22"/>
+        </w:rPr>
+        <w:t xml:space="preserve">Service đọc tối đa 250 </w:t>
+      </w:r>
+      <w:r>
+        <w:rPr>
+          <w:rFonts w:ascii="Consolas" w:hAnsi="Consolas"/>
+          <w:b w:val="0"/>
+          <w:i w:val="0"/>
+          <w:color w:val="1F4D78"/>
+          <w:sz w:val="19"/>
+        </w:rPr>
+        <w:t>product_id</w:t>
+      </w:r>
+      <w:r>
+        <w:rPr>
+          <w:rFonts w:ascii="Calibri" w:hAnsi="Calibri"/>
+          <w:b w:val="0"/>
+          <w:i w:val="0"/>
+          <w:color w:val="000000"/>
+          <w:sz w:val="22"/>
+        </w:rPr>
+        <w:t xml:space="preserve"> đầu tiên từ </w:t>
+      </w:r>
+      <w:r>
+        <w:rPr>
+          <w:rFonts w:ascii="Consolas" w:hAnsi="Consolas"/>
+          <w:b w:val="0"/>
+          <w:i w:val="0"/>
+          <w:color w:val="1F4D78"/>
+          <w:sz w:val="19"/>
+        </w:rPr>
+        <w:t>olist_products_dataset.csv</w:t>
+      </w:r>
+      <w:r>
+        <w:rPr>
+          <w:rFonts w:ascii="Calibri" w:hAnsi="Calibri"/>
+          <w:b w:val="0"/>
+          <w:i w:val="0"/>
+          <w:color w:val="000000"/>
+          <w:sz w:val="22"/>
+        </w:rPr>
+        <w:t>. Nếu file không tồn tại trong môi trường test, API dùng danh sách fallback xác định. Các chiến dịch có khoảng hiệu lực bao phủ dữ liệu Olist 2016-2018 để tạo được kết quả join thực tế.</w:t>
+      </w:r>
+    </w:p>
+    <w:p>
+      <w:pPr>
+        <w:pStyle w:val="Heading2"/>
+      </w:pPr>
+      <w:r>
+        <w:t>5.3 Failure scenarios</w:t>
+      </w:r>
+    </w:p>
+    <w:tbl>
+      <w:tblPr>
+        <w:tblStyle w:val="TableGrid"/>
+        <w:tblW w:type="dxa" w:w="9360"/>
+        <w:jc w:val="left"/>
+        <w:tblLayout w:type="fixed"/>
+        <w:tblLook w:firstColumn="1" w:firstRow="1" w:lastColumn="0" w:lastRow="0" w:noHBand="0" w:noVBand="1" w:val="04A0"/>
+        <w:tblInd w:w="120" w:type="dxa"/>
+      </w:tblPr>
+      <w:tblGrid>
+        <w:gridCol w:w="2700"/>
+        <w:gridCol w:w="6660"/>
+      </w:tblGrid>
+      <w:tr>
+        <w:trPr>
+          <w:tblHeader w:val="true"/>
+        </w:trPr>
+        <w:tc>
+          <w:tcPr>
+            <w:tcW w:type="dxa" w:w="2700"/>
+            <w:shd w:fill="2E74B5"/>
+            <w:vAlign w:val="center"/>
+            <w:tcMar>
+              <w:top w:w="80" w:type="dxa"/>
+              <w:start w:w="120" w:type="dxa"/>
+              <w:bottom w:w="80" w:type="dxa"/>
+              <w:end w:w="120" w:type="dxa"/>
+            </w:tcMar>
+          </w:tcPr>
+          <w:p>
+            <w:pPr>
+              <w:spacing w:after="0" w:line="252" w:lineRule="auto"/>
+            </w:pPr>
+            <w:r/>
+            <w:r>
+              <w:rPr>
+                <w:rFonts w:ascii="Calibri" w:hAnsi="Calibri"/>
+                <w:b/>
+                <w:i w:val="0"/>
+                <w:color w:val="FFFFFF"/>
+                <w:sz w:val="19"/>
+              </w:rPr>
+              <w:t>Scenario</w:t>
+            </w:r>
+          </w:p>
+        </w:tc>
+        <w:tc>
+          <w:tcPr>
+            <w:tcW w:type="dxa" w:w="6660"/>
+            <w:shd w:fill="2E74B5"/>
+            <w:vAlign w:val="center"/>
+            <w:tcMar>
+              <w:top w:w="80" w:type="dxa"/>
+              <w:start w:w="120" w:type="dxa"/>
+              <w:bottom w:w="80" w:type="dxa"/>
+              <w:end w:w="120" w:type="dxa"/>
+            </w:tcMar>
+          </w:tcPr>
+          <w:p>
+            <w:pPr>
+              <w:spacing w:after="0" w:line="252" w:lineRule="auto"/>
+            </w:pPr>
+            <w:r/>
+            <w:r>
+              <w:rPr>
+                <w:rFonts w:ascii="Calibri" w:hAnsi="Calibri"/>
+                <w:b/>
+                <w:i w:val="0"/>
+                <w:color w:val="FFFFFF"/>
+                <w:sz w:val="19"/>
+              </w:rPr>
+              <w:t>Mục đích kiểm thử</w:t>
+            </w:r>
+          </w:p>
+        </w:tc>
+      </w:tr>
+      <w:tr>
+        <w:tc>
+          <w:tcPr>
+            <w:tcW w:type="dxa" w:w="2700"/>
+            <w:vAlign w:val="center"/>
+            <w:tcMar>
+              <w:top w:w="80" w:type="dxa"/>
+              <w:start w:w="120" w:type="dxa"/>
+              <w:bottom w:w="80" w:type="dxa"/>
+              <w:end w:w="120" w:type="dxa"/>
+            </w:tcMar>
+          </w:tcPr>
+          <w:p>
+            <w:pPr>
+              <w:spacing w:after="0" w:line="252" w:lineRule="auto"/>
+            </w:pPr>
+            <w:r/>
+            <w:r>
+              <w:rPr>
+                <w:rFonts w:ascii="Calibri" w:hAnsi="Calibri"/>
+                <w:b w:val="0"/>
+                <w:i w:val="0"/>
+                <w:color w:val="000000"/>
+                <w:sz w:val="19"/>
+              </w:rPr>
+              <w:t>`rate_limit`</w:t>
+            </w:r>
+          </w:p>
+        </w:tc>
+        <w:tc>
+          <w:tcPr>
+            <w:tcW w:type="dxa" w:w="6660"/>
+            <w:vAlign w:val="center"/>
+            <w:tcMar>
+              <w:top w:w="80" w:type="dxa"/>
+              <w:start w:w="120" w:type="dxa"/>
+              <w:bottom w:w="80" w:type="dxa"/>
+              <w:end w:w="120" w:type="dxa"/>
+            </w:tcMar>
+          </w:tcPr>
+          <w:p>
+            <w:pPr>
+              <w:spacing w:after="0" w:line="252" w:lineRule="auto"/>
+            </w:pPr>
+            <w:r/>
+            <w:r>
+              <w:rPr>
+                <w:rFonts w:ascii="Calibri" w:hAnsi="Calibri"/>
+                <w:b w:val="0"/>
+                <w:i w:val="0"/>
+                <w:color w:val="000000"/>
+                <w:sz w:val="19"/>
+              </w:rPr>
+              <w:t>HTTP 429 và retry policy</w:t>
+            </w:r>
+          </w:p>
+        </w:tc>
+      </w:tr>
+      <w:tr>
+        <w:tc>
+          <w:tcPr>
+            <w:tcW w:type="dxa" w:w="2700"/>
+            <w:vAlign w:val="center"/>
+            <w:tcMar>
+              <w:top w:w="80" w:type="dxa"/>
+              <w:start w:w="120" w:type="dxa"/>
+              <w:bottom w:w="80" w:type="dxa"/>
+              <w:end w:w="120" w:type="dxa"/>
+            </w:tcMar>
+          </w:tcPr>
+          <w:p>
+            <w:pPr>
+              <w:spacing w:after="0" w:line="252" w:lineRule="auto"/>
+            </w:pPr>
+            <w:r/>
+            <w:r>
+              <w:rPr>
+                <w:rFonts w:ascii="Calibri" w:hAnsi="Calibri"/>
+                <w:b w:val="0"/>
+                <w:i w:val="0"/>
+                <w:color w:val="000000"/>
+                <w:sz w:val="19"/>
+              </w:rPr>
+              <w:t>`server_error`</w:t>
+            </w:r>
+          </w:p>
+        </w:tc>
+        <w:tc>
+          <w:tcPr>
+            <w:tcW w:type="dxa" w:w="6660"/>
+            <w:vAlign w:val="center"/>
+            <w:tcMar>
+              <w:top w:w="80" w:type="dxa"/>
+              <w:start w:w="120" w:type="dxa"/>
+              <w:bottom w:w="80" w:type="dxa"/>
+              <w:end w:w="120" w:type="dxa"/>
+            </w:tcMar>
+          </w:tcPr>
+          <w:p>
+            <w:pPr>
+              <w:spacing w:after="0" w:line="252" w:lineRule="auto"/>
+            </w:pPr>
+            <w:r/>
+            <w:r>
+              <w:rPr>
+                <w:rFonts w:ascii="Calibri" w:hAnsi="Calibri"/>
+                <w:b w:val="0"/>
+                <w:i w:val="0"/>
+                <w:color w:val="000000"/>
+                <w:sz w:val="19"/>
+              </w:rPr>
+              <w:t>HTTP 500 liên tục</w:t>
+            </w:r>
+          </w:p>
+        </w:tc>
+      </w:tr>
+      <w:tr>
+        <w:tc>
+          <w:tcPr>
+            <w:tcW w:type="dxa" w:w="2700"/>
+            <w:vAlign w:val="center"/>
+            <w:tcMar>
+              <w:top w:w="80" w:type="dxa"/>
+              <w:start w:w="120" w:type="dxa"/>
+              <w:bottom w:w="80" w:type="dxa"/>
+              <w:end w:w="120" w:type="dxa"/>
+            </w:tcMar>
+          </w:tcPr>
+          <w:p>
+            <w:pPr>
+              <w:spacing w:after="0" w:line="252" w:lineRule="auto"/>
+            </w:pPr>
+            <w:r/>
+            <w:r>
+              <w:rPr>
+                <w:rFonts w:ascii="Calibri" w:hAnsi="Calibri"/>
+                <w:b w:val="0"/>
+                <w:i w:val="0"/>
+                <w:color w:val="000000"/>
+                <w:sz w:val="19"/>
+              </w:rPr>
+              <w:t>`transient_500`</w:t>
+            </w:r>
+          </w:p>
+        </w:tc>
+        <w:tc>
+          <w:tcPr>
+            <w:tcW w:type="dxa" w:w="6660"/>
+            <w:vAlign w:val="center"/>
+            <w:tcMar>
+              <w:top w:w="80" w:type="dxa"/>
+              <w:start w:w="120" w:type="dxa"/>
+              <w:bottom w:w="80" w:type="dxa"/>
+              <w:end w:w="120" w:type="dxa"/>
+            </w:tcMar>
+          </w:tcPr>
+          <w:p>
+            <w:pPr>
+              <w:spacing w:after="0" w:line="252" w:lineRule="auto"/>
+            </w:pPr>
+            <w:r/>
+            <w:r>
+              <w:rPr>
+                <w:rFonts w:ascii="Calibri" w:hAnsi="Calibri"/>
+                <w:b w:val="0"/>
+                <w:i w:val="0"/>
+                <w:color w:val="000000"/>
+                <w:sz w:val="19"/>
+              </w:rPr>
+              <w:t>Thành công sau lỗi tạm thời</w:t>
+            </w:r>
+          </w:p>
+        </w:tc>
+      </w:tr>
+      <w:tr>
+        <w:tc>
+          <w:tcPr>
+            <w:tcW w:type="dxa" w:w="2700"/>
+            <w:vAlign w:val="center"/>
+            <w:tcMar>
+              <w:top w:w="80" w:type="dxa"/>
+              <w:start w:w="120" w:type="dxa"/>
+              <w:bottom w:w="80" w:type="dxa"/>
+              <w:end w:w="120" w:type="dxa"/>
+            </w:tcMar>
+          </w:tcPr>
+          <w:p>
+            <w:pPr>
+              <w:spacing w:after="0" w:line="252" w:lineRule="auto"/>
+            </w:pPr>
+            <w:r/>
+            <w:r>
+              <w:rPr>
+                <w:rFonts w:ascii="Calibri" w:hAnsi="Calibri"/>
+                <w:b w:val="0"/>
+                <w:i w:val="0"/>
+                <w:color w:val="000000"/>
+                <w:sz w:val="19"/>
+              </w:rPr>
+              <w:t>`timeout`</w:t>
+            </w:r>
+          </w:p>
+        </w:tc>
+        <w:tc>
+          <w:tcPr>
+            <w:tcW w:type="dxa" w:w="6660"/>
+            <w:vAlign w:val="center"/>
+            <w:tcMar>
+              <w:top w:w="80" w:type="dxa"/>
+              <w:start w:w="120" w:type="dxa"/>
+              <w:bottom w:w="80" w:type="dxa"/>
+              <w:end w:w="120" w:type="dxa"/>
+            </w:tcMar>
+          </w:tcPr>
+          <w:p>
+            <w:pPr>
+              <w:spacing w:after="0" w:line="252" w:lineRule="auto"/>
+            </w:pPr>
+            <w:r/>
+            <w:r>
+              <w:rPr>
+                <w:rFonts w:ascii="Calibri" w:hAnsi="Calibri"/>
+                <w:b w:val="0"/>
+                <w:i w:val="0"/>
+                <w:color w:val="000000"/>
+                <w:sz w:val="19"/>
+              </w:rPr>
+              <w:t>Read timeout</w:t>
+            </w:r>
+          </w:p>
+        </w:tc>
+      </w:tr>
+      <w:tr>
+        <w:tc>
+          <w:tcPr>
+            <w:tcW w:type="dxa" w:w="2700"/>
+            <w:vAlign w:val="center"/>
+            <w:tcMar>
+              <w:top w:w="80" w:type="dxa"/>
+              <w:start w:w="120" w:type="dxa"/>
+              <w:bottom w:w="80" w:type="dxa"/>
+              <w:end w:w="120" w:type="dxa"/>
+            </w:tcMar>
+          </w:tcPr>
+          <w:p>
+            <w:pPr>
+              <w:spacing w:after="0" w:line="252" w:lineRule="auto"/>
+            </w:pPr>
+            <w:r/>
+            <w:r>
+              <w:rPr>
+                <w:rFonts w:ascii="Calibri" w:hAnsi="Calibri"/>
+                <w:b w:val="0"/>
+                <w:i w:val="0"/>
+                <w:color w:val="000000"/>
+                <w:sz w:val="19"/>
+              </w:rPr>
+              <w:t>`malformed_json`</w:t>
+            </w:r>
+          </w:p>
+        </w:tc>
+        <w:tc>
+          <w:tcPr>
+            <w:tcW w:type="dxa" w:w="6660"/>
+            <w:vAlign w:val="center"/>
+            <w:tcMar>
+              <w:top w:w="80" w:type="dxa"/>
+              <w:start w:w="120" w:type="dxa"/>
+              <w:bottom w:w="80" w:type="dxa"/>
+              <w:end w:w="120" w:type="dxa"/>
+            </w:tcMar>
+          </w:tcPr>
+          <w:p>
+            <w:pPr>
+              <w:spacing w:after="0" w:line="252" w:lineRule="auto"/>
+            </w:pPr>
+            <w:r/>
+            <w:r>
+              <w:rPr>
+                <w:rFonts w:ascii="Calibri" w:hAnsi="Calibri"/>
+                <w:b w:val="0"/>
+                <w:i w:val="0"/>
+                <w:color w:val="000000"/>
+                <w:sz w:val="19"/>
+              </w:rPr>
+              <w:t>Vi phạm response contract</w:t>
+            </w:r>
+          </w:p>
+        </w:tc>
+      </w:tr>
+      <w:tr>
+        <w:tc>
+          <w:tcPr>
+            <w:tcW w:type="dxa" w:w="2700"/>
+            <w:vAlign w:val="center"/>
+            <w:tcMar>
+              <w:top w:w="80" w:type="dxa"/>
+              <w:start w:w="120" w:type="dxa"/>
+              <w:bottom w:w="80" w:type="dxa"/>
+              <w:end w:w="120" w:type="dxa"/>
+            </w:tcMar>
+          </w:tcPr>
+          <w:p>
+            <w:pPr>
+              <w:spacing w:after="0" w:line="252" w:lineRule="auto"/>
+            </w:pPr>
+            <w:r/>
+            <w:r>
+              <w:rPr>
+                <w:rFonts w:ascii="Calibri" w:hAnsi="Calibri"/>
+                <w:b w:val="0"/>
+                <w:i w:val="0"/>
+                <w:color w:val="000000"/>
+                <w:sz w:val="19"/>
+              </w:rPr>
+              <w:t>`invalid_record`</w:t>
+            </w:r>
+          </w:p>
+        </w:tc>
+        <w:tc>
+          <w:tcPr>
+            <w:tcW w:type="dxa" w:w="6660"/>
+            <w:vAlign w:val="center"/>
+            <w:tcMar>
+              <w:top w:w="80" w:type="dxa"/>
+              <w:start w:w="120" w:type="dxa"/>
+              <w:bottom w:w="80" w:type="dxa"/>
+              <w:end w:w="120" w:type="dxa"/>
+            </w:tcMar>
+          </w:tcPr>
+          <w:p>
+            <w:pPr>
+              <w:spacing w:after="0" w:line="252" w:lineRule="auto"/>
+            </w:pPr>
+            <w:r/>
+            <w:r>
+              <w:rPr>
+                <w:rFonts w:ascii="Calibri" w:hAnsi="Calibri"/>
+                <w:b w:val="0"/>
+                <w:i w:val="0"/>
+                <w:color w:val="000000"/>
+                <w:sz w:val="19"/>
+              </w:rPr>
+              <w:t>Data quality tại record</w:t>
+            </w:r>
+          </w:p>
+        </w:tc>
+      </w:tr>
+      <w:tr>
+        <w:tc>
+          <w:tcPr>
+            <w:tcW w:type="dxa" w:w="2700"/>
+            <w:vAlign w:val="center"/>
+            <w:tcMar>
+              <w:top w:w="80" w:type="dxa"/>
+              <w:start w:w="120" w:type="dxa"/>
+              <w:bottom w:w="80" w:type="dxa"/>
+              <w:end w:w="120" w:type="dxa"/>
+            </w:tcMar>
+          </w:tcPr>
+          <w:p>
+            <w:pPr>
+              <w:spacing w:after="0" w:line="252" w:lineRule="auto"/>
+            </w:pPr>
+            <w:r/>
+            <w:r>
+              <w:rPr>
+                <w:rFonts w:ascii="Calibri" w:hAnsi="Calibri"/>
+                <w:b w:val="0"/>
+                <w:i w:val="0"/>
+                <w:color w:val="000000"/>
+                <w:sz w:val="19"/>
+              </w:rPr>
+              <w:t>`duplicate`</w:t>
+            </w:r>
+          </w:p>
+        </w:tc>
+        <w:tc>
+          <w:tcPr>
+            <w:tcW w:type="dxa" w:w="6660"/>
+            <w:vAlign w:val="center"/>
+            <w:tcMar>
+              <w:top w:w="80" w:type="dxa"/>
+              <w:start w:w="120" w:type="dxa"/>
+              <w:bottom w:w="80" w:type="dxa"/>
+              <w:end w:w="120" w:type="dxa"/>
+            </w:tcMar>
+          </w:tcPr>
+          <w:p>
+            <w:pPr>
+              <w:spacing w:after="0" w:line="252" w:lineRule="auto"/>
+            </w:pPr>
+            <w:r/>
+            <w:r>
+              <w:rPr>
+                <w:rFonts w:ascii="Calibri" w:hAnsi="Calibri"/>
+                <w:b w:val="0"/>
+                <w:i w:val="0"/>
+                <w:color w:val="000000"/>
+                <w:sz w:val="19"/>
+              </w:rPr>
+              <w:t>Deduplication</w:t>
+            </w:r>
+          </w:p>
+        </w:tc>
+      </w:tr>
+      <w:tr>
+        <w:tc>
+          <w:tcPr>
+            <w:tcW w:type="dxa" w:w="2700"/>
+            <w:vAlign w:val="center"/>
+            <w:tcMar>
+              <w:top w:w="80" w:type="dxa"/>
+              <w:start w:w="120" w:type="dxa"/>
+              <w:bottom w:w="80" w:type="dxa"/>
+              <w:end w:w="120" w:type="dxa"/>
+            </w:tcMar>
+          </w:tcPr>
+          <w:p>
+            <w:pPr>
+              <w:spacing w:after="0" w:line="252" w:lineRule="auto"/>
+            </w:pPr>
+            <w:r/>
+            <w:r>
+              <w:rPr>
+                <w:rFonts w:ascii="Calibri" w:hAnsi="Calibri"/>
+                <w:b w:val="0"/>
+                <w:i w:val="0"/>
+                <w:color w:val="000000"/>
+                <w:sz w:val="19"/>
+              </w:rPr>
+              <w:t>`empty`</w:t>
+            </w:r>
+          </w:p>
+        </w:tc>
+        <w:tc>
+          <w:tcPr>
+            <w:tcW w:type="dxa" w:w="6660"/>
+            <w:vAlign w:val="center"/>
+            <w:tcMar>
+              <w:top w:w="80" w:type="dxa"/>
+              <w:start w:w="120" w:type="dxa"/>
+              <w:bottom w:w="80" w:type="dxa"/>
+              <w:end w:w="120" w:type="dxa"/>
+            </w:tcMar>
+          </w:tcPr>
+          <w:p>
+            <w:pPr>
+              <w:spacing w:after="0" w:line="252" w:lineRule="auto"/>
+            </w:pPr>
+            <w:r/>
+            <w:r>
+              <w:rPr>
+                <w:rFonts w:ascii="Calibri" w:hAnsi="Calibri"/>
+                <w:b w:val="0"/>
+                <w:i w:val="0"/>
+                <w:color w:val="000000"/>
+                <w:sz w:val="19"/>
+              </w:rPr>
+              <w:t>Batch không có dữ liệu</w:t>
+            </w:r>
+          </w:p>
+        </w:tc>
+      </w:tr>
+    </w:tbl>
+    <w:p>
+      <w:pPr>
+        <w:spacing w:before="0" w:after="80"/>
+      </w:pPr>
+    </w:p>
+    <w:p>
+      <w:pPr>
+        <w:pStyle w:val="Heading1"/>
+      </w:pPr>
+      <w:r>
+        <w:t>6. Mô hình dữ liệu</w:t>
+      </w:r>
+    </w:p>
+    <w:p>
+      <w:pPr>
+        <w:pStyle w:val="Heading2"/>
+      </w:pPr>
+      <w:r>
+        <w:t>6.1 Tầng raw</w:t>
+      </w:r>
+    </w:p>
+    <w:p>
+      <w:r>
+        <w:rPr>
+          <w:rFonts w:ascii="Calibri" w:hAnsi="Calibri"/>
+          <w:b w:val="0"/>
+          <w:i w:val="0"/>
+          <w:color w:val="000000"/>
+          <w:sz w:val="22"/>
+        </w:rPr>
+        <w:t xml:space="preserve">Hai bảng raw có cùng cấu trúc nhưng tách theo nguồn để benchmark độc lập. Mỗi dòng giữ cả trường truy vấn thường dùng và payload JSON gốc. </w:t>
+      </w:r>
+      <w:r>
+        <w:rPr>
+          <w:rFonts w:ascii="Consolas" w:hAnsi="Consolas"/>
+          <w:b w:val="0"/>
+          <w:i w:val="0"/>
+          <w:color w:val="1F4D78"/>
+          <w:sz w:val="19"/>
+        </w:rPr>
+        <w:t>payload_hash</w:t>
+      </w:r>
+      <w:r>
+        <w:rPr>
+          <w:rFonts w:ascii="Calibri" w:hAnsi="Calibri"/>
+          <w:b w:val="0"/>
+          <w:i w:val="0"/>
+          <w:color w:val="000000"/>
+          <w:sz w:val="22"/>
+        </w:rPr>
+        <w:t xml:space="preserve"> dùng SHA-256 trên JSON canonical để chống nạp lại cùng nội dung.</w:t>
+      </w:r>
+    </w:p>
+    <w:p>
+      <w:r>
+        <w:rPr>
+          <w:rFonts w:ascii="Calibri" w:hAnsi="Calibri"/>
+          <w:b w:val="0"/>
+          <w:i w:val="0"/>
+          <w:color w:val="000000"/>
+          <w:sz w:val="22"/>
+        </w:rPr>
+        <w:t>Khóa chống trùng:</w:t>
+      </w:r>
+    </w:p>
+    <w:p>
+      <w:r>
+        <w:rPr>
+          <w:rFonts w:ascii="Consolas" w:hAnsi="Consolas"/>
+          <w:b w:val="0"/>
+          <w:i w:val="0"/>
+          <w:color w:val="1F4D78"/>
+          <w:sz w:val="19"/>
+        </w:rPr>
+        <w:t>batch_id + source_system + promotion_id + payload_hash</w:t>
+      </w:r>
+    </w:p>
+    <w:p>
+      <w:r>
+        <w:rPr>
+          <w:rFonts w:ascii="Calibri" w:hAnsi="Calibri"/>
+          <w:b w:val="0"/>
+          <w:i w:val="0"/>
+          <w:color w:val="000000"/>
+          <w:sz w:val="22"/>
+        </w:rPr>
+        <w:t xml:space="preserve">Khóa có </w:t>
+      </w:r>
+      <w:r>
+        <w:rPr>
+          <w:rFonts w:ascii="Consolas" w:hAnsi="Consolas"/>
+          <w:b w:val="0"/>
+          <w:i w:val="0"/>
+          <w:color w:val="1F4D78"/>
+          <w:sz w:val="19"/>
+        </w:rPr>
+        <w:t>batch_id</w:t>
+      </w:r>
+      <w:r>
+        <w:rPr>
+          <w:rFonts w:ascii="Calibri" w:hAnsi="Calibri"/>
+          <w:b w:val="0"/>
+          <w:i w:val="0"/>
+          <w:color w:val="000000"/>
+          <w:sz w:val="22"/>
+        </w:rPr>
+        <w:t xml:space="preserve"> để cùng payload ở snapshot ngày mới vẫn được giữ. Khi retry chính batch, </w:t>
+      </w:r>
+      <w:r>
+        <w:rPr>
+          <w:rFonts w:ascii="Consolas" w:hAnsi="Consolas"/>
+          <w:b w:val="0"/>
+          <w:i w:val="0"/>
+          <w:color w:val="1F4D78"/>
+          <w:sz w:val="19"/>
+        </w:rPr>
+        <w:t>ON CONFLICT DO NOTHING</w:t>
+      </w:r>
+      <w:r>
+        <w:rPr>
+          <w:rFonts w:ascii="Calibri" w:hAnsi="Calibri"/>
+          <w:b w:val="0"/>
+          <w:i w:val="0"/>
+          <w:color w:val="000000"/>
+          <w:sz w:val="22"/>
+        </w:rPr>
+        <w:t xml:space="preserve"> ngăn nhân đôi. Audit tách </w:t>
+      </w:r>
+      <w:r>
+        <w:rPr>
+          <w:rFonts w:ascii="Consolas" w:hAnsi="Consolas"/>
+          <w:b w:val="0"/>
+          <w:i w:val="0"/>
+          <w:color w:val="1F4D78"/>
+          <w:sz w:val="19"/>
+        </w:rPr>
+        <w:t>source_count</w:t>
+      </w:r>
+      <w:r>
+        <w:rPr>
+          <w:rFonts w:ascii="Calibri" w:hAnsi="Calibri"/>
+          <w:b w:val="0"/>
+          <w:i w:val="0"/>
+          <w:color w:val="000000"/>
+          <w:sz w:val="22"/>
+        </w:rPr>
+        <w:t xml:space="preserve">, </w:t>
+      </w:r>
+      <w:r>
+        <w:rPr>
+          <w:rFonts w:ascii="Consolas" w:hAnsi="Consolas"/>
+          <w:b w:val="0"/>
+          <w:i w:val="0"/>
+          <w:color w:val="1F4D78"/>
+          <w:sz w:val="19"/>
+        </w:rPr>
+        <w:t>inserted_count</w:t>
+      </w:r>
+      <w:r>
+        <w:rPr>
+          <w:rFonts w:ascii="Calibri" w:hAnsi="Calibri"/>
+          <w:b w:val="0"/>
+          <w:i w:val="0"/>
+          <w:color w:val="000000"/>
+          <w:sz w:val="22"/>
+        </w:rPr>
+        <w:t xml:space="preserve">, </w:t>
+      </w:r>
+      <w:r>
+        <w:rPr>
+          <w:rFonts w:ascii="Consolas" w:hAnsi="Consolas"/>
+          <w:b w:val="0"/>
+          <w:i w:val="0"/>
+          <w:color w:val="1F4D78"/>
+          <w:sz w:val="19"/>
+        </w:rPr>
+        <w:t>duplicate_count</w:t>
+      </w:r>
+      <w:r>
+        <w:rPr>
+          <w:rFonts w:ascii="Calibri" w:hAnsi="Calibri"/>
+          <w:b w:val="0"/>
+          <w:i w:val="0"/>
+          <w:color w:val="000000"/>
+          <w:sz w:val="22"/>
+        </w:rPr>
+        <w:t xml:space="preserve">; các số đếm raw được truy vấn lại từ PostgreSQL nên không ghi nhận “accepted” nếu record thực tế không tồn tại. Vì record invalid có thể thiếu </w:t>
+      </w:r>
+      <w:r>
+        <w:rPr>
+          <w:rFonts w:ascii="Consolas" w:hAnsi="Consolas"/>
+          <w:b w:val="0"/>
+          <w:i w:val="0"/>
+          <w:color w:val="1F4D78"/>
+          <w:sz w:val="19"/>
+        </w:rPr>
+        <w:t>promotion_id</w:t>
+      </w:r>
+      <w:r>
+        <w:rPr>
+          <w:rFonts w:ascii="Calibri" w:hAnsi="Calibri"/>
+          <w:b w:val="0"/>
+          <w:i w:val="0"/>
+          <w:color w:val="000000"/>
+          <w:sz w:val="22"/>
+        </w:rPr>
+        <w:t xml:space="preserve">, unique index dùng PostgreSQL 16 </w:t>
+      </w:r>
+      <w:r>
+        <w:rPr>
+          <w:rFonts w:ascii="Consolas" w:hAnsi="Consolas"/>
+          <w:b w:val="0"/>
+          <w:i w:val="0"/>
+          <w:color w:val="1F4D78"/>
+          <w:sz w:val="19"/>
+        </w:rPr>
+        <w:t>NULLS NOT DISTINCT</w:t>
+      </w:r>
+      <w:r>
+        <w:rPr>
+          <w:rFonts w:ascii="Calibri" w:hAnsi="Calibri"/>
+          <w:b w:val="0"/>
+          <w:i w:val="0"/>
+          <w:color w:val="000000"/>
+          <w:sz w:val="22"/>
+        </w:rPr>
+        <w:t xml:space="preserve">; retry cùng batch không thể chèn thêm một bản sao có khóa NULL. Migration giữ dòng có </w:t>
+      </w:r>
+      <w:r>
+        <w:rPr>
+          <w:rFonts w:ascii="Consolas" w:hAnsi="Consolas"/>
+          <w:b w:val="0"/>
+          <w:i w:val="0"/>
+          <w:color w:val="1F4D78"/>
+          <w:sz w:val="19"/>
+        </w:rPr>
+        <w:t>ingestion_id</w:t>
+      </w:r>
+      <w:r>
+        <w:rPr>
+          <w:rFonts w:ascii="Calibri" w:hAnsi="Calibri"/>
+          <w:b w:val="0"/>
+          <w:i w:val="0"/>
+          <w:color w:val="000000"/>
+          <w:sz w:val="22"/>
+        </w:rPr>
+        <w:t xml:space="preserve"> nhỏ nhất và dọn các bản sao chính xác do index cũ để lại trước khi rebuild index.</w:t>
+      </w:r>
+    </w:p>
+    <w:p>
+      <w:pPr>
+        <w:pStyle w:val="Heading2"/>
+      </w:pPr>
+      <w:r>
+        <w:t>6.2 Tầng control</w:t>
+      </w:r>
+    </w:p>
+    <w:p>
+      <w:r>
+        <w:rPr>
+          <w:rFonts w:ascii="Consolas" w:hAnsi="Consolas"/>
+          <w:b w:val="0"/>
+          <w:i w:val="0"/>
+          <w:color w:val="1F4D78"/>
+          <w:sz w:val="19"/>
+        </w:rPr>
+        <w:t>pipeline_runs</w:t>
+      </w:r>
+      <w:r>
+        <w:rPr>
+          <w:rFonts w:ascii="Calibri" w:hAnsi="Calibri"/>
+          <w:b w:val="0"/>
+          <w:i w:val="0"/>
+          <w:color w:val="000000"/>
+          <w:sz w:val="22"/>
+        </w:rPr>
+        <w:t xml:space="preserve"> giữ trạng thái và số liệu đối soát của mỗi run. </w:t>
+      </w:r>
+      <w:r>
+        <w:rPr>
+          <w:rFonts w:ascii="Consolas" w:hAnsi="Consolas"/>
+          <w:b w:val="0"/>
+          <w:i w:val="0"/>
+          <w:color w:val="1F4D78"/>
+          <w:sz w:val="19"/>
+        </w:rPr>
+        <w:t>ingestion_watermarks</w:t>
+      </w:r>
+      <w:r>
+        <w:rPr>
+          <w:rFonts w:ascii="Calibri" w:hAnsi="Calibri"/>
+          <w:b w:val="0"/>
+          <w:i w:val="0"/>
+          <w:color w:val="000000"/>
+          <w:sz w:val="22"/>
+        </w:rPr>
+        <w:t xml:space="preserve"> giữ mốc incremental gần nhất đã hoàn tất. </w:t>
+      </w:r>
+      <w:r>
+        <w:rPr>
+          <w:rFonts w:ascii="Consolas" w:hAnsi="Consolas"/>
+          <w:b w:val="0"/>
+          <w:i w:val="0"/>
+          <w:color w:val="1F4D78"/>
+          <w:sz w:val="19"/>
+        </w:rPr>
+        <w:t>quality_results</w:t>
+      </w:r>
+      <w:r>
+        <w:rPr>
+          <w:rFonts w:ascii="Calibri" w:hAnsi="Calibri"/>
+          <w:b w:val="0"/>
+          <w:i w:val="0"/>
+          <w:color w:val="000000"/>
+          <w:sz w:val="22"/>
+        </w:rPr>
+        <w:t xml:space="preserve"> lưu từng rule, actual value và expected value.</w:t>
+      </w:r>
+    </w:p>
+    <w:p>
+      <w:pPr>
+        <w:pStyle w:val="Heading2"/>
+      </w:pPr>
+      <w:r>
+        <w:t>6.3 Tầng curated</w:t>
+      </w:r>
+    </w:p>
+    <w:p>
+      <w:r>
+        <w:rPr>
+          <w:rFonts w:ascii="Calibri" w:hAnsi="Calibri"/>
+          <w:b w:val="0"/>
+          <w:i w:val="0"/>
+          <w:color w:val="000000"/>
+          <w:sz w:val="22"/>
+        </w:rPr>
+        <w:t>Grain của bảng curated là một sản phẩm trong một đơn hàng kết hợp với phiên bản promotion có hiệu lực tại ngày mua.</w:t>
+      </w:r>
+    </w:p>
+    <w:p>
+      <w:r>
+        <w:rPr>
+          <w:rFonts w:ascii="Calibri" w:hAnsi="Calibri"/>
+          <w:b w:val="0"/>
+          <w:i w:val="0"/>
+          <w:color w:val="000000"/>
+          <w:sz w:val="22"/>
+        </w:rPr>
+        <w:t>Các công thức:</w:t>
+      </w:r>
+    </w:p>
+    <w:p>
+      <w:r>
+        <w:rPr>
+          <w:rFonts w:ascii="Consolas" w:hAnsi="Consolas"/>
+          <w:b w:val="0"/>
+          <w:i w:val="0"/>
+          <w:color w:val="1F4D78"/>
+          <w:sz w:val="19"/>
+        </w:rPr>
+        <w:t>gross_amount = item_price + freight_value</w:t>
+      </w:r>
+    </w:p>
+    <w:p>
+      <w:r>
+        <w:rPr>
+          <w:rFonts w:ascii="Consolas" w:hAnsi="Consolas"/>
+          <w:b w:val="0"/>
+          <w:i w:val="0"/>
+          <w:color w:val="1F4D78"/>
+          <w:sz w:val="19"/>
+        </w:rPr>
+        <w:t>net_amount_after_discount = gross_amount - discount_amount</w:t>
+      </w:r>
+    </w:p>
+    <w:p>
+      <w:r>
+        <w:rPr>
+          <w:rFonts w:ascii="Calibri" w:hAnsi="Calibri"/>
+          <w:b w:val="0"/>
+          <w:i w:val="0"/>
+          <w:color w:val="000000"/>
+          <w:sz w:val="22"/>
+        </w:rPr>
+        <w:t xml:space="preserve">Giảm giá chỉ áp dụng lên </w:t>
+      </w:r>
+      <w:r>
+        <w:rPr>
+          <w:rFonts w:ascii="Consolas" w:hAnsi="Consolas"/>
+          <w:b w:val="0"/>
+          <w:i w:val="0"/>
+          <w:color w:val="1F4D78"/>
+          <w:sz w:val="19"/>
+        </w:rPr>
+        <w:t>item_price</w:t>
+      </w:r>
+      <w:r>
+        <w:rPr>
+          <w:rFonts w:ascii="Calibri" w:hAnsi="Calibri"/>
+          <w:b w:val="0"/>
+          <w:i w:val="0"/>
+          <w:color w:val="000000"/>
+          <w:sz w:val="22"/>
+        </w:rPr>
+        <w:t>, không áp dụng phí vận chuyển.</w:t>
       </w:r>
     </w:p>
     <w:p>
@@ -621,41 +3220,1272 @@
         <w:pStyle w:val="Heading1"/>
       </w:pPr>
       <w:r>
-        <w:t>1. Tóm tắt dự án</w:t>
+        <w:t>7. Thiết kế Airflow</w:t>
       </w:r>
     </w:p>
     <w:p>
       <w:pPr>
-        <w:spacing w:after="120" w:line="264" w:lineRule="auto"/>
+        <w:pStyle w:val="Heading2"/>
+      </w:pPr>
+      <w:r>
+        <w:t>7.1 DAG Airflow-centric</w:t>
+      </w:r>
+    </w:p>
+    <w:p>
+      <w:r>
+        <w:rPr>
+          <w:rFonts w:ascii="Calibri" w:hAnsi="Calibri"/>
+          <w:b w:val="0"/>
+          <w:i w:val="0"/>
+          <w:color w:val="000000"/>
+          <w:sz w:val="22"/>
+        </w:rPr>
+        <w:t xml:space="preserve">DAG </w:t>
+      </w:r>
+      <w:r>
+        <w:rPr>
+          <w:rFonts w:ascii="Consolas" w:hAnsi="Consolas"/>
+          <w:b w:val="0"/>
+          <w:i w:val="0"/>
+          <w:color w:val="1F4D78"/>
+          <w:sz w:val="19"/>
+        </w:rPr>
+        <w:t>de_genesis_week5_airflow_ingestion</w:t>
+      </w:r>
+      <w:r>
+        <w:rPr>
+          <w:rFonts w:ascii="Calibri" w:hAnsi="Calibri"/>
+          <w:b w:val="0"/>
+          <w:i w:val="0"/>
+          <w:color w:val="000000"/>
+          <w:sz w:val="22"/>
+        </w:rPr>
+        <w:t xml:space="preserve"> chạy lúc 06:00 hằng ngày, </w:t>
+      </w:r>
+      <w:r>
+        <w:rPr>
+          <w:rFonts w:ascii="Consolas" w:hAnsi="Consolas"/>
+          <w:b w:val="0"/>
+          <w:i w:val="0"/>
+          <w:color w:val="1F4D78"/>
+          <w:sz w:val="19"/>
+        </w:rPr>
+        <w:t>catchup=False</w:t>
+      </w:r>
+      <w:r>
+        <w:rPr>
+          <w:rFonts w:ascii="Calibri" w:hAnsi="Calibri"/>
+          <w:b w:val="0"/>
+          <w:i w:val="0"/>
+          <w:color w:val="000000"/>
+          <w:sz w:val="22"/>
+        </w:rPr>
+        <w:t xml:space="preserve"> và </w:t>
+      </w:r>
+      <w:r>
+        <w:rPr>
+          <w:rFonts w:ascii="Consolas" w:hAnsi="Consolas"/>
+          <w:b w:val="0"/>
+          <w:i w:val="0"/>
+          <w:color w:val="1F4D78"/>
+          <w:sz w:val="19"/>
+        </w:rPr>
+        <w:t>max_active_runs=1</w:t>
+      </w:r>
+      <w:r>
+        <w:rPr>
+          <w:rFonts w:ascii="Calibri" w:hAnsi="Calibri"/>
+          <w:b w:val="0"/>
+          <w:i w:val="0"/>
+          <w:color w:val="000000"/>
+          <w:sz w:val="22"/>
+        </w:rPr>
+        <w:t>. Các task lần lượt kiểm tra dependency, nạp raw và chạy Spark core.</w:t>
+      </w:r>
+    </w:p>
+    <w:p>
+      <w:pPr>
+        <w:pStyle w:val="Heading2"/>
+      </w:pPr>
+      <w:r>
+        <w:t>7.2 DAG NiFi downstream</w:t>
+      </w:r>
+    </w:p>
+    <w:p>
+      <w:r>
+        <w:rPr>
+          <w:rFonts w:ascii="Calibri" w:hAnsi="Calibri"/>
+          <w:b w:val="0"/>
+          <w:i w:val="0"/>
+          <w:color w:val="000000"/>
+          <w:sz w:val="22"/>
+        </w:rPr>
+        <w:t xml:space="preserve">DAG </w:t>
+      </w:r>
+      <w:r>
+        <w:rPr>
+          <w:rFonts w:ascii="Consolas" w:hAnsi="Consolas"/>
+          <w:b w:val="0"/>
+          <w:i w:val="0"/>
+          <w:color w:val="1F4D78"/>
+          <w:sz w:val="19"/>
+        </w:rPr>
+        <w:t>de_genesis_week5_nifi_downstream</w:t>
+      </w:r>
+      <w:r>
+        <w:rPr>
+          <w:rFonts w:ascii="Calibri" w:hAnsi="Calibri"/>
+          <w:b w:val="0"/>
+          <w:i w:val="0"/>
+          <w:color w:val="000000"/>
+          <w:sz w:val="22"/>
+        </w:rPr>
+        <w:t xml:space="preserve"> không tự gọi API. DAG chỉ nhận:</w:t>
+      </w:r>
+    </w:p>
+    <w:p>
+      <w:pPr>
+        <w:pStyle w:val="ListBullet"/>
       </w:pPr>
       <w:r>
         <w:rPr>
-          <w:rFonts w:ascii="Calibri" w:hAnsi="Calibri" w:eastAsia="Calibri" w:cs="Calibri"/>
+          <w:rFonts w:ascii="Consolas" w:hAnsi="Consolas"/>
+          <w:b w:val="0"/>
           <w:i w:val="0"/>
+          <w:color w:val="1F4D78"/>
+          <w:sz w:val="19"/>
         </w:rPr>
-        <w:t>Điểm chính của tuần 5 là chuyển phần mô hình dữ liệu trước đó thành pipeline có nguồn API, raw layer, control layer, curated layer, DAG Airflow, flow NiFi và kiểm thử. Thiết kế dùng cùng input và cùng Spark core cho hai hướng ingestion để bảo đảm kết quả có thể đối chiếu và làm rõ vai trò của từng công cụ.</w:t>
+        <w:t>source_mode = nifi</w:t>
+      </w:r>
+    </w:p>
+    <w:p>
+      <w:pPr>
+        <w:pStyle w:val="ListBullet"/>
+      </w:pPr>
+      <w:r>
+        <w:rPr>
+          <w:rFonts w:ascii="Consolas" w:hAnsi="Consolas"/>
+          <w:b w:val="0"/>
+          <w:i w:val="0"/>
+          <w:color w:val="1F4D78"/>
+          <w:sz w:val="19"/>
+        </w:rPr>
+        <w:t>batch_id</w:t>
+      </w:r>
+    </w:p>
+    <w:p>
+      <w:pPr>
+        <w:pStyle w:val="ListBullet"/>
+      </w:pPr>
+      <w:r>
+        <w:rPr>
+          <w:rFonts w:ascii="Consolas" w:hAnsi="Consolas"/>
+          <w:b w:val="0"/>
+          <w:i w:val="0"/>
+          <w:color w:val="1F4D78"/>
+          <w:sz w:val="19"/>
+        </w:rPr>
+        <w:t>raw_table = week5_raw.promotions_nifi</w:t>
+      </w:r>
+    </w:p>
+    <w:p>
+      <w:r>
+        <w:rPr>
+          <w:rFonts w:ascii="Calibri" w:hAnsi="Calibri"/>
+          <w:b w:val="0"/>
+          <w:i w:val="0"/>
+          <w:color w:val="000000"/>
+          <w:sz w:val="22"/>
+        </w:rPr>
+        <w:t>Tên bảng được kiểm tra bằng allow-list để tránh sử dụng giá trị tùy ý từ request trong câu SQL.</w:t>
+      </w:r>
+    </w:p>
+    <w:p>
+      <w:pPr>
+        <w:pStyle w:val="Heading2"/>
+      </w:pPr>
+      <w:r>
+        <w:t>7.3 DAG đa nguồn</w:t>
+      </w:r>
+    </w:p>
+    <w:p>
+      <w:r>
+        <w:rPr>
+          <w:rFonts w:ascii="Calibri" w:hAnsi="Calibri"/>
+          <w:b w:val="0"/>
+          <w:i w:val="0"/>
+          <w:color w:val="000000"/>
+          <w:sz w:val="22"/>
+        </w:rPr>
+        <w:t xml:space="preserve">DAG </w:t>
+      </w:r>
+      <w:r>
+        <w:rPr>
+          <w:rFonts w:ascii="Consolas" w:hAnsi="Consolas"/>
+          <w:b w:val="0"/>
+          <w:i w:val="0"/>
+          <w:color w:val="1F4D78"/>
+          <w:sz w:val="19"/>
+        </w:rPr>
+        <w:t>de_genesis_week5_multisource</w:t>
+      </w:r>
+      <w:r>
+        <w:rPr>
+          <w:rFonts w:ascii="Calibri" w:hAnsi="Calibri"/>
+          <w:b w:val="0"/>
+          <w:i w:val="0"/>
+          <w:color w:val="000000"/>
+          <w:sz w:val="22"/>
+        </w:rPr>
+        <w:t xml:space="preserve"> chạy lúc 06:30 hằng ngày. DAG NiFi downstream chủ ý để </w:t>
+      </w:r>
+      <w:r>
+        <w:rPr>
+          <w:rFonts w:ascii="Consolas" w:hAnsi="Consolas"/>
+          <w:b w:val="0"/>
+          <w:i w:val="0"/>
+          <w:color w:val="1F4D78"/>
+          <w:sz w:val="19"/>
+        </w:rPr>
+        <w:t>schedule=None</w:t>
+      </w:r>
+      <w:r>
+        <w:rPr>
+          <w:rFonts w:ascii="Calibri" w:hAnsi="Calibri"/>
+          <w:b w:val="0"/>
+          <w:i w:val="0"/>
+          <w:color w:val="000000"/>
+          <w:sz w:val="22"/>
+        </w:rPr>
+        <w:t xml:space="preserve"> vì chỉ nhận sự kiện REST sau khi NiFi hoàn tất raw batch.</w:t>
+      </w:r>
+    </w:p>
+    <w:p>
+      <w:pPr>
+        <w:pStyle w:val="Heading2"/>
+      </w:pPr>
+      <w:r>
+        <w:t>7.4 Retry và failure callback</w:t>
+      </w:r>
+    </w:p>
+    <w:p>
+      <w:r>
+        <w:rPr>
+          <w:rFonts w:ascii="Calibri" w:hAnsi="Calibri"/>
+          <w:b w:val="0"/>
+          <w:i w:val="0"/>
+          <w:color w:val="000000"/>
+          <w:sz w:val="22"/>
+        </w:rPr>
+        <w:t>Lỗi tạm thời được retry có giới hạn. Failure callback ghi trạng thái thất bại nhưng không che khuất exception gốc nếu bản thân callback gặp lỗi.</w:t>
+      </w:r>
+    </w:p>
+    <w:p>
+      <w:pPr>
+        <w:pStyle w:val="Heading1"/>
+      </w:pPr>
+      <w:r>
+        <w:t>8. Thiết kế NiFi</w:t>
+      </w:r>
+    </w:p>
+    <w:p>
+      <w:r>
+        <w:rPr>
+          <w:rFonts w:ascii="Calibri" w:hAnsi="Calibri"/>
+          <w:b w:val="0"/>
+          <w:i w:val="0"/>
+          <w:color w:val="000000"/>
+          <w:sz w:val="22"/>
+        </w:rPr>
+        <w:t xml:space="preserve">Blueprint v2 gồm 21 processor logic, hai Controller Service và contract liệt kê toàn bộ relationship. Unit test buộc mỗi relationship phải được nối hoặc auto-terminate. Flow đọc metadata pagination, tăng </w:t>
+      </w:r>
+      <w:r>
+        <w:rPr>
+          <w:rFonts w:ascii="Consolas" w:hAnsi="Consolas"/>
+          <w:b w:val="0"/>
+          <w:i w:val="0"/>
+          <w:color w:val="1F4D78"/>
+          <w:sz w:val="19"/>
+        </w:rPr>
+        <w:t>page</w:t>
+      </w:r>
+      <w:r>
+        <w:rPr>
+          <w:rFonts w:ascii="Calibri" w:hAnsi="Calibri"/>
+          <w:b w:val="0"/>
+          <w:i w:val="0"/>
+          <w:color w:val="000000"/>
+          <w:sz w:val="22"/>
+        </w:rPr>
+        <w:t xml:space="preserve">, có chốt </w:t>
+      </w:r>
+      <w:r>
+        <w:rPr>
+          <w:rFonts w:ascii="Consolas" w:hAnsi="Consolas"/>
+          <w:b w:val="0"/>
+          <w:i w:val="0"/>
+          <w:color w:val="1F4D78"/>
+          <w:sz w:val="19"/>
+        </w:rPr>
+        <w:t>api.max.pages</w:t>
+      </w:r>
+      <w:r>
+        <w:rPr>
+          <w:rFonts w:ascii="Calibri" w:hAnsi="Calibri"/>
+          <w:b w:val="0"/>
+          <w:i w:val="0"/>
+          <w:color w:val="000000"/>
+          <w:sz w:val="22"/>
+        </w:rPr>
+        <w:t xml:space="preserve">, gom đủ parameter </w:t>
+      </w:r>
+      <w:r>
+        <w:rPr>
+          <w:rFonts w:ascii="Consolas" w:hAnsi="Consolas"/>
+          <w:b w:val="0"/>
+          <w:i w:val="0"/>
+          <w:color w:val="1F4D78"/>
+          <w:sz w:val="19"/>
+        </w:rPr>
+        <w:t>api.expected.records=250</w:t>
+      </w:r>
+      <w:r>
+        <w:rPr>
+          <w:rFonts w:ascii="Calibri" w:hAnsi="Calibri"/>
+          <w:b w:val="0"/>
+          <w:i w:val="0"/>
+          <w:color w:val="000000"/>
+          <w:sz w:val="22"/>
+        </w:rPr>
+        <w:t xml:space="preserve"> trước khi trigger Airflow. Với page size 100, flow đi qua ba trang thay vì dừng ở trang đầu.</w:t>
+      </w:r>
+    </w:p>
+    <w:p>
+      <w:r>
+        <w:rPr>
+          <w:rFonts w:ascii="Calibri" w:hAnsi="Calibri"/>
+          <w:b w:val="0"/>
+          <w:i w:val="0"/>
+          <w:color w:val="000000"/>
+          <w:sz w:val="22"/>
+        </w:rPr>
+        <w:t xml:space="preserve">Credential Airflow và PostgreSQL có giá trị </w:t>
+      </w:r>
+      <w:r>
+        <w:rPr>
+          <w:rFonts w:ascii="Consolas" w:hAnsi="Consolas"/>
+          <w:b w:val="0"/>
+          <w:i w:val="0"/>
+          <w:color w:val="1F4D78"/>
+          <w:sz w:val="19"/>
+        </w:rPr>
+        <w:t>null</w:t>
+      </w:r>
+      <w:r>
+        <w:rPr>
+          <w:rFonts w:ascii="Calibri" w:hAnsi="Calibri"/>
+          <w:b w:val="0"/>
+          <w:i w:val="0"/>
+          <w:color w:val="000000"/>
+          <w:sz w:val="22"/>
+        </w:rPr>
+        <w:t xml:space="preserve"> trong flow definition. Script cấu hình tạo/gán Parameter Context, tạo/bật Controller Service và lấy hai secret từ biến môi trường lúc chạy; secret không được ghi vào blueprint.</w:t>
+      </w:r>
+    </w:p>
+    <w:p>
+      <w:r>
+        <w:rPr>
+          <w:rFonts w:ascii="Calibri" w:hAnsi="Calibri"/>
+          <w:b w:val="0"/>
+          <w:i w:val="0"/>
+          <w:color w:val="000000"/>
+          <w:sz w:val="22"/>
+        </w:rPr>
+        <w:t xml:space="preserve">Record không hợp lệ vẫn được ghi raw với </w:t>
+      </w:r>
+      <w:r>
+        <w:rPr>
+          <w:rFonts w:ascii="Consolas" w:hAnsi="Consolas"/>
+          <w:b w:val="0"/>
+          <w:i w:val="0"/>
+          <w:color w:val="1F4D78"/>
+          <w:sz w:val="19"/>
+        </w:rPr>
+        <w:t>is_valid=false</w:t>
+      </w:r>
+      <w:r>
+        <w:rPr>
+          <w:rFonts w:ascii="Calibri" w:hAnsi="Calibri"/>
+          <w:b w:val="0"/>
+          <w:i w:val="0"/>
+          <w:color w:val="000000"/>
+          <w:sz w:val="22"/>
+        </w:rPr>
+        <w:t xml:space="preserve"> để phép đối soát accepted/rejected không mất dữ liệu. </w:t>
+      </w:r>
+      <w:r>
+        <w:rPr>
+          <w:rFonts w:ascii="Consolas" w:hAnsi="Consolas"/>
+          <w:b w:val="0"/>
+          <w:i w:val="0"/>
+          <w:color w:val="1F4D78"/>
+          <w:sz w:val="19"/>
+        </w:rPr>
+        <w:t>dag_run_id = nifi__&lt;batch_id&gt;</w:t>
+      </w:r>
+      <w:r>
+        <w:rPr>
+          <w:rFonts w:ascii="Calibri" w:hAnsi="Calibri"/>
+          <w:b w:val="0"/>
+          <w:i w:val="0"/>
+          <w:color w:val="000000"/>
+          <w:sz w:val="22"/>
+        </w:rPr>
+        <w:t xml:space="preserve"> tạo khóa idempotency ở Airflow. HTTP 409 biểu thị batch đã được trigger trước đó và không tạo run mới.</w:t>
+      </w:r>
+    </w:p>
+    <w:p>
+      <w:pPr>
+        <w:pStyle w:val="Heading2"/>
+      </w:pPr>
+      <w:r>
+        <w:t>8.1 Contract API key, OAuth2 và SOAP</w:t>
+      </w:r>
+    </w:p>
+    <w:p>
+      <w:r>
+        <w:rPr>
+          <w:rFonts w:ascii="Calibri" w:hAnsi="Calibri"/>
+          <w:b w:val="0"/>
+          <w:i w:val="0"/>
+          <w:color w:val="000000"/>
+          <w:sz w:val="22"/>
+        </w:rPr>
+        <w:t xml:space="preserve">Module </w:t>
+      </w:r>
+      <w:r>
+        <w:rPr>
+          <w:rFonts w:ascii="Consolas" w:hAnsi="Consolas"/>
+          <w:b w:val="0"/>
+          <w:i w:val="0"/>
+          <w:color w:val="1F4D78"/>
+          <w:sz w:val="19"/>
+        </w:rPr>
+        <w:t>api_contracts.py</w:t>
+      </w:r>
+      <w:r>
+        <w:rPr>
+          <w:rFonts w:ascii="Calibri" w:hAnsi="Calibri"/>
+          <w:b w:val="0"/>
+          <w:i w:val="0"/>
+          <w:color w:val="000000"/>
+          <w:sz w:val="22"/>
+        </w:rPr>
+        <w:t xml:space="preserve"> chuẩn hóa header API key, OAuth2 Client Credentials và SOAP 1.1. Secret chỉ tồn tại trong tham số runtime. SOAP response được parser về cùng cấu trúc dict với REST để downstream không phụ thuộc giao thức nguồn.</w:t>
+      </w:r>
+    </w:p>
+    <w:p>
+      <w:pPr>
+        <w:pStyle w:val="Heading1"/>
+      </w:pPr>
+      <w:r>
+        <w:t>9. Spark transformation core</w:t>
+      </w:r>
+    </w:p>
+    <w:p>
+      <w:r>
+        <w:rPr>
+          <w:rFonts w:ascii="Calibri" w:hAnsi="Calibri"/>
+          <w:b w:val="0"/>
+          <w:i w:val="0"/>
+          <w:color w:val="000000"/>
+          <w:sz w:val="22"/>
+        </w:rPr>
+        <w:t xml:space="preserve">Spark job nhận </w:t>
+      </w:r>
+      <w:r>
+        <w:rPr>
+          <w:rFonts w:ascii="Consolas" w:hAnsi="Consolas"/>
+          <w:b w:val="0"/>
+          <w:i w:val="0"/>
+          <w:color w:val="1F4D78"/>
+          <w:sz w:val="19"/>
+        </w:rPr>
+        <w:t>run_id</w:t>
+      </w:r>
+      <w:r>
+        <w:rPr>
+          <w:rFonts w:ascii="Calibri" w:hAnsi="Calibri"/>
+          <w:b w:val="0"/>
+          <w:i w:val="0"/>
+          <w:color w:val="000000"/>
+          <w:sz w:val="22"/>
+        </w:rPr>
+        <w:t xml:space="preserve">, </w:t>
+      </w:r>
+      <w:r>
+        <w:rPr>
+          <w:rFonts w:ascii="Consolas" w:hAnsi="Consolas"/>
+          <w:b w:val="0"/>
+          <w:i w:val="0"/>
+          <w:color w:val="1F4D78"/>
+          <w:sz w:val="19"/>
+        </w:rPr>
+        <w:t>batch_id</w:t>
+      </w:r>
+      <w:r>
+        <w:rPr>
+          <w:rFonts w:ascii="Calibri" w:hAnsi="Calibri"/>
+          <w:b w:val="0"/>
+          <w:i w:val="0"/>
+          <w:color w:val="000000"/>
+          <w:sz w:val="22"/>
+        </w:rPr>
+        <w:t xml:space="preserve"> và </w:t>
+      </w:r>
+      <w:r>
+        <w:rPr>
+          <w:rFonts w:ascii="Consolas" w:hAnsi="Consolas"/>
+          <w:b w:val="0"/>
+          <w:i w:val="0"/>
+          <w:color w:val="1F4D78"/>
+          <w:sz w:val="19"/>
+        </w:rPr>
+        <w:t>source_mode</w:t>
+      </w:r>
+      <w:r>
+        <w:rPr>
+          <w:rFonts w:ascii="Calibri" w:hAnsi="Calibri"/>
+          <w:b w:val="0"/>
+          <w:i w:val="0"/>
+          <w:color w:val="000000"/>
+          <w:sz w:val="22"/>
+        </w:rPr>
+        <w:t xml:space="preserve">. Tên bảng không được nhận tự do từ request mà được suy ra từ </w:t>
+      </w:r>
+      <w:r>
+        <w:rPr>
+          <w:rFonts w:ascii="Consolas" w:hAnsi="Consolas"/>
+          <w:b w:val="0"/>
+          <w:i w:val="0"/>
+          <w:color w:val="1F4D78"/>
+          <w:sz w:val="19"/>
+        </w:rPr>
+        <w:t>source_mode</w:t>
+      </w:r>
+      <w:r>
+        <w:rPr>
+          <w:rFonts w:ascii="Calibri" w:hAnsi="Calibri"/>
+          <w:b w:val="0"/>
+          <w:i w:val="0"/>
+          <w:color w:val="000000"/>
+          <w:sz w:val="22"/>
+        </w:rPr>
+        <w:t xml:space="preserve"> đã giới hạn.</w:t>
+      </w:r>
+    </w:p>
+    <w:p>
+      <w:r>
+        <w:rPr>
+          <w:rFonts w:ascii="Calibri" w:hAnsi="Calibri"/>
+          <w:b w:val="0"/>
+          <w:i w:val="0"/>
+          <w:color w:val="000000"/>
+          <w:sz w:val="22"/>
+        </w:rPr>
+        <w:t>Các bước xử lý:</w:t>
+      </w:r>
+    </w:p>
+    <w:p>
+      <w:pPr>
+        <w:pStyle w:val="ListNumber"/>
+      </w:pPr>
+      <w:r>
+        <w:rPr>
+          <w:rFonts w:ascii="Calibri" w:hAnsi="Calibri"/>
+          <w:b w:val="0"/>
+          <w:i w:val="0"/>
+          <w:color w:val="000000"/>
+          <w:sz w:val="22"/>
+        </w:rPr>
+        <w:t>Đọc promotion hợp lệ trong raw batch.</w:t>
+      </w:r>
+    </w:p>
+    <w:p>
+      <w:pPr>
+        <w:pStyle w:val="ListNumber"/>
+      </w:pPr>
+      <w:r>
+        <w:rPr>
+          <w:rFonts w:ascii="Calibri" w:hAnsi="Calibri"/>
+          <w:b w:val="0"/>
+          <w:i w:val="0"/>
+          <w:color w:val="000000"/>
+          <w:sz w:val="22"/>
+        </w:rPr>
+        <w:t xml:space="preserve">Đọc </w:t>
+      </w:r>
+      <w:r>
+        <w:rPr>
+          <w:rFonts w:ascii="Consolas" w:hAnsi="Consolas"/>
+          <w:b w:val="0"/>
+          <w:i w:val="0"/>
+          <w:color w:val="1F4D78"/>
+          <w:sz w:val="19"/>
+        </w:rPr>
+        <w:t>fact_sales</w:t>
+      </w:r>
+      <w:r>
+        <w:rPr>
+          <w:rFonts w:ascii="Calibri" w:hAnsi="Calibri"/>
+          <w:b w:val="0"/>
+          <w:i w:val="0"/>
+          <w:color w:val="000000"/>
+          <w:sz w:val="22"/>
+        </w:rPr>
+        <w:t xml:space="preserve">, </w:t>
+      </w:r>
+      <w:r>
+        <w:rPr>
+          <w:rFonts w:ascii="Consolas" w:hAnsi="Consolas"/>
+          <w:b w:val="0"/>
+          <w:i w:val="0"/>
+          <w:color w:val="1F4D78"/>
+          <w:sz w:val="19"/>
+        </w:rPr>
+        <w:t>dim_product</w:t>
+      </w:r>
+      <w:r>
+        <w:rPr>
+          <w:rFonts w:ascii="Calibri" w:hAnsi="Calibri"/>
+          <w:b w:val="0"/>
+          <w:i w:val="0"/>
+          <w:color w:val="000000"/>
+          <w:sz w:val="22"/>
+        </w:rPr>
+        <w:t xml:space="preserve"> và </w:t>
+      </w:r>
+      <w:r>
+        <w:rPr>
+          <w:rFonts w:ascii="Consolas" w:hAnsi="Consolas"/>
+          <w:b w:val="0"/>
+          <w:i w:val="0"/>
+          <w:color w:val="1F4D78"/>
+          <w:sz w:val="19"/>
+        </w:rPr>
+        <w:t>dim_date</w:t>
+      </w:r>
+      <w:r>
+        <w:rPr>
+          <w:rFonts w:ascii="Calibri" w:hAnsi="Calibri"/>
+          <w:b w:val="0"/>
+          <w:i w:val="0"/>
+          <w:color w:val="000000"/>
+          <w:sz w:val="22"/>
+        </w:rPr>
+        <w:t>.</w:t>
+      </w:r>
+    </w:p>
+    <w:p>
+      <w:pPr>
+        <w:pStyle w:val="ListNumber"/>
+      </w:pPr>
+      <w:r>
+        <w:rPr>
+          <w:rFonts w:ascii="Calibri" w:hAnsi="Calibri"/>
+          <w:b w:val="0"/>
+          <w:i w:val="0"/>
+          <w:color w:val="000000"/>
+          <w:sz w:val="22"/>
+        </w:rPr>
+        <w:t>Chọn version cao nhất cho mỗi promotion.</w:t>
+      </w:r>
+    </w:p>
+    <w:p>
+      <w:pPr>
+        <w:pStyle w:val="ListNumber"/>
+      </w:pPr>
+      <w:r>
+        <w:rPr>
+          <w:rFonts w:ascii="Calibri" w:hAnsi="Calibri"/>
+          <w:b w:val="0"/>
+          <w:i w:val="0"/>
+          <w:color w:val="000000"/>
+          <w:sz w:val="22"/>
+        </w:rPr>
+        <w:t xml:space="preserve">Join theo </w:t>
+      </w:r>
+      <w:r>
+        <w:rPr>
+          <w:rFonts w:ascii="Consolas" w:hAnsi="Consolas"/>
+          <w:b w:val="0"/>
+          <w:i w:val="0"/>
+          <w:color w:val="1F4D78"/>
+          <w:sz w:val="19"/>
+        </w:rPr>
+        <w:t>product_id</w:t>
+      </w:r>
+      <w:r>
+        <w:rPr>
+          <w:rFonts w:ascii="Calibri" w:hAnsi="Calibri"/>
+          <w:b w:val="0"/>
+          <w:i w:val="0"/>
+          <w:color w:val="000000"/>
+          <w:sz w:val="22"/>
+        </w:rPr>
+        <w:t xml:space="preserve"> và khoảng hiệu lực.</w:t>
+      </w:r>
+    </w:p>
+    <w:p>
+      <w:pPr>
+        <w:pStyle w:val="ListNumber"/>
+      </w:pPr>
+      <w:r>
+        <w:rPr>
+          <w:rFonts w:ascii="Calibri" w:hAnsi="Calibri"/>
+          <w:b w:val="0"/>
+          <w:i w:val="0"/>
+          <w:color w:val="000000"/>
+          <w:sz w:val="22"/>
+        </w:rPr>
+        <w:t>Tính gross, discount và net amount.</w:t>
+      </w:r>
+    </w:p>
+    <w:p>
+      <w:pPr>
+        <w:pStyle w:val="ListNumber"/>
+      </w:pPr>
+      <w:r>
+        <w:rPr>
+          <w:rFonts w:ascii="Calibri" w:hAnsi="Calibri"/>
+          <w:b w:val="0"/>
+          <w:i w:val="0"/>
+          <w:color w:val="000000"/>
+          <w:sz w:val="22"/>
+        </w:rPr>
+        <w:t>Upsert curated theo grain.</w:t>
+      </w:r>
+    </w:p>
+    <w:p>
+      <w:pPr>
+        <w:pStyle w:val="ListNumber"/>
+      </w:pPr>
+      <w:r>
+        <w:rPr>
+          <w:rFonts w:ascii="Calibri" w:hAnsi="Calibri"/>
+          <w:b w:val="0"/>
+          <w:i w:val="0"/>
+          <w:color w:val="000000"/>
+          <w:sz w:val="22"/>
+        </w:rPr>
+        <w:t>Chạy quality checks.</w:t>
+      </w:r>
+    </w:p>
+    <w:p>
+      <w:pPr>
+        <w:pStyle w:val="ListNumber"/>
+      </w:pPr>
+      <w:r>
+        <w:rPr>
+          <w:rFonts w:ascii="Calibri" w:hAnsi="Calibri"/>
+          <w:b w:val="0"/>
+          <w:i w:val="0"/>
+          <w:color w:val="000000"/>
+          <w:sz w:val="22"/>
+        </w:rPr>
+        <w:t>Chỉ cập nhật watermark nếu toàn bộ rule blocking đạt.</w:t>
+      </w:r>
+    </w:p>
+    <w:p>
+      <w:r>
+        <w:br w:type="page"/>
+      </w:r>
+    </w:p>
+    <w:p>
+      <w:pPr>
+        <w:pStyle w:val="Heading1"/>
+      </w:pPr>
+      <w:r>
+        <w:t>10. Idempotency và khả năng chạy lại</w:t>
+      </w:r>
+    </w:p>
+    <w:p>
+      <w:r>
+        <w:rPr>
+          <w:rFonts w:ascii="Calibri" w:hAnsi="Calibri"/>
+          <w:b w:val="0"/>
+          <w:i w:val="0"/>
+          <w:color w:val="000000"/>
+          <w:sz w:val="22"/>
+        </w:rPr>
+        <w:t>Idempotency được áp dụng ở bốn lớp:</w:t>
+      </w:r>
+    </w:p>
+    <w:p>
+      <w:pPr>
+        <w:pStyle w:val="ListBullet"/>
+      </w:pPr>
+      <w:r>
+        <w:rPr>
+          <w:rFonts w:ascii="Calibri" w:hAnsi="Calibri"/>
+          <w:b w:val="0"/>
+          <w:i w:val="0"/>
+          <w:color w:val="000000"/>
+          <w:sz w:val="22"/>
+        </w:rPr>
+        <w:t>Payload: SHA-256 của JSON canonical.</w:t>
+      </w:r>
+    </w:p>
+    <w:p>
+      <w:pPr>
+        <w:pStyle w:val="ListBullet"/>
+      </w:pPr>
+      <w:r>
+        <w:rPr>
+          <w:rFonts w:ascii="Calibri" w:hAnsi="Calibri"/>
+          <w:b w:val="0"/>
+          <w:i w:val="0"/>
+          <w:color w:val="000000"/>
+          <w:sz w:val="22"/>
+        </w:rPr>
+        <w:t>Raw: unique constraint theo batch, nguồn, promotion và hash.</w:t>
+      </w:r>
+    </w:p>
+    <w:p>
+      <w:pPr>
+        <w:pStyle w:val="ListBullet"/>
+      </w:pPr>
+      <w:r>
+        <w:rPr>
+          <w:rFonts w:ascii="Calibri" w:hAnsi="Calibri"/>
+          <w:b w:val="0"/>
+          <w:i w:val="0"/>
+          <w:color w:val="000000"/>
+          <w:sz w:val="22"/>
+        </w:rPr>
+        <w:t xml:space="preserve">Airflow trigger: </w:t>
+      </w:r>
+      <w:r>
+        <w:rPr>
+          <w:rFonts w:ascii="Consolas" w:hAnsi="Consolas"/>
+          <w:b w:val="0"/>
+          <w:i w:val="0"/>
+          <w:color w:val="1F4D78"/>
+          <w:sz w:val="19"/>
+        </w:rPr>
+        <w:t>dag_run_id</w:t>
+      </w:r>
+      <w:r>
+        <w:rPr>
+          <w:rFonts w:ascii="Calibri" w:hAnsi="Calibri"/>
+          <w:b w:val="0"/>
+          <w:i w:val="0"/>
+          <w:color w:val="000000"/>
+          <w:sz w:val="22"/>
+        </w:rPr>
+        <w:t xml:space="preserve"> xác định theo batch.</w:t>
+      </w:r>
+    </w:p>
+    <w:p>
+      <w:pPr>
+        <w:pStyle w:val="ListBullet"/>
+      </w:pPr>
+      <w:r>
+        <w:rPr>
+          <w:rFonts w:ascii="Calibri" w:hAnsi="Calibri"/>
+          <w:b w:val="0"/>
+          <w:i w:val="0"/>
+          <w:color w:val="000000"/>
+          <w:sz w:val="22"/>
+        </w:rPr>
+        <w:t>Curated: upsert theo source, order item, promotion và version.</w:t>
+      </w:r>
+    </w:p>
+    <w:p>
+      <w:r>
+        <w:rPr>
+          <w:rFonts w:ascii="Calibri" w:hAnsi="Calibri"/>
+          <w:b w:val="0"/>
+          <w:i w:val="0"/>
+          <w:color w:val="000000"/>
+          <w:sz w:val="22"/>
+        </w:rPr>
+        <w:t>Nếu Spark thất bại, raw batch vẫn tồn tại để chạy lại. Watermark không dịch chuyển nên lần retry không bỏ sót dữ liệu.</w:t>
+      </w:r>
+    </w:p>
+    <w:p>
+      <w:pPr>
+        <w:pStyle w:val="Heading1"/>
+      </w:pPr>
+      <w:r>
+        <w:t>11. Data quality</w:t>
+      </w:r>
+    </w:p>
+    <w:p>
+      <w:r>
+        <w:rPr>
+          <w:rFonts w:ascii="Calibri" w:hAnsi="Calibri"/>
+          <w:b w:val="0"/>
+          <w:i w:val="0"/>
+          <w:color w:val="000000"/>
+          <w:sz w:val="22"/>
+        </w:rPr>
+        <w:t>Các rule blocking kiểm tra khóa bắt buộc, khoảng hiệu lực, grain trùng, discount âm và net amount thấp hơn freight. Báo cáo thiết kế ban đầu định nghĩa 14 rule; phiên bản hiện tại tự động hóa các rule quan trọng nhất trong Spark job, các rule còn lại được kiểm tra tại ingestion hoặc script đối chiếu.</w:t>
+      </w:r>
+    </w:p>
+    <w:p>
+      <w:r>
+        <w:rPr>
+          <w:rFonts w:ascii="Calibri" w:hAnsi="Calibri"/>
+          <w:b w:val="0"/>
+          <w:i w:val="0"/>
+          <w:color w:val="000000"/>
+          <w:sz w:val="22"/>
+        </w:rPr>
+        <w:t>Đối soát cốt lõi:</w:t>
+      </w:r>
+    </w:p>
+    <w:p>
+      <w:r>
+        <w:rPr>
+          <w:rFonts w:ascii="Consolas" w:hAnsi="Consolas"/>
+          <w:b w:val="0"/>
+          <w:i w:val="0"/>
+          <w:color w:val="1F4D78"/>
+          <w:sz w:val="19"/>
+        </w:rPr>
+        <w:t>accepted_count + rejected_count = raw_count</w:t>
+      </w:r>
+    </w:p>
+    <w:p>
+      <w:r>
+        <w:rPr>
+          <w:rFonts w:ascii="Calibri" w:hAnsi="Calibri"/>
+          <w:b w:val="0"/>
+          <w:i w:val="0"/>
+          <w:color w:val="000000"/>
+          <w:sz w:val="22"/>
+        </w:rPr>
+        <w:t xml:space="preserve">Hai bảng curated được so sánh hai chiều bằng </w:t>
+      </w:r>
+      <w:r>
+        <w:rPr>
+          <w:rFonts w:ascii="Consolas" w:hAnsi="Consolas"/>
+          <w:b w:val="0"/>
+          <w:i w:val="0"/>
+          <w:color w:val="1F4D78"/>
+          <w:sz w:val="19"/>
+        </w:rPr>
+        <w:t>EXCEPT</w:t>
+      </w:r>
+      <w:r>
+        <w:rPr>
+          <w:rFonts w:ascii="Calibri" w:hAnsi="Calibri"/>
+          <w:b w:val="0"/>
+          <w:i w:val="0"/>
+          <w:color w:val="000000"/>
+          <w:sz w:val="22"/>
+        </w:rPr>
+        <w:t xml:space="preserve">. </w:t>
+      </w:r>
+      <w:r>
+        <w:rPr>
+          <w:rFonts w:ascii="Consolas" w:hAnsi="Consolas"/>
+          <w:b w:val="0"/>
+          <w:i w:val="0"/>
+          <w:color w:val="1F4D78"/>
+          <w:sz w:val="19"/>
+        </w:rPr>
+        <w:t>difference_count = 0</w:t>
+      </w:r>
+      <w:r>
+        <w:rPr>
+          <w:rFonts w:ascii="Calibri" w:hAnsi="Calibri"/>
+          <w:b w:val="0"/>
+          <w:i w:val="0"/>
+          <w:color w:val="000000"/>
+          <w:sz w:val="22"/>
+        </w:rPr>
+        <w:t xml:space="preserve"> và số dòng bằng nhau là điều kiện tương đương.</w:t>
+      </w:r>
+    </w:p>
+    <w:p>
+      <w:r>
+        <w:br w:type="page"/>
+      </w:r>
+    </w:p>
+    <w:p>
+      <w:pPr>
+        <w:pStyle w:val="Heading1"/>
+      </w:pPr>
+      <w:r>
+        <w:t>12. Kiểm thử và kết quả xác minh</w:t>
+      </w:r>
+    </w:p>
+    <w:p>
+      <w:pPr>
+        <w:pStyle w:val="Heading2"/>
+      </w:pPr>
+      <w:r>
+        <w:t>12.1 Unit test</w:t>
+      </w:r>
+    </w:p>
+    <w:p>
+      <w:r>
+        <w:rPr>
+          <w:rFonts w:ascii="Calibri" w:hAnsi="Calibri"/>
+          <w:b w:val="0"/>
+          <w:i w:val="0"/>
+          <w:color w:val="000000"/>
+          <w:sz w:val="22"/>
+        </w:rPr>
+        <w:t>Ngày 14/08/2026, test suite tuần 5 đạt 33/33 test. Test suite Mock API đạt 4/4 test. Tổng cộng 37/37 test đạt trong image workspace.</w:t>
+      </w:r>
+    </w:p>
+    <w:p>
+      <w:r>
+        <w:rPr>
+          <w:rFonts w:ascii="Calibri" w:hAnsi="Calibri"/>
+          <w:b w:val="0"/>
+          <w:i w:val="0"/>
+          <w:color w:val="000000"/>
+          <w:sz w:val="22"/>
+        </w:rPr>
+        <w:t>Phạm vi test:</w:t>
+      </w:r>
+    </w:p>
+    <w:p>
+      <w:pPr>
+        <w:pStyle w:val="ListBullet"/>
+      </w:pPr>
+      <w:r>
+        <w:rPr>
+          <w:rFonts w:ascii="Calibri" w:hAnsi="Calibri"/>
+          <w:b w:val="0"/>
+          <w:i w:val="0"/>
+          <w:color w:val="000000"/>
+          <w:sz w:val="22"/>
+        </w:rPr>
+        <w:t>Validation promotion và công thức giảm giá.</w:t>
+      </w:r>
+    </w:p>
+    <w:p>
+      <w:pPr>
+        <w:pStyle w:val="ListBullet"/>
+      </w:pPr>
+      <w:r>
+        <w:rPr>
+          <w:rFonts w:ascii="Calibri" w:hAnsi="Calibri"/>
+          <w:b w:val="0"/>
+          <w:i w:val="0"/>
+          <w:color w:val="000000"/>
+          <w:sz w:val="22"/>
+        </w:rPr>
+        <w:t>Hash không phụ thuộc thứ tự key JSON.</w:t>
+      </w:r>
+    </w:p>
+    <w:p>
+      <w:pPr>
+        <w:pStyle w:val="ListBullet"/>
+      </w:pPr>
+      <w:r>
+        <w:rPr>
+          <w:rFonts w:ascii="Calibri" w:hAnsi="Calibri"/>
+          <w:b w:val="0"/>
+          <w:i w:val="0"/>
+          <w:color w:val="000000"/>
+          <w:sz w:val="22"/>
+        </w:rPr>
+        <w:t>Phân trang và retry HTTP 500.</w:t>
+      </w:r>
+    </w:p>
+    <w:p>
+      <w:pPr>
+        <w:pStyle w:val="ListBullet"/>
+      </w:pPr>
+      <w:r>
+        <w:rPr>
+          <w:rFonts w:ascii="Calibri" w:hAnsi="Calibri"/>
+          <w:b w:val="0"/>
+          <w:i w:val="0"/>
+          <w:color w:val="000000"/>
+          <w:sz w:val="22"/>
+        </w:rPr>
+        <w:t>Phát hiện response sai contract.</w:t>
+      </w:r>
+    </w:p>
+    <w:p>
+      <w:pPr>
+        <w:pStyle w:val="ListBullet"/>
+      </w:pPr>
+      <w:r>
+        <w:rPr>
+          <w:rFonts w:ascii="Calibri" w:hAnsi="Calibri"/>
+          <w:b w:val="0"/>
+          <w:i w:val="0"/>
+          <w:color w:val="000000"/>
+          <w:sz w:val="22"/>
+        </w:rPr>
+        <w:t>Cấu trúc DAG.</w:t>
+      </w:r>
+    </w:p>
+    <w:p>
+      <w:pPr>
+        <w:pStyle w:val="ListBullet"/>
+      </w:pPr>
+      <w:r>
+        <w:rPr>
+          <w:rFonts w:ascii="Calibri" w:hAnsi="Calibri"/>
+          <w:b w:val="0"/>
+          <w:i w:val="0"/>
+          <w:color w:val="000000"/>
+          <w:sz w:val="22"/>
+        </w:rPr>
+        <w:t>Contract và sensitive parameter của NiFi flow.</w:t>
+      </w:r>
+    </w:p>
+    <w:p>
+      <w:pPr>
+        <w:pStyle w:val="ListBullet"/>
+      </w:pPr>
+      <w:r>
+        <w:rPr>
+          <w:rFonts w:ascii="Calibri" w:hAnsi="Calibri"/>
+          <w:b w:val="0"/>
+          <w:i w:val="0"/>
+          <w:color w:val="000000"/>
+          <w:sz w:val="22"/>
+        </w:rPr>
+        <w:t>Phân trang NiFi qua đủ 250 record và contract relationship đầy đủ.</w:t>
+      </w:r>
+    </w:p>
+    <w:p>
+      <w:pPr>
+        <w:pStyle w:val="ListBullet"/>
+      </w:pPr>
+      <w:r>
+        <w:rPr>
+          <w:rFonts w:ascii="Calibri" w:hAnsi="Calibri"/>
+          <w:b w:val="0"/>
+          <w:i w:val="0"/>
+          <w:color w:val="000000"/>
+          <w:sz w:val="22"/>
+        </w:rPr>
+        <w:t>Khóa raw theo batch cùng các biến đối soát source/inserted/duplicate.</w:t>
+      </w:r>
+    </w:p>
+    <w:p>
+      <w:pPr>
+        <w:pStyle w:val="ListBullet"/>
+      </w:pPr>
+      <w:r>
+        <w:rPr>
+          <w:rFonts w:ascii="Calibri" w:hAnsi="Calibri"/>
+          <w:b w:val="0"/>
+          <w:i w:val="0"/>
+          <w:color w:val="000000"/>
+          <w:sz w:val="22"/>
+        </w:rPr>
+        <w:t xml:space="preserve">SQL regression cho retry record </w:t>
+      </w:r>
+      <w:r>
+        <w:rPr>
+          <w:rFonts w:ascii="Consolas" w:hAnsi="Consolas"/>
+          <w:b w:val="0"/>
+          <w:i w:val="0"/>
+          <w:color w:val="1F4D78"/>
+          <w:sz w:val="19"/>
+        </w:rPr>
+        <w:t>promotion_id=NULL</w:t>
+      </w:r>
+      <w:r>
+        <w:rPr>
+          <w:rFonts w:ascii="Calibri" w:hAnsi="Calibri"/>
+          <w:b w:val="0"/>
+          <w:i w:val="0"/>
+          <w:color w:val="000000"/>
+          <w:sz w:val="22"/>
+        </w:rPr>
+        <w:t>, batch mới và rollback sạch.</w:t>
+      </w:r>
+    </w:p>
+    <w:p>
+      <w:pPr>
+        <w:pStyle w:val="ListBullet"/>
+      </w:pPr>
+      <w:r>
+        <w:rPr>
+          <w:rFonts w:ascii="Calibri" w:hAnsi="Calibri"/>
+          <w:b w:val="0"/>
+          <w:i w:val="0"/>
+          <w:color w:val="000000"/>
+          <w:sz w:val="22"/>
+        </w:rPr>
+        <w:t>Snapshot đa nguồn có thể replay và lựa chọn Spark master từ Docker Compose.</w:t>
+      </w:r>
+    </w:p>
+    <w:p>
+      <w:pPr>
+        <w:pStyle w:val="ListBullet"/>
+      </w:pPr>
+      <w:r>
+        <w:rPr>
+          <w:rFonts w:ascii="Calibri" w:hAnsi="Calibri"/>
+          <w:b w:val="0"/>
+          <w:i w:val="0"/>
+          <w:color w:val="000000"/>
+          <w:sz w:val="22"/>
+        </w:rPr>
+        <w:t>Header API key, OAuth2 token exchange và SOAP fixture/parser.</w:t>
+      </w:r>
+    </w:p>
+    <w:p>
+      <w:pPr>
+        <w:pStyle w:val="ListBullet"/>
+      </w:pPr>
+      <w:r>
+        <w:rPr>
+          <w:rFonts w:ascii="Calibri" w:hAnsi="Calibri"/>
+          <w:b w:val="0"/>
+          <w:i w:val="0"/>
+          <w:color w:val="000000"/>
+          <w:sz w:val="22"/>
+        </w:rPr>
+        <w:t>Health, pagination và error scenario của Mock API.</w:t>
+      </w:r>
+    </w:p>
+    <w:p>
+      <w:pPr>
+        <w:pStyle w:val="Heading2"/>
+      </w:pPr>
+      <w:r>
+        <w:t>12.2 Smoke test Mock API</w:t>
+      </w:r>
+    </w:p>
+    <w:p>
+      <w:r>
+        <w:rPr>
+          <w:rFonts w:ascii="Calibri" w:hAnsi="Calibri"/>
+          <w:b w:val="0"/>
+          <w:i w:val="0"/>
+          <w:color w:val="000000"/>
+          <w:sz w:val="22"/>
+        </w:rPr>
+        <w:t>API được khởi động local và trả:</w:t>
       </w:r>
     </w:p>
     <w:tbl>
       <w:tblPr>
         <w:tblStyle w:val="TableGrid"/>
-        <w:tblW w:type="auto" w:w="0"/>
+        <w:tblW w:type="dxa" w:w="9360"/>
         <w:jc w:val="left"/>
         <w:tblLayout w:type="fixed"/>
         <w:tblLook w:firstColumn="1" w:firstRow="1" w:lastColumn="0" w:lastRow="0" w:noHBand="0" w:noVBand="1" w:val="04A0"/>
-        <w:tblBorders>
-          <w:top w:val="single" w:sz="4" w:space="0" w:color="D7DBE2"/>
-          <w:left w:val="single" w:sz="4" w:space="0" w:color="D7DBE2"/>
-          <w:bottom w:val="single" w:sz="4" w:space="0" w:color="D7DBE2"/>
-          <w:right w:val="single" w:sz="4" w:space="0" w:color="D7DBE2"/>
-          <w:insideH w:val="single" w:sz="4" w:space="0" w:color="D7DBE2"/>
-          <w:insideV w:val="single" w:sz="4" w:space="0" w:color="D7DBE2"/>
-        </w:tblBorders>
+        <w:tblInd w:w="120" w:type="dxa"/>
       </w:tblPr>
       <w:tblGrid>
-        <w:gridCol w:w="3120"/>
-        <w:gridCol w:w="3120"/>
-        <w:gridCol w:w="3120"/>
+        <w:gridCol w:w="2700"/>
+        <w:gridCol w:w="6660"/>
       </w:tblGrid>
       <w:tr>
         <w:trPr>
@@ -663,82 +4493,59 @@
         </w:trPr>
         <w:tc>
           <w:tcPr>
-            <w:tcW w:type="dxa" w:w="2232"/>
-            <w:shd w:fill="F2F4F7"/>
+            <w:tcW w:type="dxa" w:w="2700"/>
+            <w:shd w:fill="2E74B5"/>
+            <w:vAlign w:val="center"/>
             <w:tcMar>
               <w:top w:w="80" w:type="dxa"/>
               <w:start w:w="120" w:type="dxa"/>
               <w:bottom w:w="80" w:type="dxa"/>
               <w:end w:w="120" w:type="dxa"/>
             </w:tcMar>
-            <w:vAlign w:val="center"/>
           </w:tcPr>
           <w:p>
             <w:pPr>
-              <w:spacing w:after="0"/>
+              <w:spacing w:after="0" w:line="252" w:lineRule="auto"/>
             </w:pPr>
+            <w:r/>
             <w:r>
               <w:rPr>
-                <w:rFonts w:ascii="Calibri" w:hAnsi="Calibri" w:eastAsia="Calibri" w:cs="Calibri"/>
+                <w:rFonts w:ascii="Calibri" w:hAnsi="Calibri"/>
                 <w:b/>
-                <w:color w:val="0B2545"/>
-                <w:sz w:val="21"/>
+                <w:i w:val="0"/>
+                <w:color w:val="FFFFFF"/>
+                <w:sz w:val="19"/>
               </w:rPr>
-              <w:t>Hạng mục</w:t>
+              <w:t>Chỉ số</w:t>
             </w:r>
           </w:p>
         </w:tc>
         <w:tc>
           <w:tcPr>
-            <w:tcW w:type="dxa" w:w="3671"/>
-            <w:shd w:fill="F2F4F7"/>
+            <w:tcW w:type="dxa" w:w="6660"/>
+            <w:shd w:fill="2E74B5"/>
+            <w:vAlign w:val="center"/>
             <w:tcMar>
               <w:top w:w="80" w:type="dxa"/>
               <w:start w:w="120" w:type="dxa"/>
               <w:bottom w:w="80" w:type="dxa"/>
               <w:end w:w="120" w:type="dxa"/>
             </w:tcMar>
-            <w:vAlign w:val="center"/>
           </w:tcPr>
           <w:p>
             <w:pPr>
-              <w:spacing w:after="0"/>
+              <w:spacing w:after="0" w:line="252" w:lineRule="auto"/>
             </w:pPr>
+            <w:r/>
             <w:r>
               <w:rPr>
-                <w:rFonts w:ascii="Calibri" w:hAnsi="Calibri" w:eastAsia="Calibri" w:cs="Calibri"/>
+                <w:rFonts w:ascii="Calibri" w:hAnsi="Calibri"/>
                 <w:b/>
-                <w:color w:val="0B2545"/>
-                <w:sz w:val="21"/>
+                <w:i w:val="0"/>
+                <w:color w:val="FFFFFF"/>
+                <w:sz w:val="19"/>
               </w:rPr>
-              <w:t>Kết quả nổi bật</w:t>
-            </w:r>
-          </w:p>
-        </w:tc>
-        <w:tc>
-          <w:tcPr>
-            <w:tcW w:type="dxa" w:w="3456"/>
-            <w:shd w:fill="F2F4F7"/>
-            <w:tcMar>
-              <w:top w:w="80" w:type="dxa"/>
-              <w:start w:w="120" w:type="dxa"/>
-              <w:bottom w:w="80" w:type="dxa"/>
-              <w:end w:w="120" w:type="dxa"/>
-            </w:tcMar>
-            <w:vAlign w:val="center"/>
-          </w:tcPr>
-          <w:p>
-            <w:pPr>
-              <w:spacing w:after="0"/>
-            </w:pPr>
-            <w:r>
-              <w:rPr>
-                <w:rFonts w:ascii="Calibri" w:hAnsi="Calibri" w:eastAsia="Calibri" w:cs="Calibri"/>
-                <w:b/>
-                <w:color w:val="0B2545"/>
-                <w:sz w:val="21"/>
-              </w:rPr>
-              <w:t>Tác động đến dự án</w:t>
+              <w:t>Kết quả</w:t>
             </w:r>
           </w:p>
         </w:tc>
@@ -746,23 +4553,1332 @@
       <w:tr>
         <w:tc>
           <w:tcPr>
-            <w:tcW w:type="dxa" w:w="2232"/>
+            <w:tcW w:type="dxa" w:w="2700"/>
+            <w:vAlign w:val="center"/>
             <w:tcMar>
               <w:top w:w="80" w:type="dxa"/>
               <w:start w:w="120" w:type="dxa"/>
               <w:bottom w:w="80" w:type="dxa"/>
               <w:end w:w="120" w:type="dxa"/>
             </w:tcMar>
-            <w:vAlign w:val="center"/>
           </w:tcPr>
           <w:p>
             <w:pPr>
-              <w:spacing w:after="0" w:line="264" w:lineRule="auto"/>
+              <w:spacing w:after="0" w:line="252" w:lineRule="auto"/>
             </w:pPr>
+            <w:r/>
             <w:r>
               <w:rPr>
-                <w:rFonts w:ascii="Calibri" w:hAnsi="Calibri" w:eastAsia="Calibri" w:cs="Calibri"/>
-                <w:sz w:val="20"/>
+                <w:rFonts w:ascii="Calibri" w:hAnsi="Calibri"/>
+                <w:b w:val="0"/>
+                <w:i w:val="0"/>
+                <w:color w:val="000000"/>
+                <w:sz w:val="19"/>
+              </w:rPr>
+              <w:t>Health</w:t>
+            </w:r>
+          </w:p>
+        </w:tc>
+        <w:tc>
+          <w:tcPr>
+            <w:tcW w:type="dxa" w:w="6660"/>
+            <w:vAlign w:val="center"/>
+            <w:tcMar>
+              <w:top w:w="80" w:type="dxa"/>
+              <w:start w:w="120" w:type="dxa"/>
+              <w:bottom w:w="80" w:type="dxa"/>
+              <w:end w:w="120" w:type="dxa"/>
+            </w:tcMar>
+          </w:tcPr>
+          <w:p>
+            <w:pPr>
+              <w:spacing w:after="0" w:line="252" w:lineRule="auto"/>
+            </w:pPr>
+            <w:r/>
+            <w:r>
+              <w:rPr>
+                <w:rFonts w:ascii="Calibri" w:hAnsi="Calibri"/>
+                <w:b w:val="0"/>
+                <w:i w:val="0"/>
+                <w:color w:val="000000"/>
+                <w:sz w:val="19"/>
+              </w:rPr>
+              <w:t>`ok`</w:t>
+            </w:r>
+          </w:p>
+        </w:tc>
+      </w:tr>
+      <w:tr>
+        <w:tc>
+          <w:tcPr>
+            <w:tcW w:type="dxa" w:w="2700"/>
+            <w:vAlign w:val="center"/>
+            <w:tcMar>
+              <w:top w:w="80" w:type="dxa"/>
+              <w:start w:w="120" w:type="dxa"/>
+              <w:bottom w:w="80" w:type="dxa"/>
+              <w:end w:w="120" w:type="dxa"/>
+            </w:tcMar>
+          </w:tcPr>
+          <w:p>
+            <w:pPr>
+              <w:spacing w:after="0" w:line="252" w:lineRule="auto"/>
+            </w:pPr>
+            <w:r/>
+            <w:r>
+              <w:rPr>
+                <w:rFonts w:ascii="Calibri" w:hAnsi="Calibri"/>
+                <w:b w:val="0"/>
+                <w:i w:val="0"/>
+                <w:color w:val="000000"/>
+                <w:sz w:val="19"/>
+              </w:rPr>
+              <w:t>Tổng seed</w:t>
+            </w:r>
+          </w:p>
+        </w:tc>
+        <w:tc>
+          <w:tcPr>
+            <w:tcW w:type="dxa" w:w="6660"/>
+            <w:vAlign w:val="center"/>
+            <w:tcMar>
+              <w:top w:w="80" w:type="dxa"/>
+              <w:start w:w="120" w:type="dxa"/>
+              <w:bottom w:w="80" w:type="dxa"/>
+              <w:end w:w="120" w:type="dxa"/>
+            </w:tcMar>
+          </w:tcPr>
+          <w:p>
+            <w:pPr>
+              <w:spacing w:after="0" w:line="252" w:lineRule="auto"/>
+            </w:pPr>
+            <w:r/>
+            <w:r>
+              <w:rPr>
+                <w:rFonts w:ascii="Calibri" w:hAnsi="Calibri"/>
+                <w:b w:val="0"/>
+                <w:i w:val="0"/>
+                <w:color w:val="000000"/>
+                <w:sz w:val="19"/>
+              </w:rPr>
+              <w:t>250</w:t>
+            </w:r>
+          </w:p>
+        </w:tc>
+      </w:tr>
+      <w:tr>
+        <w:tc>
+          <w:tcPr>
+            <w:tcW w:type="dxa" w:w="2700"/>
+            <w:vAlign w:val="center"/>
+            <w:tcMar>
+              <w:top w:w="80" w:type="dxa"/>
+              <w:start w:w="120" w:type="dxa"/>
+              <w:bottom w:w="80" w:type="dxa"/>
+              <w:end w:w="120" w:type="dxa"/>
+            </w:tcMar>
+          </w:tcPr>
+          <w:p>
+            <w:pPr>
+              <w:spacing w:after="0" w:line="252" w:lineRule="auto"/>
+            </w:pPr>
+            <w:r/>
+            <w:r>
+              <w:rPr>
+                <w:rFonts w:ascii="Calibri" w:hAnsi="Calibri"/>
+                <w:b w:val="0"/>
+                <w:i w:val="0"/>
+                <w:color w:val="000000"/>
+                <w:sz w:val="19"/>
+              </w:rPr>
+              <w:t>Page size thử nghiệm</w:t>
+            </w:r>
+          </w:p>
+        </w:tc>
+        <w:tc>
+          <w:tcPr>
+            <w:tcW w:type="dxa" w:w="6660"/>
+            <w:vAlign w:val="center"/>
+            <w:tcMar>
+              <w:top w:w="80" w:type="dxa"/>
+              <w:start w:w="120" w:type="dxa"/>
+              <w:bottom w:w="80" w:type="dxa"/>
+              <w:end w:w="120" w:type="dxa"/>
+            </w:tcMar>
+          </w:tcPr>
+          <w:p>
+            <w:pPr>
+              <w:spacing w:after="0" w:line="252" w:lineRule="auto"/>
+            </w:pPr>
+            <w:r/>
+            <w:r>
+              <w:rPr>
+                <w:rFonts w:ascii="Calibri" w:hAnsi="Calibri"/>
+                <w:b w:val="0"/>
+                <w:i w:val="0"/>
+                <w:color w:val="000000"/>
+                <w:sz w:val="19"/>
+              </w:rPr>
+              <w:t>40</w:t>
+            </w:r>
+          </w:p>
+        </w:tc>
+      </w:tr>
+      <w:tr>
+        <w:tc>
+          <w:tcPr>
+            <w:tcW w:type="dxa" w:w="2700"/>
+            <w:vAlign w:val="center"/>
+            <w:tcMar>
+              <w:top w:w="80" w:type="dxa"/>
+              <w:start w:w="120" w:type="dxa"/>
+              <w:bottom w:w="80" w:type="dxa"/>
+              <w:end w:w="120" w:type="dxa"/>
+            </w:tcMar>
+          </w:tcPr>
+          <w:p>
+            <w:pPr>
+              <w:spacing w:after="0" w:line="252" w:lineRule="auto"/>
+            </w:pPr>
+            <w:r/>
+            <w:r>
+              <w:rPr>
+                <w:rFonts w:ascii="Calibri" w:hAnsi="Calibri"/>
+                <w:b w:val="0"/>
+                <w:i w:val="0"/>
+                <w:color w:val="000000"/>
+                <w:sz w:val="19"/>
+              </w:rPr>
+              <w:t>Số trang</w:t>
+            </w:r>
+          </w:p>
+        </w:tc>
+        <w:tc>
+          <w:tcPr>
+            <w:tcW w:type="dxa" w:w="6660"/>
+            <w:vAlign w:val="center"/>
+            <w:tcMar>
+              <w:top w:w="80" w:type="dxa"/>
+              <w:start w:w="120" w:type="dxa"/>
+              <w:bottom w:w="80" w:type="dxa"/>
+              <w:end w:w="120" w:type="dxa"/>
+            </w:tcMar>
+          </w:tcPr>
+          <w:p>
+            <w:pPr>
+              <w:spacing w:after="0" w:line="252" w:lineRule="auto"/>
+            </w:pPr>
+            <w:r/>
+            <w:r>
+              <w:rPr>
+                <w:rFonts w:ascii="Calibri" w:hAnsi="Calibri"/>
+                <w:b w:val="0"/>
+                <w:i w:val="0"/>
+                <w:color w:val="000000"/>
+                <w:sz w:val="19"/>
+              </w:rPr>
+              <w:t>7</w:t>
+            </w:r>
+          </w:p>
+        </w:tc>
+      </w:tr>
+      <w:tr>
+        <w:tc>
+          <w:tcPr>
+            <w:tcW w:type="dxa" w:w="2700"/>
+            <w:vAlign w:val="center"/>
+            <w:tcMar>
+              <w:top w:w="80" w:type="dxa"/>
+              <w:start w:w="120" w:type="dxa"/>
+              <w:bottom w:w="80" w:type="dxa"/>
+              <w:end w:w="120" w:type="dxa"/>
+            </w:tcMar>
+          </w:tcPr>
+          <w:p>
+            <w:pPr>
+              <w:spacing w:after="0" w:line="252" w:lineRule="auto"/>
+            </w:pPr>
+            <w:r/>
+            <w:r>
+              <w:rPr>
+                <w:rFonts w:ascii="Calibri" w:hAnsi="Calibri"/>
+                <w:b w:val="0"/>
+                <w:i w:val="0"/>
+                <w:color w:val="000000"/>
+                <w:sz w:val="19"/>
+              </w:rPr>
+              <w:t>Scenario rate limit</w:t>
+            </w:r>
+          </w:p>
+        </w:tc>
+        <w:tc>
+          <w:tcPr>
+            <w:tcW w:type="dxa" w:w="6660"/>
+            <w:vAlign w:val="center"/>
+            <w:tcMar>
+              <w:top w:w="80" w:type="dxa"/>
+              <w:start w:w="120" w:type="dxa"/>
+              <w:bottom w:w="80" w:type="dxa"/>
+              <w:end w:w="120" w:type="dxa"/>
+            </w:tcMar>
+          </w:tcPr>
+          <w:p>
+            <w:pPr>
+              <w:spacing w:after="0" w:line="252" w:lineRule="auto"/>
+            </w:pPr>
+            <w:r/>
+            <w:r>
+              <w:rPr>
+                <w:rFonts w:ascii="Calibri" w:hAnsi="Calibri"/>
+                <w:b w:val="0"/>
+                <w:i w:val="0"/>
+                <w:color w:val="000000"/>
+                <w:sz w:val="19"/>
+              </w:rPr>
+              <w:t>HTTP 429</w:t>
+            </w:r>
+          </w:p>
+        </w:tc>
+      </w:tr>
+    </w:tbl>
+    <w:p>
+      <w:pPr>
+        <w:spacing w:before="0" w:after="80"/>
+      </w:pPr>
+    </w:p>
+    <w:p>
+      <w:pPr>
+        <w:pStyle w:val="Heading2"/>
+      </w:pPr>
+      <w:r>
+        <w:t>12.3 Kiểm tra cấu hình</w:t>
+      </w:r>
+    </w:p>
+    <w:p>
+      <w:r>
+        <w:rPr>
+          <w:rFonts w:ascii="Consolas" w:hAnsi="Consolas"/>
+          <w:b w:val="0"/>
+          <w:i w:val="0"/>
+          <w:color w:val="1F4D78"/>
+          <w:sz w:val="19"/>
+        </w:rPr>
+        <w:t>docker compose --profile workflow config --quiet</w:t>
+      </w:r>
+      <w:r>
+        <w:rPr>
+          <w:rFonts w:ascii="Calibri" w:hAnsi="Calibri"/>
+          <w:b w:val="0"/>
+          <w:i w:val="0"/>
+          <w:color w:val="000000"/>
+          <w:sz w:val="22"/>
+        </w:rPr>
+        <w:t xml:space="preserve"> hoàn tất không lỗi. </w:t>
+      </w:r>
+      <w:r>
+        <w:rPr>
+          <w:rFonts w:ascii="Consolas" w:hAnsi="Consolas"/>
+          <w:b w:val="0"/>
+          <w:i w:val="0"/>
+          <w:color w:val="1F4D78"/>
+          <w:sz w:val="19"/>
+        </w:rPr>
+        <w:t>compileall</w:t>
+      </w:r>
+      <w:r>
+        <w:rPr>
+          <w:rFonts w:ascii="Calibri" w:hAnsi="Calibri"/>
+          <w:b w:val="0"/>
+          <w:i w:val="0"/>
+          <w:color w:val="000000"/>
+          <w:sz w:val="22"/>
+        </w:rPr>
+        <w:t xml:space="preserve"> hoàn tất cho </w:t>
+      </w:r>
+      <w:r>
+        <w:rPr>
+          <w:rFonts w:ascii="Consolas" w:hAnsi="Consolas"/>
+          <w:b w:val="0"/>
+          <w:i w:val="0"/>
+          <w:color w:val="1F4D78"/>
+          <w:sz w:val="19"/>
+        </w:rPr>
+        <w:t>mock_api</w:t>
+      </w:r>
+      <w:r>
+        <w:rPr>
+          <w:rFonts w:ascii="Calibri" w:hAnsi="Calibri"/>
+          <w:b w:val="0"/>
+          <w:i w:val="0"/>
+          <w:color w:val="000000"/>
+          <w:sz w:val="22"/>
+        </w:rPr>
+        <w:t xml:space="preserve">, </w:t>
+      </w:r>
+      <w:r>
+        <w:rPr>
+          <w:rFonts w:ascii="Consolas" w:hAnsi="Consolas"/>
+          <w:b w:val="0"/>
+          <w:i w:val="0"/>
+          <w:color w:val="1F4D78"/>
+          <w:sz w:val="19"/>
+        </w:rPr>
+        <w:t>exercises/week5</w:t>
+      </w:r>
+      <w:r>
+        <w:rPr>
+          <w:rFonts w:ascii="Calibri" w:hAnsi="Calibri"/>
+          <w:b w:val="0"/>
+          <w:i w:val="0"/>
+          <w:color w:val="000000"/>
+          <w:sz w:val="22"/>
+        </w:rPr>
+        <w:t xml:space="preserve"> và </w:t>
+      </w:r>
+      <w:r>
+        <w:rPr>
+          <w:rFonts w:ascii="Consolas" w:hAnsi="Consolas"/>
+          <w:b w:val="0"/>
+          <w:i w:val="0"/>
+          <w:color w:val="1F4D78"/>
+          <w:sz w:val="19"/>
+        </w:rPr>
+        <w:t>dags</w:t>
+      </w:r>
+      <w:r>
+        <w:rPr>
+          <w:rFonts w:ascii="Calibri" w:hAnsi="Calibri"/>
+          <w:b w:val="0"/>
+          <w:i w:val="0"/>
+          <w:color w:val="000000"/>
+          <w:sz w:val="22"/>
+        </w:rPr>
+        <w:t xml:space="preserve">. </w:t>
+      </w:r>
+      <w:r>
+        <w:rPr>
+          <w:rFonts w:ascii="Consolas" w:hAnsi="Consolas"/>
+          <w:b w:val="0"/>
+          <w:i w:val="0"/>
+          <w:color w:val="1F4D78"/>
+          <w:sz w:val="19"/>
+        </w:rPr>
+        <w:t>git diff --check</w:t>
+      </w:r>
+      <w:r>
+        <w:rPr>
+          <w:rFonts w:ascii="Calibri" w:hAnsi="Calibri"/>
+          <w:b w:val="0"/>
+          <w:i w:val="0"/>
+          <w:color w:val="000000"/>
+          <w:sz w:val="22"/>
+        </w:rPr>
+        <w:t xml:space="preserve"> không phát hiện whitespace error.</w:t>
+      </w:r>
+    </w:p>
+    <w:p>
+      <w:pPr>
+        <w:pStyle w:val="Heading2"/>
+      </w:pPr>
+      <w:r>
+        <w:t>12.4 Nghiệm thu tích hợp Docker</w:t>
+      </w:r>
+    </w:p>
+    <w:p>
+      <w:r>
+        <w:rPr>
+          <w:rFonts w:ascii="Calibri" w:hAnsi="Calibri"/>
+          <w:b w:val="0"/>
+          <w:i w:val="0"/>
+          <w:color w:val="000000"/>
+          <w:sz w:val="22"/>
+        </w:rPr>
+        <w:t>Profile workflow đã khởi động thành công trên Docker Desktop 29.6.1. Mock API, PostgreSQL, Airflow webserver, Airflow scheduler và NiFi đều ở trạng thái running; Mock API và PostgreSQL đạt health check.</w:t>
+      </w:r>
+    </w:p>
+    <w:p>
+      <w:r>
+        <w:rPr>
+          <w:rFonts w:ascii="Calibri" w:hAnsi="Calibri"/>
+          <w:b w:val="0"/>
+          <w:i w:val="0"/>
+          <w:color w:val="000000"/>
+          <w:sz w:val="22"/>
+        </w:rPr>
+        <w:t>Airflow không có DAG import error và nhận đủ hai DAG tuần 5. Pipeline Airflow-centric hoàn tất với 250 raw record, 250 accepted record, 0 rejected record và 112.650 curated record. Năm quality check blocking đều đạt.</w:t>
+      </w:r>
+    </w:p>
+    <w:p>
+      <w:r>
+        <w:rPr>
+          <w:rFonts w:ascii="Calibri" w:hAnsi="Calibri"/>
+          <w:b w:val="0"/>
+          <w:i w:val="0"/>
+          <w:color w:val="000000"/>
+          <w:sz w:val="22"/>
+        </w:rPr>
+        <w:t>Kết quả runtime bên dưới là bằng chứng của flow v1 ngày 24/07/2026. Blueprint v2 đã thay logic pagination, idempotency và tự cấu hình Controller Service; trong lần cập nhật 14/08/2026 mới chạy unit/static test, chưa ghi đè bằng chứng runtime cũ hoặc tuyên bố benchmark mới khi chưa chạy lại toàn stack.</w:t>
+      </w:r>
+    </w:p>
+    <w:p>
+      <w:r>
+        <w:rPr>
+          <w:rFonts w:ascii="Calibri" w:hAnsi="Calibri"/>
+          <w:b w:val="0"/>
+          <w:i w:val="0"/>
+          <w:color w:val="000000"/>
+          <w:sz w:val="22"/>
+        </w:rPr>
+        <w:t xml:space="preserve">Contract NiFi - Airflow được nghiệm thu bằng một raw batch tương đương và request REST thật. Airflow tạo DAG run </w:t>
+      </w:r>
+      <w:r>
+        <w:rPr>
+          <w:rFonts w:ascii="Consolas" w:hAnsi="Consolas"/>
+          <w:b w:val="0"/>
+          <w:i w:val="0"/>
+          <w:color w:val="1F4D78"/>
+          <w:sz w:val="19"/>
+        </w:rPr>
+        <w:t>nifi__nifi-runtime-001</w:t>
+      </w:r>
+      <w:r>
+        <w:rPr>
+          <w:rFonts w:ascii="Calibri" w:hAnsi="Calibri"/>
+          <w:b w:val="0"/>
+          <w:i w:val="0"/>
+          <w:color w:val="000000"/>
+          <w:sz w:val="22"/>
+        </w:rPr>
+        <w:t>; lần gửi lại cùng batch trả kết quả duplicate. DAG downstream hoàn tất với 112.650 curated record.</w:t>
+      </w:r>
+    </w:p>
+    <w:tbl>
+      <w:tblPr>
+        <w:tblStyle w:val="TableGrid"/>
+        <w:tblW w:type="dxa" w:w="9360"/>
+        <w:jc w:val="left"/>
+        <w:tblLayout w:type="fixed"/>
+        <w:tblLook w:firstColumn="1" w:firstRow="1" w:lastColumn="0" w:lastRow="0" w:noHBand="0" w:noVBand="1" w:val="04A0"/>
+        <w:tblInd w:w="120" w:type="dxa"/>
+      </w:tblPr>
+      <w:tblGrid>
+        <w:gridCol w:w="1560"/>
+        <w:gridCol w:w="1560"/>
+        <w:gridCol w:w="1560"/>
+        <w:gridCol w:w="1560"/>
+        <w:gridCol w:w="1560"/>
+        <w:gridCol w:w="1560"/>
+      </w:tblGrid>
+      <w:tr>
+        <w:trPr>
+          <w:tblHeader w:val="true"/>
+        </w:trPr>
+        <w:tc>
+          <w:tcPr>
+            <w:tcW w:type="dxa" w:w="1560"/>
+            <w:shd w:fill="2E74B5"/>
+            <w:vAlign w:val="center"/>
+            <w:tcMar>
+              <w:top w:w="80" w:type="dxa"/>
+              <w:start w:w="120" w:type="dxa"/>
+              <w:bottom w:w="80" w:type="dxa"/>
+              <w:end w:w="120" w:type="dxa"/>
+            </w:tcMar>
+          </w:tcPr>
+          <w:p>
+            <w:pPr>
+              <w:spacing w:after="0" w:line="252" w:lineRule="auto"/>
+            </w:pPr>
+            <w:r/>
+            <w:r>
+              <w:rPr>
+                <w:rFonts w:ascii="Calibri" w:hAnsi="Calibri"/>
+                <w:b/>
+                <w:i w:val="0"/>
+                <w:color w:val="FFFFFF"/>
+                <w:sz w:val="19"/>
+              </w:rPr>
+              <w:t>Pipeline</w:t>
+            </w:r>
+          </w:p>
+        </w:tc>
+        <w:tc>
+          <w:tcPr>
+            <w:tcW w:type="dxa" w:w="1560"/>
+            <w:shd w:fill="2E74B5"/>
+            <w:vAlign w:val="center"/>
+            <w:tcMar>
+              <w:top w:w="80" w:type="dxa"/>
+              <w:start w:w="120" w:type="dxa"/>
+              <w:bottom w:w="80" w:type="dxa"/>
+              <w:end w:w="120" w:type="dxa"/>
+            </w:tcMar>
+          </w:tcPr>
+          <w:p>
+            <w:pPr>
+              <w:spacing w:after="0" w:line="252" w:lineRule="auto"/>
+            </w:pPr>
+            <w:r/>
+            <w:r>
+              <w:rPr>
+                <w:rFonts w:ascii="Calibri" w:hAnsi="Calibri"/>
+                <w:b/>
+                <w:i w:val="0"/>
+                <w:color w:val="FFFFFF"/>
+                <w:sz w:val="19"/>
+              </w:rPr>
+              <w:t>Raw</w:t>
+            </w:r>
+          </w:p>
+        </w:tc>
+        <w:tc>
+          <w:tcPr>
+            <w:tcW w:type="dxa" w:w="1560"/>
+            <w:shd w:fill="2E74B5"/>
+            <w:vAlign w:val="center"/>
+            <w:tcMar>
+              <w:top w:w="80" w:type="dxa"/>
+              <w:start w:w="120" w:type="dxa"/>
+              <w:bottom w:w="80" w:type="dxa"/>
+              <w:end w:w="120" w:type="dxa"/>
+            </w:tcMar>
+          </w:tcPr>
+          <w:p>
+            <w:pPr>
+              <w:spacing w:after="0" w:line="252" w:lineRule="auto"/>
+            </w:pPr>
+            <w:r/>
+            <w:r>
+              <w:rPr>
+                <w:rFonts w:ascii="Calibri" w:hAnsi="Calibri"/>
+                <w:b/>
+                <w:i w:val="0"/>
+                <w:color w:val="FFFFFF"/>
+                <w:sz w:val="19"/>
+              </w:rPr>
+              <w:t>Accepted</w:t>
+            </w:r>
+          </w:p>
+        </w:tc>
+        <w:tc>
+          <w:tcPr>
+            <w:tcW w:type="dxa" w:w="1560"/>
+            <w:shd w:fill="2E74B5"/>
+            <w:vAlign w:val="center"/>
+            <w:tcMar>
+              <w:top w:w="80" w:type="dxa"/>
+              <w:start w:w="120" w:type="dxa"/>
+              <w:bottom w:w="80" w:type="dxa"/>
+              <w:end w:w="120" w:type="dxa"/>
+            </w:tcMar>
+          </w:tcPr>
+          <w:p>
+            <w:pPr>
+              <w:spacing w:after="0" w:line="252" w:lineRule="auto"/>
+            </w:pPr>
+            <w:r/>
+            <w:r>
+              <w:rPr>
+                <w:rFonts w:ascii="Calibri" w:hAnsi="Calibri"/>
+                <w:b/>
+                <w:i w:val="0"/>
+                <w:color w:val="FFFFFF"/>
+                <w:sz w:val="19"/>
+              </w:rPr>
+              <w:t>Rejected</w:t>
+            </w:r>
+          </w:p>
+        </w:tc>
+        <w:tc>
+          <w:tcPr>
+            <w:tcW w:type="dxa" w:w="1560"/>
+            <w:shd w:fill="2E74B5"/>
+            <w:vAlign w:val="center"/>
+            <w:tcMar>
+              <w:top w:w="80" w:type="dxa"/>
+              <w:start w:w="120" w:type="dxa"/>
+              <w:bottom w:w="80" w:type="dxa"/>
+              <w:end w:w="120" w:type="dxa"/>
+            </w:tcMar>
+          </w:tcPr>
+          <w:p>
+            <w:pPr>
+              <w:spacing w:after="0" w:line="252" w:lineRule="auto"/>
+            </w:pPr>
+            <w:r/>
+            <w:r>
+              <w:rPr>
+                <w:rFonts w:ascii="Calibri" w:hAnsi="Calibri"/>
+                <w:b/>
+                <w:i w:val="0"/>
+                <w:color w:val="FFFFFF"/>
+                <w:sz w:val="19"/>
+              </w:rPr>
+              <w:t>Curated</w:t>
+            </w:r>
+          </w:p>
+        </w:tc>
+        <w:tc>
+          <w:tcPr>
+            <w:tcW w:type="dxa" w:w="1560"/>
+            <w:shd w:fill="2E74B5"/>
+            <w:vAlign w:val="center"/>
+            <w:tcMar>
+              <w:top w:w="80" w:type="dxa"/>
+              <w:start w:w="120" w:type="dxa"/>
+              <w:bottom w:w="80" w:type="dxa"/>
+              <w:end w:w="120" w:type="dxa"/>
+            </w:tcMar>
+          </w:tcPr>
+          <w:p>
+            <w:pPr>
+              <w:spacing w:after="0" w:line="252" w:lineRule="auto"/>
+            </w:pPr>
+            <w:r/>
+            <w:r>
+              <w:rPr>
+                <w:rFonts w:ascii="Calibri" w:hAnsi="Calibri"/>
+                <w:b/>
+                <w:i w:val="0"/>
+                <w:color w:val="FFFFFF"/>
+                <w:sz w:val="19"/>
+              </w:rPr>
+              <w:t>Thời gian</w:t>
+            </w:r>
+          </w:p>
+        </w:tc>
+      </w:tr>
+      <w:tr>
+        <w:tc>
+          <w:tcPr>
+            <w:tcW w:type="dxa" w:w="1560"/>
+            <w:vAlign w:val="center"/>
+            <w:tcMar>
+              <w:top w:w="80" w:type="dxa"/>
+              <w:start w:w="120" w:type="dxa"/>
+              <w:bottom w:w="80" w:type="dxa"/>
+              <w:end w:w="120" w:type="dxa"/>
+            </w:tcMar>
+          </w:tcPr>
+          <w:p>
+            <w:pPr>
+              <w:spacing w:after="0" w:line="252" w:lineRule="auto"/>
+            </w:pPr>
+            <w:r/>
+            <w:r>
+              <w:rPr>
+                <w:rFonts w:ascii="Calibri" w:hAnsi="Calibri"/>
+                <w:b w:val="0"/>
+                <w:i w:val="0"/>
+                <w:color w:val="000000"/>
+                <w:sz w:val="19"/>
+              </w:rPr>
+              <w:t>Airflow-centric</w:t>
+            </w:r>
+          </w:p>
+        </w:tc>
+        <w:tc>
+          <w:tcPr>
+            <w:tcW w:type="dxa" w:w="1560"/>
+            <w:vAlign w:val="center"/>
+            <w:tcMar>
+              <w:top w:w="80" w:type="dxa"/>
+              <w:start w:w="120" w:type="dxa"/>
+              <w:bottom w:w="80" w:type="dxa"/>
+              <w:end w:w="120" w:type="dxa"/>
+            </w:tcMar>
+          </w:tcPr>
+          <w:p>
+            <w:pPr>
+              <w:spacing w:after="0" w:line="252" w:lineRule="auto"/>
+            </w:pPr>
+            <w:r/>
+            <w:r>
+              <w:rPr>
+                <w:rFonts w:ascii="Calibri" w:hAnsi="Calibri"/>
+                <w:b w:val="0"/>
+                <w:i w:val="0"/>
+                <w:color w:val="000000"/>
+                <w:sz w:val="19"/>
+              </w:rPr>
+              <w:t>250</w:t>
+            </w:r>
+          </w:p>
+        </w:tc>
+        <w:tc>
+          <w:tcPr>
+            <w:tcW w:type="dxa" w:w="1560"/>
+            <w:vAlign w:val="center"/>
+            <w:tcMar>
+              <w:top w:w="80" w:type="dxa"/>
+              <w:start w:w="120" w:type="dxa"/>
+              <w:bottom w:w="80" w:type="dxa"/>
+              <w:end w:w="120" w:type="dxa"/>
+            </w:tcMar>
+          </w:tcPr>
+          <w:p>
+            <w:pPr>
+              <w:spacing w:after="0" w:line="252" w:lineRule="auto"/>
+            </w:pPr>
+            <w:r/>
+            <w:r>
+              <w:rPr>
+                <w:rFonts w:ascii="Calibri" w:hAnsi="Calibri"/>
+                <w:b w:val="0"/>
+                <w:i w:val="0"/>
+                <w:color w:val="000000"/>
+                <w:sz w:val="19"/>
+              </w:rPr>
+              <w:t>250</w:t>
+            </w:r>
+          </w:p>
+        </w:tc>
+        <w:tc>
+          <w:tcPr>
+            <w:tcW w:type="dxa" w:w="1560"/>
+            <w:vAlign w:val="center"/>
+            <w:tcMar>
+              <w:top w:w="80" w:type="dxa"/>
+              <w:start w:w="120" w:type="dxa"/>
+              <w:bottom w:w="80" w:type="dxa"/>
+              <w:end w:w="120" w:type="dxa"/>
+            </w:tcMar>
+          </w:tcPr>
+          <w:p>
+            <w:pPr>
+              <w:spacing w:after="0" w:line="252" w:lineRule="auto"/>
+            </w:pPr>
+            <w:r/>
+            <w:r>
+              <w:rPr>
+                <w:rFonts w:ascii="Calibri" w:hAnsi="Calibri"/>
+                <w:b w:val="0"/>
+                <w:i w:val="0"/>
+                <w:color w:val="000000"/>
+                <w:sz w:val="19"/>
+              </w:rPr>
+              <w:t>0</w:t>
+            </w:r>
+          </w:p>
+        </w:tc>
+        <w:tc>
+          <w:tcPr>
+            <w:tcW w:type="dxa" w:w="1560"/>
+            <w:vAlign w:val="center"/>
+            <w:tcMar>
+              <w:top w:w="80" w:type="dxa"/>
+              <w:start w:w="120" w:type="dxa"/>
+              <w:bottom w:w="80" w:type="dxa"/>
+              <w:end w:w="120" w:type="dxa"/>
+            </w:tcMar>
+          </w:tcPr>
+          <w:p>
+            <w:pPr>
+              <w:spacing w:after="0" w:line="252" w:lineRule="auto"/>
+            </w:pPr>
+            <w:r/>
+            <w:r>
+              <w:rPr>
+                <w:rFonts w:ascii="Calibri" w:hAnsi="Calibri"/>
+                <w:b w:val="0"/>
+                <w:i w:val="0"/>
+                <w:color w:val="000000"/>
+                <w:sz w:val="19"/>
+              </w:rPr>
+              <w:t>112.650</w:t>
+            </w:r>
+          </w:p>
+        </w:tc>
+        <w:tc>
+          <w:tcPr>
+            <w:tcW w:type="dxa" w:w="1560"/>
+            <w:vAlign w:val="center"/>
+            <w:tcMar>
+              <w:top w:w="80" w:type="dxa"/>
+              <w:start w:w="120" w:type="dxa"/>
+              <w:bottom w:w="80" w:type="dxa"/>
+              <w:end w:w="120" w:type="dxa"/>
+            </w:tcMar>
+          </w:tcPr>
+          <w:p>
+            <w:pPr>
+              <w:spacing w:after="0" w:line="252" w:lineRule="auto"/>
+            </w:pPr>
+            <w:r/>
+            <w:r>
+              <w:rPr>
+                <w:rFonts w:ascii="Calibri" w:hAnsi="Calibri"/>
+                <w:b w:val="0"/>
+                <w:i w:val="0"/>
+                <w:color w:val="000000"/>
+                <w:sz w:val="19"/>
+              </w:rPr>
+              <w:t>8,212 giây</w:t>
+            </w:r>
+          </w:p>
+        </w:tc>
+      </w:tr>
+      <w:tr>
+        <w:tc>
+          <w:tcPr>
+            <w:tcW w:type="dxa" w:w="1560"/>
+            <w:vAlign w:val="center"/>
+            <w:tcMar>
+              <w:top w:w="80" w:type="dxa"/>
+              <w:start w:w="120" w:type="dxa"/>
+              <w:bottom w:w="80" w:type="dxa"/>
+              <w:end w:w="120" w:type="dxa"/>
+            </w:tcMar>
+          </w:tcPr>
+          <w:p>
+            <w:pPr>
+              <w:spacing w:after="0" w:line="252" w:lineRule="auto"/>
+            </w:pPr>
+            <w:r/>
+            <w:r>
+              <w:rPr>
+                <w:rFonts w:ascii="Calibri" w:hAnsi="Calibri"/>
+                <w:b w:val="0"/>
+                <w:i w:val="0"/>
+                <w:color w:val="000000"/>
+                <w:sz w:val="19"/>
+              </w:rPr>
+              <w:t>NiFi downstream</w:t>
+            </w:r>
+          </w:p>
+        </w:tc>
+        <w:tc>
+          <w:tcPr>
+            <w:tcW w:type="dxa" w:w="1560"/>
+            <w:vAlign w:val="center"/>
+            <w:tcMar>
+              <w:top w:w="80" w:type="dxa"/>
+              <w:start w:w="120" w:type="dxa"/>
+              <w:bottom w:w="80" w:type="dxa"/>
+              <w:end w:w="120" w:type="dxa"/>
+            </w:tcMar>
+          </w:tcPr>
+          <w:p>
+            <w:pPr>
+              <w:spacing w:after="0" w:line="252" w:lineRule="auto"/>
+            </w:pPr>
+            <w:r/>
+            <w:r>
+              <w:rPr>
+                <w:rFonts w:ascii="Calibri" w:hAnsi="Calibri"/>
+                <w:b w:val="0"/>
+                <w:i w:val="0"/>
+                <w:color w:val="000000"/>
+                <w:sz w:val="19"/>
+              </w:rPr>
+              <w:t>250</w:t>
+            </w:r>
+          </w:p>
+        </w:tc>
+        <w:tc>
+          <w:tcPr>
+            <w:tcW w:type="dxa" w:w="1560"/>
+            <w:vAlign w:val="center"/>
+            <w:tcMar>
+              <w:top w:w="80" w:type="dxa"/>
+              <w:start w:w="120" w:type="dxa"/>
+              <w:bottom w:w="80" w:type="dxa"/>
+              <w:end w:w="120" w:type="dxa"/>
+            </w:tcMar>
+          </w:tcPr>
+          <w:p>
+            <w:pPr>
+              <w:spacing w:after="0" w:line="252" w:lineRule="auto"/>
+            </w:pPr>
+            <w:r/>
+            <w:r>
+              <w:rPr>
+                <w:rFonts w:ascii="Calibri" w:hAnsi="Calibri"/>
+                <w:b w:val="0"/>
+                <w:i w:val="0"/>
+                <w:color w:val="000000"/>
+                <w:sz w:val="19"/>
+              </w:rPr>
+              <w:t>250</w:t>
+            </w:r>
+          </w:p>
+        </w:tc>
+        <w:tc>
+          <w:tcPr>
+            <w:tcW w:type="dxa" w:w="1560"/>
+            <w:vAlign w:val="center"/>
+            <w:tcMar>
+              <w:top w:w="80" w:type="dxa"/>
+              <w:start w:w="120" w:type="dxa"/>
+              <w:bottom w:w="80" w:type="dxa"/>
+              <w:end w:w="120" w:type="dxa"/>
+            </w:tcMar>
+          </w:tcPr>
+          <w:p>
+            <w:pPr>
+              <w:spacing w:after="0" w:line="252" w:lineRule="auto"/>
+            </w:pPr>
+            <w:r/>
+            <w:r>
+              <w:rPr>
+                <w:rFonts w:ascii="Calibri" w:hAnsi="Calibri"/>
+                <w:b w:val="0"/>
+                <w:i w:val="0"/>
+                <w:color w:val="000000"/>
+                <w:sz w:val="19"/>
+              </w:rPr>
+              <w:t>0</w:t>
+            </w:r>
+          </w:p>
+        </w:tc>
+        <w:tc>
+          <w:tcPr>
+            <w:tcW w:type="dxa" w:w="1560"/>
+            <w:vAlign w:val="center"/>
+            <w:tcMar>
+              <w:top w:w="80" w:type="dxa"/>
+              <w:start w:w="120" w:type="dxa"/>
+              <w:bottom w:w="80" w:type="dxa"/>
+              <w:end w:w="120" w:type="dxa"/>
+            </w:tcMar>
+          </w:tcPr>
+          <w:p>
+            <w:pPr>
+              <w:spacing w:after="0" w:line="252" w:lineRule="auto"/>
+            </w:pPr>
+            <w:r/>
+            <w:r>
+              <w:rPr>
+                <w:rFonts w:ascii="Calibri" w:hAnsi="Calibri"/>
+                <w:b w:val="0"/>
+                <w:i w:val="0"/>
+                <w:color w:val="000000"/>
+                <w:sz w:val="19"/>
+              </w:rPr>
+              <w:t>112.650</w:t>
+            </w:r>
+          </w:p>
+        </w:tc>
+        <w:tc>
+          <w:tcPr>
+            <w:tcW w:type="dxa" w:w="1560"/>
+            <w:vAlign w:val="center"/>
+            <w:tcMar>
+              <w:top w:w="80" w:type="dxa"/>
+              <w:start w:w="120" w:type="dxa"/>
+              <w:bottom w:w="80" w:type="dxa"/>
+              <w:end w:w="120" w:type="dxa"/>
+            </w:tcMar>
+          </w:tcPr>
+          <w:p>
+            <w:pPr>
+              <w:spacing w:after="0" w:line="252" w:lineRule="auto"/>
+            </w:pPr>
+            <w:r/>
+            <w:r>
+              <w:rPr>
+                <w:rFonts w:ascii="Calibri" w:hAnsi="Calibri"/>
+                <w:b w:val="0"/>
+                <w:i w:val="0"/>
+                <w:color w:val="000000"/>
+                <w:sz w:val="19"/>
+              </w:rPr>
+              <w:t>6,485 giây</w:t>
+            </w:r>
+          </w:p>
+        </w:tc>
+      </w:tr>
+    </w:tbl>
+    <w:p>
+      <w:pPr>
+        <w:spacing w:before="0" w:after="80"/>
+      </w:pPr>
+    </w:p>
+    <w:p>
+      <w:r>
+        <w:rPr>
+          <w:rFonts w:ascii="Calibri" w:hAnsi="Calibri"/>
+          <w:b w:val="0"/>
+          <w:i w:val="0"/>
+          <w:color w:val="000000"/>
+          <w:sz w:val="22"/>
+        </w:rPr>
+        <w:t xml:space="preserve">So sánh hai chiều cho kết quả </w:t>
+      </w:r>
+      <w:r>
+        <w:rPr>
+          <w:rFonts w:ascii="Consolas" w:hAnsi="Consolas"/>
+          <w:b w:val="0"/>
+          <w:i w:val="0"/>
+          <w:color w:val="1F4D78"/>
+          <w:sz w:val="19"/>
+        </w:rPr>
+        <w:t>difference_count = 0</w:t>
+      </w:r>
+      <w:r>
+        <w:rPr>
+          <w:rFonts w:ascii="Calibri" w:hAnsi="Calibri"/>
+          <w:b w:val="0"/>
+          <w:i w:val="0"/>
+          <w:color w:val="000000"/>
+          <w:sz w:val="22"/>
+        </w:rPr>
+        <w:t>; hai bảng curated tương đương trên cùng input. Thời gian trên chỉ là một lần chạy local, không đủ để kết luận hiệu năng tổng quát.</w:t>
+      </w:r>
+    </w:p>
+    <w:p>
+      <w:pPr>
+        <w:pStyle w:val="Heading1"/>
+      </w:pPr>
+      <w:r>
+        <w:t>13. Bảo mật và production hardening</w:t>
+      </w:r>
+    </w:p>
+    <w:p>
+      <w:r>
+        <w:rPr>
+          <w:rFonts w:ascii="Calibri" w:hAnsi="Calibri"/>
+          <w:b w:val="0"/>
+          <w:i w:val="0"/>
+          <w:color w:val="000000"/>
+          <w:sz w:val="22"/>
+        </w:rPr>
+        <w:t>Phiên bản local dùng Basic Auth để làm rõ cơ chế NiFi gọi Airflow REST. Khi đưa lên production cần:</w:t>
+      </w:r>
+    </w:p>
+    <w:p>
+      <w:pPr>
+        <w:pStyle w:val="ListBullet"/>
+      </w:pPr>
+      <w:r>
+        <w:rPr>
+          <w:rFonts w:ascii="Calibri" w:hAnsi="Calibri"/>
+          <w:b w:val="0"/>
+          <w:i w:val="0"/>
+          <w:color w:val="000000"/>
+          <w:sz w:val="22"/>
+        </w:rPr>
+        <w:t>Secret backend hoặc secrets manager.</w:t>
+      </w:r>
+    </w:p>
+    <w:p>
+      <w:pPr>
+        <w:pStyle w:val="ListBullet"/>
+      </w:pPr>
+      <w:r>
+        <w:rPr>
+          <w:rFonts w:ascii="Calibri" w:hAnsi="Calibri"/>
+          <w:b w:val="0"/>
+          <w:i w:val="0"/>
+          <w:color w:val="000000"/>
+          <w:sz w:val="22"/>
+        </w:rPr>
+        <w:t>TLS có chứng chỉ tin cậy.</w:t>
+      </w:r>
+    </w:p>
+    <w:p>
+      <w:pPr>
+        <w:pStyle w:val="ListBullet"/>
+      </w:pPr>
+      <w:r>
+        <w:rPr>
+          <w:rFonts w:ascii="Calibri" w:hAnsi="Calibri"/>
+          <w:b w:val="0"/>
+          <w:i w:val="0"/>
+          <w:color w:val="000000"/>
+          <w:sz w:val="22"/>
+        </w:rPr>
+        <w:t>Tài khoản dịch vụ quyền tối thiểu.</w:t>
+      </w:r>
+    </w:p>
+    <w:p>
+      <w:pPr>
+        <w:pStyle w:val="ListBullet"/>
+      </w:pPr>
+      <w:r>
+        <w:rPr>
+          <w:rFonts w:ascii="Calibri" w:hAnsi="Calibri"/>
+          <w:b w:val="0"/>
+          <w:i w:val="0"/>
+          <w:color w:val="000000"/>
+          <w:sz w:val="22"/>
+        </w:rPr>
+        <w:t>Network policy và giới hạn egress.</w:t>
+      </w:r>
+    </w:p>
+    <w:p>
+      <w:pPr>
+        <w:pStyle w:val="ListBullet"/>
+      </w:pPr>
+      <w:r>
+        <w:rPr>
+          <w:rFonts w:ascii="Calibri" w:hAnsi="Calibri"/>
+          <w:b w:val="0"/>
+          <w:i w:val="0"/>
+          <w:color w:val="000000"/>
+          <w:sz w:val="22"/>
+        </w:rPr>
+        <w:t>Remote executor hoặc Kubernetes executor.</w:t>
+      </w:r>
+    </w:p>
+    <w:p>
+      <w:pPr>
+        <w:pStyle w:val="ListBullet"/>
+      </w:pPr>
+      <w:r>
+        <w:rPr>
+          <w:rFonts w:ascii="Calibri" w:hAnsi="Calibri"/>
+          <w:b w:val="0"/>
+          <w:i w:val="0"/>
+          <w:color w:val="000000"/>
+          <w:sz w:val="22"/>
+        </w:rPr>
+        <w:t>Object storage cho artifact lớn.</w:t>
+      </w:r>
+    </w:p>
+    <w:p>
+      <w:pPr>
+        <w:pStyle w:val="ListBullet"/>
+      </w:pPr>
+      <w:r>
+        <w:rPr>
+          <w:rFonts w:ascii="Calibri" w:hAnsi="Calibri"/>
+          <w:b w:val="0"/>
+          <w:i w:val="0"/>
+          <w:color w:val="000000"/>
+          <w:sz w:val="22"/>
+        </w:rPr>
+        <w:t>Alerting, SLA và centralized logging.</w:t>
+      </w:r>
+    </w:p>
+    <w:p>
+      <w:pPr>
+        <w:pStyle w:val="ListBullet"/>
+      </w:pPr>
+      <w:r>
+        <w:rPr>
+          <w:rFonts w:ascii="Calibri" w:hAnsi="Calibri"/>
+          <w:b w:val="0"/>
+          <w:i w:val="0"/>
+          <w:color w:val="000000"/>
+          <w:sz w:val="22"/>
+        </w:rPr>
+        <w:t>NiFi Registry cho versioned flow.</w:t>
+      </w:r>
+    </w:p>
+    <w:p>
+      <w:r>
+        <w:br w:type="page"/>
+      </w:r>
+    </w:p>
+    <w:p>
+      <w:pPr>
+        <w:pStyle w:val="Heading1"/>
+      </w:pPr>
+      <w:r>
+        <w:t>14. Cấu trúc bàn giao</w:t>
+      </w:r>
+    </w:p>
+    <w:tbl>
+      <w:tblPr>
+        <w:tblStyle w:val="TableGrid"/>
+        <w:tblW w:type="dxa" w:w="9360"/>
+        <w:jc w:val="left"/>
+        <w:tblLayout w:type="fixed"/>
+        <w:tblLook w:firstColumn="1" w:firstRow="1" w:lastColumn="0" w:lastRow="0" w:noHBand="0" w:noVBand="1" w:val="04A0"/>
+        <w:tblInd w:w="120" w:type="dxa"/>
+      </w:tblPr>
+      <w:tblGrid>
+        <w:gridCol w:w="2700"/>
+        <w:gridCol w:w="6660"/>
+      </w:tblGrid>
+      <w:tr>
+        <w:trPr>
+          <w:tblHeader w:val="true"/>
+        </w:trPr>
+        <w:tc>
+          <w:tcPr>
+            <w:tcW w:type="dxa" w:w="2700"/>
+            <w:shd w:fill="2E74B5"/>
+            <w:vAlign w:val="center"/>
+            <w:tcMar>
+              <w:top w:w="80" w:type="dxa"/>
+              <w:start w:w="120" w:type="dxa"/>
+              <w:bottom w:w="80" w:type="dxa"/>
+              <w:end w:w="120" w:type="dxa"/>
+            </w:tcMar>
+          </w:tcPr>
+          <w:p>
+            <w:pPr>
+              <w:spacing w:after="0" w:line="252" w:lineRule="auto"/>
+            </w:pPr>
+            <w:r/>
+            <w:r>
+              <w:rPr>
+                <w:rFonts w:ascii="Calibri" w:hAnsi="Calibri"/>
+                <w:b/>
+                <w:i w:val="0"/>
+                <w:color w:val="FFFFFF"/>
+                <w:sz w:val="19"/>
+              </w:rPr>
+              <w:t>Thành phần</w:t>
+            </w:r>
+          </w:p>
+        </w:tc>
+        <w:tc>
+          <w:tcPr>
+            <w:tcW w:type="dxa" w:w="6660"/>
+            <w:shd w:fill="2E74B5"/>
+            <w:vAlign w:val="center"/>
+            <w:tcMar>
+              <w:top w:w="80" w:type="dxa"/>
+              <w:start w:w="120" w:type="dxa"/>
+              <w:bottom w:w="80" w:type="dxa"/>
+              <w:end w:w="120" w:type="dxa"/>
+            </w:tcMar>
+          </w:tcPr>
+          <w:p>
+            <w:pPr>
+              <w:spacing w:after="0" w:line="252" w:lineRule="auto"/>
+            </w:pPr>
+            <w:r/>
+            <w:r>
+              <w:rPr>
+                <w:rFonts w:ascii="Calibri" w:hAnsi="Calibri"/>
+                <w:b/>
+                <w:i w:val="0"/>
+                <w:color w:val="FFFFFF"/>
+                <w:sz w:val="19"/>
+              </w:rPr>
+              <w:t>Vị trí</w:t>
+            </w:r>
+          </w:p>
+        </w:tc>
+      </w:tr>
+      <w:tr>
+        <w:tc>
+          <w:tcPr>
+            <w:tcW w:type="dxa" w:w="2700"/>
+            <w:vAlign w:val="center"/>
+            <w:tcMar>
+              <w:top w:w="80" w:type="dxa"/>
+              <w:start w:w="120" w:type="dxa"/>
+              <w:bottom w:w="80" w:type="dxa"/>
+              <w:end w:w="120" w:type="dxa"/>
+            </w:tcMar>
+          </w:tcPr>
+          <w:p>
+            <w:pPr>
+              <w:spacing w:after="0" w:line="252" w:lineRule="auto"/>
+            </w:pPr>
+            <w:r/>
+            <w:r>
+              <w:rPr>
+                <w:rFonts w:ascii="Calibri" w:hAnsi="Calibri"/>
+                <w:b w:val="0"/>
+                <w:i w:val="0"/>
+                <w:color w:val="000000"/>
+                <w:sz w:val="19"/>
               </w:rPr>
               <w:t>Mock API</w:t>
             </w:r>
@@ -770,49 +5886,29 @@
         </w:tc>
         <w:tc>
           <w:tcPr>
-            <w:tcW w:type="dxa" w:w="3671"/>
+            <w:tcW w:type="dxa" w:w="6660"/>
+            <w:vAlign w:val="center"/>
             <w:tcMar>
               <w:top w:w="80" w:type="dxa"/>
               <w:start w:w="120" w:type="dxa"/>
               <w:bottom w:w="80" w:type="dxa"/>
               <w:end w:w="120" w:type="dxa"/>
             </w:tcMar>
-            <w:vAlign w:val="center"/>
           </w:tcPr>
           <w:p>
             <w:pPr>
-              <w:spacing w:after="0" w:line="264" w:lineRule="auto"/>
+              <w:spacing w:after="0" w:line="252" w:lineRule="auto"/>
             </w:pPr>
+            <w:r/>
             <w:r>
               <w:rPr>
-                <w:rFonts w:ascii="Calibri" w:hAnsi="Calibri" w:eastAsia="Calibri" w:cs="Calibri"/>
-                <w:sz w:val="20"/>
+                <w:rFonts w:ascii="Calibri" w:hAnsi="Calibri"/>
+                <w:b w:val="0"/>
+                <w:i w:val="0"/>
+                <w:color w:val="000000"/>
+                <w:sz w:val="19"/>
               </w:rPr>
-              <w:t>FastAPI sinh 250 promotion từ product_id Olist</w:t>
-            </w:r>
-          </w:p>
-        </w:tc>
-        <w:tc>
-          <w:tcPr>
-            <w:tcW w:type="dxa" w:w="3456"/>
-            <w:tcMar>
-              <w:top w:w="80" w:type="dxa"/>
-              <w:start w:w="120" w:type="dxa"/>
-              <w:bottom w:w="80" w:type="dxa"/>
-              <w:end w:w="120" w:type="dxa"/>
-            </w:tcMar>
-            <w:vAlign w:val="center"/>
-          </w:tcPr>
-          <w:p>
-            <w:pPr>
-              <w:spacing w:after="0" w:line="264" w:lineRule="auto"/>
-            </w:pPr>
-            <w:r>
-              <w:rPr>
-                <w:rFonts w:ascii="Calibri" w:hAnsi="Calibri" w:eastAsia="Calibri" w:cs="Calibri"/>
-                <w:sz w:val="20"/>
-              </w:rPr>
-              <w:t>Không phụ thuộc Internet và có failure scenarios xác định</w:t>
+              <w:t>`mock_api/`</w:t>
             </w:r>
           </w:p>
         </w:tc>
@@ -820,73 +5916,57 @@
       <w:tr>
         <w:tc>
           <w:tcPr>
-            <w:tcW w:type="dxa" w:w="2232"/>
+            <w:tcW w:type="dxa" w:w="2700"/>
+            <w:vAlign w:val="center"/>
             <w:tcMar>
               <w:top w:w="80" w:type="dxa"/>
               <w:start w:w="120" w:type="dxa"/>
               <w:bottom w:w="80" w:type="dxa"/>
               <w:end w:w="120" w:type="dxa"/>
             </w:tcMar>
-            <w:vAlign w:val="center"/>
           </w:tcPr>
           <w:p>
             <w:pPr>
-              <w:spacing w:after="0" w:line="264" w:lineRule="auto"/>
+              <w:spacing w:after="0" w:line="252" w:lineRule="auto"/>
             </w:pPr>
+            <w:r/>
             <w:r>
               <w:rPr>
-                <w:rFonts w:ascii="Calibri" w:hAnsi="Calibri" w:eastAsia="Calibri" w:cs="Calibri"/>
-                <w:sz w:val="20"/>
+                <w:rFonts w:ascii="Calibri" w:hAnsi="Calibri"/>
+                <w:b w:val="0"/>
+                <w:i w:val="0"/>
+                <w:color w:val="000000"/>
+                <w:sz w:val="19"/>
               </w:rPr>
-              <w:t>Airflow</w:t>
+              <w:t>DAG Airflow</w:t>
             </w:r>
           </w:p>
         </w:tc>
         <w:tc>
           <w:tcPr>
-            <w:tcW w:type="dxa" w:w="3671"/>
+            <w:tcW w:type="dxa" w:w="6660"/>
+            <w:vAlign w:val="center"/>
             <w:tcMar>
               <w:top w:w="80" w:type="dxa"/>
               <w:start w:w="120" w:type="dxa"/>
               <w:bottom w:w="80" w:type="dxa"/>
               <w:end w:w="120" w:type="dxa"/>
             </w:tcMar>
-            <w:vAlign w:val="center"/>
           </w:tcPr>
           <w:p>
             <w:pPr>
-              <w:spacing w:after="0" w:line="264" w:lineRule="auto"/>
+              <w:spacing w:after="0" w:line="252" w:lineRule="auto"/>
             </w:pPr>
+            <w:r/>
             <w:r>
               <w:rPr>
-                <w:rFonts w:ascii="Calibri" w:hAnsi="Calibri" w:eastAsia="Calibri" w:cs="Calibri"/>
-                <w:sz w:val="20"/>
+                <w:rFonts w:ascii="Calibri" w:hAnsi="Calibri"/>
+                <w:b w:val="0"/>
+                <w:i w:val="0"/>
+                <w:color w:val="000000"/>
+                <w:sz w:val="19"/>
               </w:rPr>
-              <w:t>DAG ingestion gọi API, ghi raw và điều phối Spark</w:t>
-            </w:r>
-          </w:p>
-        </w:tc>
-        <w:tc>
-          <w:tcPr>
-            <w:tcW w:type="dxa" w:w="3456"/>
-            <w:tcMar>
-              <w:top w:w="80" w:type="dxa"/>
-              <w:start w:w="120" w:type="dxa"/>
-              <w:bottom w:w="80" w:type="dxa"/>
-              <w:end w:w="120" w:type="dxa"/>
-            </w:tcMar>
-            <w:vAlign w:val="center"/>
-          </w:tcPr>
-          <w:p>
-            <w:pPr>
-              <w:spacing w:after="0" w:line="264" w:lineRule="auto"/>
-            </w:pPr>
-            <w:r>
-              <w:rPr>
-                <w:rFonts w:ascii="Calibri" w:hAnsi="Calibri" w:eastAsia="Calibri" w:cs="Calibri"/>
-                <w:sz w:val="20"/>
-              </w:rPr>
-              <w:t>Xác minh orchestration, retry và dependency management</w:t>
+              <w:t>`dags/`</w:t>
             </w:r>
           </w:p>
         </w:tc>
@@ -894,73 +5974,405 @@
       <w:tr>
         <w:tc>
           <w:tcPr>
-            <w:tcW w:type="dxa" w:w="2232"/>
+            <w:tcW w:type="dxa" w:w="2700"/>
+            <w:vAlign w:val="center"/>
             <w:tcMar>
               <w:top w:w="80" w:type="dxa"/>
               <w:start w:w="120" w:type="dxa"/>
               <w:bottom w:w="80" w:type="dxa"/>
               <w:end w:w="120" w:type="dxa"/>
             </w:tcMar>
-            <w:vAlign w:val="center"/>
           </w:tcPr>
           <w:p>
             <w:pPr>
-              <w:spacing w:after="0" w:line="264" w:lineRule="auto"/>
+              <w:spacing w:after="0" w:line="252" w:lineRule="auto"/>
             </w:pPr>
+            <w:r/>
             <w:r>
               <w:rPr>
-                <w:rFonts w:ascii="Calibri" w:hAnsi="Calibri" w:eastAsia="Calibri" w:cs="Calibri"/>
-                <w:sz w:val="20"/>
+                <w:rFonts w:ascii="Calibri" w:hAnsi="Calibri"/>
+                <w:b w:val="0"/>
+                <w:i w:val="0"/>
+                <w:color w:val="000000"/>
+                <w:sz w:val="19"/>
               </w:rPr>
-              <w:t>NiFi</w:t>
+              <w:t>DDL</w:t>
             </w:r>
           </w:p>
         </w:tc>
         <w:tc>
           <w:tcPr>
-            <w:tcW w:type="dxa" w:w="3671"/>
+            <w:tcW w:type="dxa" w:w="6660"/>
+            <w:vAlign w:val="center"/>
             <w:tcMar>
               <w:top w:w="80" w:type="dxa"/>
               <w:start w:w="120" w:type="dxa"/>
               <w:bottom w:w="80" w:type="dxa"/>
               <w:end w:w="120" w:type="dxa"/>
             </w:tcMar>
-            <w:vAlign w:val="center"/>
           </w:tcPr>
           <w:p>
             <w:pPr>
-              <w:spacing w:after="0" w:line="264" w:lineRule="auto"/>
+              <w:spacing w:after="0" w:line="252" w:lineRule="auto"/>
             </w:pPr>
+            <w:r/>
             <w:r>
               <w:rPr>
-                <w:rFonts w:ascii="Calibri" w:hAnsi="Calibri" w:eastAsia="Calibri" w:cs="Calibri"/>
-                <w:sz w:val="20"/>
+                <w:rFonts w:ascii="Calibri" w:hAnsi="Calibri"/>
+                <w:b w:val="0"/>
+                <w:i w:val="0"/>
+                <w:color w:val="000000"/>
+                <w:sz w:val="19"/>
               </w:rPr>
-              <w:t>Flow gọi API, ghi raw rồi trigger Airflow REST</w:t>
+              <w:t>`exercises/week5/sql/`</w:t>
             </w:r>
           </w:p>
         </w:tc>
+      </w:tr>
+      <w:tr>
         <w:tc>
           <w:tcPr>
-            <w:tcW w:type="dxa" w:w="3456"/>
+            <w:tcW w:type="dxa" w:w="2700"/>
+            <w:vAlign w:val="center"/>
             <w:tcMar>
               <w:top w:w="80" w:type="dxa"/>
               <w:start w:w="120" w:type="dxa"/>
               <w:bottom w:w="80" w:type="dxa"/>
               <w:end w:w="120" w:type="dxa"/>
             </w:tcMar>
-            <w:vAlign w:val="center"/>
           </w:tcPr>
           <w:p>
             <w:pPr>
-              <w:spacing w:after="0" w:line="264" w:lineRule="auto"/>
+              <w:spacing w:after="0" w:line="252" w:lineRule="auto"/>
             </w:pPr>
+            <w:r/>
             <w:r>
               <w:rPr>
-                <w:rFonts w:ascii="Calibri" w:hAnsi="Calibri" w:eastAsia="Calibri" w:cs="Calibri"/>
-                <w:sz w:val="20"/>
+                <w:rFonts w:ascii="Calibri" w:hAnsi="Calibri"/>
+                <w:b w:val="0"/>
+                <w:i w:val="0"/>
+                <w:color w:val="000000"/>
+                <w:sz w:val="19"/>
               </w:rPr>
-              <w:t>Xác minh dataflow và integration qua REST</w:t>
+              <w:t>Spark core</w:t>
+            </w:r>
+          </w:p>
+        </w:tc>
+        <w:tc>
+          <w:tcPr>
+            <w:tcW w:type="dxa" w:w="6660"/>
+            <w:vAlign w:val="center"/>
+            <w:tcMar>
+              <w:top w:w="80" w:type="dxa"/>
+              <w:start w:w="120" w:type="dxa"/>
+              <w:bottom w:w="80" w:type="dxa"/>
+              <w:end w:w="120" w:type="dxa"/>
+            </w:tcMar>
+          </w:tcPr>
+          <w:p>
+            <w:pPr>
+              <w:spacing w:after="0" w:line="252" w:lineRule="auto"/>
+            </w:pPr>
+            <w:r/>
+            <w:r>
+              <w:rPr>
+                <w:rFonts w:ascii="Calibri" w:hAnsi="Calibri"/>
+                <w:b w:val="0"/>
+                <w:i w:val="0"/>
+                <w:color w:val="000000"/>
+                <w:sz w:val="19"/>
+              </w:rPr>
+              <w:t>`exercises/week5/spark/`</w:t>
+            </w:r>
+          </w:p>
+        </w:tc>
+      </w:tr>
+      <w:tr>
+        <w:tc>
+          <w:tcPr>
+            <w:tcW w:type="dxa" w:w="2700"/>
+            <w:vAlign w:val="center"/>
+            <w:tcMar>
+              <w:top w:w="80" w:type="dxa"/>
+              <w:start w:w="120" w:type="dxa"/>
+              <w:bottom w:w="80" w:type="dxa"/>
+              <w:end w:w="120" w:type="dxa"/>
+            </w:tcMar>
+          </w:tcPr>
+          <w:p>
+            <w:pPr>
+              <w:spacing w:after="0" w:line="252" w:lineRule="auto"/>
+            </w:pPr>
+            <w:r/>
+            <w:r>
+              <w:rPr>
+                <w:rFonts w:ascii="Calibri" w:hAnsi="Calibri"/>
+                <w:b w:val="0"/>
+                <w:i w:val="0"/>
+                <w:color w:val="000000"/>
+                <w:sz w:val="19"/>
+              </w:rPr>
+              <w:t>NiFi flow</w:t>
+            </w:r>
+          </w:p>
+        </w:tc>
+        <w:tc>
+          <w:tcPr>
+            <w:tcW w:type="dxa" w:w="6660"/>
+            <w:vAlign w:val="center"/>
+            <w:tcMar>
+              <w:top w:w="80" w:type="dxa"/>
+              <w:start w:w="120" w:type="dxa"/>
+              <w:bottom w:w="80" w:type="dxa"/>
+              <w:end w:w="120" w:type="dxa"/>
+            </w:tcMar>
+          </w:tcPr>
+          <w:p>
+            <w:pPr>
+              <w:spacing w:after="0" w:line="252" w:lineRule="auto"/>
+            </w:pPr>
+            <w:r/>
+            <w:r>
+              <w:rPr>
+                <w:rFonts w:ascii="Calibri" w:hAnsi="Calibri"/>
+                <w:b w:val="0"/>
+                <w:i w:val="0"/>
+                <w:color w:val="000000"/>
+                <w:sz w:val="19"/>
+              </w:rPr>
+              <w:t>`exercises/week5/nifi/`</w:t>
+            </w:r>
+          </w:p>
+        </w:tc>
+      </w:tr>
+      <w:tr>
+        <w:tc>
+          <w:tcPr>
+            <w:tcW w:type="dxa" w:w="2700"/>
+            <w:vAlign w:val="center"/>
+            <w:tcMar>
+              <w:top w:w="80" w:type="dxa"/>
+              <w:start w:w="120" w:type="dxa"/>
+              <w:bottom w:w="80" w:type="dxa"/>
+              <w:end w:w="120" w:type="dxa"/>
+            </w:tcMar>
+          </w:tcPr>
+          <w:p>
+            <w:pPr>
+              <w:spacing w:after="0" w:line="252" w:lineRule="auto"/>
+            </w:pPr>
+            <w:r/>
+            <w:r>
+              <w:rPr>
+                <w:rFonts w:ascii="Calibri" w:hAnsi="Calibri"/>
+                <w:b w:val="0"/>
+                <w:i w:val="0"/>
+                <w:color w:val="000000"/>
+                <w:sz w:val="19"/>
+              </w:rPr>
+              <w:t>Test</w:t>
+            </w:r>
+          </w:p>
+        </w:tc>
+        <w:tc>
+          <w:tcPr>
+            <w:tcW w:type="dxa" w:w="6660"/>
+            <w:vAlign w:val="center"/>
+            <w:tcMar>
+              <w:top w:w="80" w:type="dxa"/>
+              <w:start w:w="120" w:type="dxa"/>
+              <w:bottom w:w="80" w:type="dxa"/>
+              <w:end w:w="120" w:type="dxa"/>
+            </w:tcMar>
+          </w:tcPr>
+          <w:p>
+            <w:pPr>
+              <w:spacing w:after="0" w:line="252" w:lineRule="auto"/>
+            </w:pPr>
+            <w:r/>
+            <w:r>
+              <w:rPr>
+                <w:rFonts w:ascii="Calibri" w:hAnsi="Calibri"/>
+                <w:b w:val="0"/>
+                <w:i w:val="0"/>
+                <w:color w:val="000000"/>
+                <w:sz w:val="19"/>
+              </w:rPr>
+              <w:t>`exercises/week5/tests/`, `mock_api/tests/`</w:t>
+            </w:r>
+          </w:p>
+        </w:tc>
+      </w:tr>
+      <w:tr>
+        <w:tc>
+          <w:tcPr>
+            <w:tcW w:type="dxa" w:w="2700"/>
+            <w:vAlign w:val="center"/>
+            <w:tcMar>
+              <w:top w:w="80" w:type="dxa"/>
+              <w:start w:w="120" w:type="dxa"/>
+              <w:bottom w:w="80" w:type="dxa"/>
+              <w:end w:w="120" w:type="dxa"/>
+            </w:tcMar>
+          </w:tcPr>
+          <w:p>
+            <w:pPr>
+              <w:spacing w:after="0" w:line="252" w:lineRule="auto"/>
+            </w:pPr>
+            <w:r/>
+            <w:r>
+              <w:rPr>
+                <w:rFonts w:ascii="Calibri" w:hAnsi="Calibri"/>
+                <w:b w:val="0"/>
+                <w:i w:val="0"/>
+                <w:color w:val="000000"/>
+                <w:sz w:val="19"/>
+              </w:rPr>
+              <w:t>Script đối chiếu</w:t>
+            </w:r>
+          </w:p>
+        </w:tc>
+        <w:tc>
+          <w:tcPr>
+            <w:tcW w:type="dxa" w:w="6660"/>
+            <w:vAlign w:val="center"/>
+            <w:tcMar>
+              <w:top w:w="80" w:type="dxa"/>
+              <w:start w:w="120" w:type="dxa"/>
+              <w:bottom w:w="80" w:type="dxa"/>
+              <w:end w:w="120" w:type="dxa"/>
+            </w:tcMar>
+          </w:tcPr>
+          <w:p>
+            <w:pPr>
+              <w:spacing w:after="0" w:line="252" w:lineRule="auto"/>
+            </w:pPr>
+            <w:r/>
+            <w:r>
+              <w:rPr>
+                <w:rFonts w:ascii="Calibri" w:hAnsi="Calibri"/>
+                <w:b w:val="0"/>
+                <w:i w:val="0"/>
+                <w:color w:val="000000"/>
+                <w:sz w:val="19"/>
+              </w:rPr>
+              <w:t>`exercises/week5/scripts/`</w:t>
+            </w:r>
+          </w:p>
+        </w:tc>
+      </w:tr>
+      <w:tr>
+        <w:tc>
+          <w:tcPr>
+            <w:tcW w:type="dxa" w:w="2700"/>
+            <w:vAlign w:val="center"/>
+            <w:tcMar>
+              <w:top w:w="80" w:type="dxa"/>
+              <w:start w:w="120" w:type="dxa"/>
+              <w:bottom w:w="80" w:type="dxa"/>
+              <w:end w:w="120" w:type="dxa"/>
+            </w:tcMar>
+          </w:tcPr>
+          <w:p>
+            <w:pPr>
+              <w:spacing w:after="0" w:line="252" w:lineRule="auto"/>
+            </w:pPr>
+            <w:r/>
+            <w:r>
+              <w:rPr>
+                <w:rFonts w:ascii="Calibri" w:hAnsi="Calibri"/>
+                <w:b w:val="0"/>
+                <w:i w:val="0"/>
+                <w:color w:val="000000"/>
+                <w:sz w:val="19"/>
+              </w:rPr>
+              <w:t>Hướng dẫn</w:t>
+            </w:r>
+          </w:p>
+        </w:tc>
+        <w:tc>
+          <w:tcPr>
+            <w:tcW w:type="dxa" w:w="6660"/>
+            <w:vAlign w:val="center"/>
+            <w:tcMar>
+              <w:top w:w="80" w:type="dxa"/>
+              <w:start w:w="120" w:type="dxa"/>
+              <w:bottom w:w="80" w:type="dxa"/>
+              <w:end w:w="120" w:type="dxa"/>
+            </w:tcMar>
+          </w:tcPr>
+          <w:p>
+            <w:pPr>
+              <w:spacing w:after="0" w:line="252" w:lineRule="auto"/>
+            </w:pPr>
+            <w:r/>
+            <w:r>
+              <w:rPr>
+                <w:rFonts w:ascii="Calibri" w:hAnsi="Calibri"/>
+                <w:b w:val="0"/>
+                <w:i w:val="0"/>
+                <w:color w:val="000000"/>
+                <w:sz w:val="19"/>
+              </w:rPr>
+              <w:t>`exercises/week5/README.md`</w:t>
+            </w:r>
+          </w:p>
+        </w:tc>
+      </w:tr>
+      <w:tr>
+        <w:tc>
+          <w:tcPr>
+            <w:tcW w:type="dxa" w:w="2700"/>
+            <w:vAlign w:val="center"/>
+            <w:tcMar>
+              <w:top w:w="80" w:type="dxa"/>
+              <w:start w:w="120" w:type="dxa"/>
+              <w:bottom w:w="80" w:type="dxa"/>
+              <w:end w:w="120" w:type="dxa"/>
+            </w:tcMar>
+          </w:tcPr>
+          <w:p>
+            <w:pPr>
+              <w:spacing w:after="0" w:line="252" w:lineRule="auto"/>
+            </w:pPr>
+            <w:r/>
+            <w:r>
+              <w:rPr>
+                <w:rFonts w:ascii="Calibri" w:hAnsi="Calibri"/>
+                <w:b w:val="0"/>
+                <w:i w:val="0"/>
+                <w:color w:val="000000"/>
+                <w:sz w:val="19"/>
+              </w:rPr>
+              <w:t>Báo cáo</w:t>
+            </w:r>
+          </w:p>
+        </w:tc>
+        <w:tc>
+          <w:tcPr>
+            <w:tcW w:type="dxa" w:w="6660"/>
+            <w:vAlign w:val="center"/>
+            <w:tcMar>
+              <w:top w:w="80" w:type="dxa"/>
+              <w:start w:w="120" w:type="dxa"/>
+              <w:bottom w:w="80" w:type="dxa"/>
+              <w:end w:w="120" w:type="dxa"/>
+            </w:tcMar>
+          </w:tcPr>
+          <w:p>
+            <w:pPr>
+              <w:spacing w:after="0" w:line="252" w:lineRule="auto"/>
+            </w:pPr>
+            <w:r/>
+            <w:r>
+              <w:rPr>
+                <w:rFonts w:ascii="Calibri" w:hAnsi="Calibri"/>
+                <w:b w:val="0"/>
+                <w:i w:val="0"/>
+                <w:color w:val="000000"/>
+                <w:sz w:val="19"/>
+              </w:rPr>
+              <w:t>`exercises/week5/report/`</w:t>
             </w:r>
           </w:p>
         </w:tc>
@@ -968,7 +6380,7 @@
     </w:tbl>
     <w:p>
       <w:pPr>
-        <w:spacing w:after="80"/>
+        <w:spacing w:before="0" w:after="80"/>
       </w:pPr>
     </w:p>
     <w:p>
@@ -976,2482 +6388,32 @@
         <w:pStyle w:val="Heading1"/>
       </w:pPr>
       <w:r>
-        <w:t>2. Mục tiêu và phạm vi</w:t>
+        <w:t>15. Kết luận</w:t>
       </w:r>
     </w:p>
     <w:p>
-      <w:pPr>
-        <w:spacing w:after="120" w:line="264" w:lineRule="auto"/>
-      </w:pPr>
       <w:r>
         <w:rPr>
-          <w:rFonts w:ascii="Calibri" w:hAnsi="Calibri" w:eastAsia="Calibri" w:cs="Calibri"/>
+          <w:rFonts w:ascii="Calibri" w:hAnsi="Calibri"/>
+          <w:b w:val="0"/>
           <w:i w:val="0"/>
+          <w:color w:val="000000"/>
+          <w:sz w:val="22"/>
         </w:rPr>
-        <w:t>Phạm vi tuần 5 là tích hợp API và orchestration, chưa triển khai monitoring/alerting production đầy đủ.</w:t>
+        <w:t>Tuần 5 chuyển các thành phần rời rạc của tuần trước thành một pipeline có lớp ingestion, orchestration, transformation, audit và quality rõ ràng. Hai pipeline không nhân đôi business logic; điểm khác biệt được giữ tại lớp tiếp nhận và kích hoạt. Thiết kế này vừa phục vụ mục tiêu học Airflow/NiFi, vừa tạo nền tảng để tuần 6 bổ sung monitoring, alerting và hardening.</w:t>
       </w:r>
     </w:p>
     <w:p>
-      <w:pPr>
-        <w:pStyle w:val="ListBullet"/>
-        <w:spacing w:after="80"/>
-        <w:ind w:left="720" w:hanging="360"/>
-      </w:pPr>
       <w:r>
         <w:rPr>
-          <w:rFonts w:ascii="Calibri" w:hAnsi="Calibri" w:eastAsia="Calibri" w:cs="Calibri"/>
+          <w:rFonts w:ascii="Calibri" w:hAnsi="Calibri"/>
+          <w:b w:val="0"/>
+          <w:i w:val="0"/>
+          <w:color w:val="000000"/>
+          <w:sz w:val="22"/>
         </w:rPr>
-        <w:t>Thiết kế API contract có phân trang và scenario lỗi.</w:t>
+        <w:t>Phiên bản cập nhật đóng các khoảng trống roadmap quan trọng: DAG chủ động có lịch, NiFi phân trang và route đầy đủ, raw idempotent theo batch, pipeline CSV/PostgreSQL/REST đi qua Spark, cùng contract API key/OAuth2/SOAP có test.</w:t>
       </w:r>
-    </w:p>
-    <w:p>
-      <w:pPr>
-        <w:pStyle w:val="ListBullet"/>
-        <w:spacing w:after="80"/>
-        <w:ind w:left="720" w:hanging="360"/>
-      </w:pPr>
-      <w:r>
-        <w:rPr>
-          <w:rFonts w:ascii="Calibri" w:hAnsi="Calibri" w:eastAsia="Calibri" w:cs="Calibri"/>
-        </w:rPr>
-        <w:t>Xây DAG Airflow có dependency, retry, timeout và idempotency.</w:t>
-      </w:r>
-    </w:p>
-    <w:p>
-      <w:pPr>
-        <w:pStyle w:val="ListBullet"/>
-        <w:spacing w:after="80"/>
-        <w:ind w:left="720" w:hanging="360"/>
-      </w:pPr>
-      <w:r>
-        <w:rPr>
-          <w:rFonts w:ascii="Calibri" w:hAnsi="Calibri" w:eastAsia="Calibri" w:cs="Calibri"/>
-        </w:rPr>
-        <w:t>Xây NiFi flow để ingestion và trigger Airflow downstream.</w:t>
-      </w:r>
-    </w:p>
-    <w:p>
-      <w:pPr>
-        <w:pStyle w:val="ListBullet"/>
-        <w:spacing w:after="80"/>
-        <w:ind w:left="720" w:hanging="360"/>
-      </w:pPr>
-      <w:r>
-        <w:rPr>
-          <w:rFonts w:ascii="Calibri" w:hAnsi="Calibri" w:eastAsia="Calibri" w:cs="Calibri"/>
-        </w:rPr>
-        <w:t>Dùng Spark core chung để biến đổi promotion với Olist sales fact.</w:t>
-      </w:r>
-    </w:p>
-    <w:p>
-      <w:pPr>
-        <w:pStyle w:val="ListBullet"/>
-        <w:spacing w:after="80"/>
-        <w:ind w:left="720" w:hanging="360"/>
-      </w:pPr>
-      <w:r>
-        <w:rPr>
-          <w:rFonts w:ascii="Calibri" w:hAnsi="Calibri" w:eastAsia="Calibri" w:cs="Calibri"/>
-        </w:rPr>
-        <w:t>Đối soát hai pipeline trên cùng input để kiểm tra tương đương kết quả.</w:t>
-      </w:r>
-    </w:p>
-    <w:p>
-      <w:pPr>
-        <w:spacing w:after="120" w:line="264" w:lineRule="auto"/>
-      </w:pPr>
-      <w:r>
-        <w:rPr>
-          <w:rFonts w:ascii="Calibri" w:hAnsi="Calibri" w:eastAsia="Calibri" w:cs="Calibri"/>
-          <w:i w:val="0"/>
-        </w:rPr>
-        <w:t>Phần ngoài phạm vi được ghi rõ để phân biệt giới hạn của môi trường local với yêu cầu triển khai production thực tế.</w:t>
-      </w:r>
-    </w:p>
-    <w:p>
-      <w:pPr>
-        <w:pStyle w:val="ListBullet"/>
-        <w:spacing w:after="80"/>
-        <w:ind w:left="720" w:hanging="360"/>
-      </w:pPr>
-      <w:r>
-        <w:rPr>
-          <w:rFonts w:ascii="Calibri" w:hAnsi="Calibri" w:eastAsia="Calibri" w:cs="Calibri"/>
-        </w:rPr>
-        <w:t>Chưa dùng Kubernetes hoặc distributed Airflow executor.</w:t>
-      </w:r>
-    </w:p>
-    <w:p>
-      <w:pPr>
-        <w:pStyle w:val="ListBullet"/>
-        <w:spacing w:after="80"/>
-        <w:ind w:left="720" w:hanging="360"/>
-      </w:pPr>
-      <w:r>
-        <w:rPr>
-          <w:rFonts w:ascii="Calibri" w:hAnsi="Calibri" w:eastAsia="Calibri" w:cs="Calibri"/>
-        </w:rPr>
-        <w:t>Chưa có secret manager production.</w:t>
-      </w:r>
-    </w:p>
-    <w:p>
-      <w:pPr>
-        <w:pStyle w:val="ListBullet"/>
-        <w:spacing w:after="80"/>
-        <w:ind w:left="720" w:hanging="360"/>
-      </w:pPr>
-      <w:r>
-        <w:rPr>
-          <w:rFonts w:ascii="Calibri" w:hAnsi="Calibri" w:eastAsia="Calibri" w:cs="Calibri"/>
-        </w:rPr>
-        <w:t>Chưa có Prometheus/Grafana; nội dung này chuyển sang tuần 6.</w:t>
-      </w:r>
-    </w:p>
-    <w:p>
-      <w:pPr>
-        <w:pStyle w:val="Heading1"/>
-      </w:pPr>
-      <w:r>
-        <w:t>3. Thiết kế kỹ thuật và quy trình thực hiện</w:t>
-      </w:r>
-    </w:p>
-    <w:p>
-      <w:pPr>
-        <w:spacing w:after="120" w:line="264" w:lineRule="auto"/>
-      </w:pPr>
-      <w:r>
-        <w:rPr>
-          <w:rFonts w:ascii="Calibri" w:hAnsi="Calibri" w:eastAsia="Calibri" w:cs="Calibri"/>
-          <w:i w:val="0"/>
-        </w:rPr>
-        <w:t>Kiến trúc tuần 5 gồm Promotion API -&gt; raw tables theo nguồn -&gt; Spark core -&gt; curated tables -&gt; comparison script. Airflow-centric và NiFi-centric khác nhau ở lớp ingestion, nhưng cùng data contract và transformation logic để tránh sai lệch do business logic khác nhau.</w:t>
-      </w:r>
-    </w:p>
-    <w:tbl>
-      <w:tblPr>
-        <w:tblStyle w:val="TableGrid"/>
-        <w:tblW w:type="auto" w:w="0"/>
-        <w:jc w:val="left"/>
-        <w:tblLayout w:type="fixed"/>
-        <w:tblLook w:firstColumn="1" w:firstRow="1" w:lastColumn="0" w:lastRow="0" w:noHBand="0" w:noVBand="1" w:val="04A0"/>
-        <w:tblBorders>
-          <w:top w:val="single" w:sz="4" w:space="0" w:color="D7DBE2"/>
-          <w:left w:val="single" w:sz="4" w:space="0" w:color="D7DBE2"/>
-          <w:bottom w:val="single" w:sz="4" w:space="0" w:color="D7DBE2"/>
-          <w:right w:val="single" w:sz="4" w:space="0" w:color="D7DBE2"/>
-          <w:insideH w:val="single" w:sz="4" w:space="0" w:color="D7DBE2"/>
-          <w:insideV w:val="single" w:sz="4" w:space="0" w:color="D7DBE2"/>
-        </w:tblBorders>
-      </w:tblPr>
-      <w:tblGrid>
-        <w:gridCol w:w="3120"/>
-        <w:gridCol w:w="3120"/>
-        <w:gridCol w:w="3120"/>
-      </w:tblGrid>
-      <w:tr>
-        <w:trPr>
-          <w:tblHeader w:val="true"/>
-        </w:trPr>
-        <w:tc>
-          <w:tcPr>
-            <w:tcW w:type="dxa" w:w="2376"/>
-            <w:shd w:fill="F2F4F7"/>
-            <w:tcMar>
-              <w:top w:w="80" w:type="dxa"/>
-              <w:start w:w="120" w:type="dxa"/>
-              <w:bottom w:w="80" w:type="dxa"/>
-              <w:end w:w="120" w:type="dxa"/>
-            </w:tcMar>
-            <w:vAlign w:val="center"/>
-          </w:tcPr>
-          <w:p>
-            <w:pPr>
-              <w:spacing w:after="0"/>
-            </w:pPr>
-            <w:r>
-              <w:rPr>
-                <w:rFonts w:ascii="Calibri" w:hAnsi="Calibri" w:eastAsia="Calibri" w:cs="Calibri"/>
-                <w:b/>
-                <w:color w:val="0B2545"/>
-                <w:sz w:val="21"/>
-              </w:rPr>
-              <w:t>Thành phần</w:t>
-            </w:r>
-          </w:p>
-        </w:tc>
-        <w:tc>
-          <w:tcPr>
-            <w:tcW w:type="dxa" w:w="3528"/>
-            <w:shd w:fill="F2F4F7"/>
-            <w:tcMar>
-              <w:top w:w="80" w:type="dxa"/>
-              <w:start w:w="120" w:type="dxa"/>
-              <w:bottom w:w="80" w:type="dxa"/>
-              <w:end w:w="120" w:type="dxa"/>
-            </w:tcMar>
-            <w:vAlign w:val="center"/>
-          </w:tcPr>
-          <w:p>
-            <w:pPr>
-              <w:spacing w:after="0"/>
-            </w:pPr>
-            <w:r>
-              <w:rPr>
-                <w:rFonts w:ascii="Calibri" w:hAnsi="Calibri" w:eastAsia="Calibri" w:cs="Calibri"/>
-                <w:b/>
-                <w:color w:val="0B2545"/>
-                <w:sz w:val="21"/>
-              </w:rPr>
-              <w:t>Vai trò</w:t>
-            </w:r>
-          </w:p>
-        </w:tc>
-        <w:tc>
-          <w:tcPr>
-            <w:tcW w:type="dxa" w:w="3456"/>
-            <w:shd w:fill="F2F4F7"/>
-            <w:tcMar>
-              <w:top w:w="80" w:type="dxa"/>
-              <w:start w:w="120" w:type="dxa"/>
-              <w:bottom w:w="80" w:type="dxa"/>
-              <w:end w:w="120" w:type="dxa"/>
-            </w:tcMar>
-            <w:vAlign w:val="center"/>
-          </w:tcPr>
-          <w:p>
-            <w:pPr>
-              <w:spacing w:after="0"/>
-            </w:pPr>
-            <w:r>
-              <w:rPr>
-                <w:rFonts w:ascii="Calibri" w:hAnsi="Calibri" w:eastAsia="Calibri" w:cs="Calibri"/>
-                <w:b/>
-                <w:color w:val="0B2545"/>
-                <w:sz w:val="21"/>
-              </w:rPr>
-              <w:t>Ghi chú kỹ thuật</w:t>
-            </w:r>
-          </w:p>
-        </w:tc>
-      </w:tr>
-      <w:tr>
-        <w:tc>
-          <w:tcPr>
-            <w:tcW w:type="dxa" w:w="2376"/>
-            <w:tcMar>
-              <w:top w:w="80" w:type="dxa"/>
-              <w:start w:w="120" w:type="dxa"/>
-              <w:bottom w:w="80" w:type="dxa"/>
-              <w:end w:w="120" w:type="dxa"/>
-            </w:tcMar>
-            <w:vAlign w:val="center"/>
-          </w:tcPr>
-          <w:p>
-            <w:pPr>
-              <w:spacing w:after="0" w:line="264" w:lineRule="auto"/>
-            </w:pPr>
-            <w:r>
-              <w:rPr>
-                <w:rFonts w:ascii="Calibri" w:hAnsi="Calibri" w:eastAsia="Calibri" w:cs="Calibri"/>
-                <w:sz w:val="20"/>
-              </w:rPr>
-              <w:t>Promotion API</w:t>
-            </w:r>
-          </w:p>
-        </w:tc>
-        <w:tc>
-          <w:tcPr>
-            <w:tcW w:type="dxa" w:w="3528"/>
-            <w:tcMar>
-              <w:top w:w="80" w:type="dxa"/>
-              <w:start w:w="120" w:type="dxa"/>
-              <w:bottom w:w="80" w:type="dxa"/>
-              <w:end w:w="120" w:type="dxa"/>
-            </w:tcMar>
-            <w:vAlign w:val="center"/>
-          </w:tcPr>
-          <w:p>
-            <w:pPr>
-              <w:spacing w:after="0" w:line="264" w:lineRule="auto"/>
-            </w:pPr>
-            <w:r>
-              <w:rPr>
-                <w:rFonts w:ascii="Calibri" w:hAnsi="Calibri" w:eastAsia="Calibri" w:cs="Calibri"/>
-                <w:sz w:val="20"/>
-              </w:rPr>
-              <w:t>Nguồn dữ liệu promotion local</w:t>
-            </w:r>
-          </w:p>
-        </w:tc>
-        <w:tc>
-          <w:tcPr>
-            <w:tcW w:type="dxa" w:w="3456"/>
-            <w:tcMar>
-              <w:top w:w="80" w:type="dxa"/>
-              <w:start w:w="120" w:type="dxa"/>
-              <w:bottom w:w="80" w:type="dxa"/>
-              <w:end w:w="120" w:type="dxa"/>
-            </w:tcMar>
-            <w:vAlign w:val="center"/>
-          </w:tcPr>
-          <w:p>
-            <w:pPr>
-              <w:spacing w:after="0" w:line="264" w:lineRule="auto"/>
-            </w:pPr>
-            <w:r>
-              <w:rPr>
-                <w:rFonts w:ascii="Calibri" w:hAnsi="Calibri" w:eastAsia="Calibri" w:cs="Calibri"/>
-                <w:sz w:val="20"/>
-              </w:rPr>
-              <w:t>Hỗ trợ success, rate_limit, timeout, malformed_json, invalid_record và duplicate</w:t>
-            </w:r>
-          </w:p>
-        </w:tc>
-      </w:tr>
-      <w:tr>
-        <w:tc>
-          <w:tcPr>
-            <w:tcW w:type="dxa" w:w="2376"/>
-            <w:tcMar>
-              <w:top w:w="80" w:type="dxa"/>
-              <w:start w:w="120" w:type="dxa"/>
-              <w:bottom w:w="80" w:type="dxa"/>
-              <w:end w:w="120" w:type="dxa"/>
-            </w:tcMar>
-            <w:vAlign w:val="center"/>
-          </w:tcPr>
-          <w:p>
-            <w:pPr>
-              <w:spacing w:after="0" w:line="264" w:lineRule="auto"/>
-            </w:pPr>
-            <w:r>
-              <w:rPr>
-                <w:rFonts w:ascii="Calibri" w:hAnsi="Calibri" w:eastAsia="Calibri" w:cs="Calibri"/>
-                <w:sz w:val="20"/>
-              </w:rPr>
-              <w:t>Airflow DAG</w:t>
-            </w:r>
-          </w:p>
-        </w:tc>
-        <w:tc>
-          <w:tcPr>
-            <w:tcW w:type="dxa" w:w="3528"/>
-            <w:tcMar>
-              <w:top w:w="80" w:type="dxa"/>
-              <w:start w:w="120" w:type="dxa"/>
-              <w:bottom w:w="80" w:type="dxa"/>
-              <w:end w:w="120" w:type="dxa"/>
-            </w:tcMar>
-            <w:vAlign w:val="center"/>
-          </w:tcPr>
-          <w:p>
-            <w:pPr>
-              <w:spacing w:after="0" w:line="264" w:lineRule="auto"/>
-            </w:pPr>
-            <w:r>
-              <w:rPr>
-                <w:rFonts w:ascii="Calibri" w:hAnsi="Calibri" w:eastAsia="Calibri" w:cs="Calibri"/>
-                <w:sz w:val="20"/>
-              </w:rPr>
-              <w:t>Điều phối health check, ingestion và Spark</w:t>
-            </w:r>
-          </w:p>
-        </w:tc>
-        <w:tc>
-          <w:tcPr>
-            <w:tcW w:type="dxa" w:w="3456"/>
-            <w:tcMar>
-              <w:top w:w="80" w:type="dxa"/>
-              <w:start w:w="120" w:type="dxa"/>
-              <w:bottom w:w="80" w:type="dxa"/>
-              <w:end w:w="120" w:type="dxa"/>
-            </w:tcMar>
-            <w:vAlign w:val="center"/>
-          </w:tcPr>
-          <w:p>
-            <w:pPr>
-              <w:spacing w:after="0" w:line="264" w:lineRule="auto"/>
-            </w:pPr>
-            <w:r>
-              <w:rPr>
-                <w:rFonts w:ascii="Calibri" w:hAnsi="Calibri" w:eastAsia="Calibri" w:cs="Calibri"/>
-                <w:sz w:val="20"/>
-              </w:rPr>
-              <w:t>Có max_active_runs=1 và trạng thái audit</w:t>
-            </w:r>
-          </w:p>
-        </w:tc>
-      </w:tr>
-      <w:tr>
-        <w:tc>
-          <w:tcPr>
-            <w:tcW w:type="dxa" w:w="2376"/>
-            <w:tcMar>
-              <w:top w:w="80" w:type="dxa"/>
-              <w:start w:w="120" w:type="dxa"/>
-              <w:bottom w:w="80" w:type="dxa"/>
-              <w:end w:w="120" w:type="dxa"/>
-            </w:tcMar>
-            <w:vAlign w:val="center"/>
-          </w:tcPr>
-          <w:p>
-            <w:pPr>
-              <w:spacing w:after="0" w:line="264" w:lineRule="auto"/>
-            </w:pPr>
-            <w:r>
-              <w:rPr>
-                <w:rFonts w:ascii="Calibri" w:hAnsi="Calibri" w:eastAsia="Calibri" w:cs="Calibri"/>
-                <w:sz w:val="20"/>
-              </w:rPr>
-              <w:t>NiFi flow</w:t>
-            </w:r>
-          </w:p>
-        </w:tc>
-        <w:tc>
-          <w:tcPr>
-            <w:tcW w:type="dxa" w:w="3528"/>
-            <w:tcMar>
-              <w:top w:w="80" w:type="dxa"/>
-              <w:start w:w="120" w:type="dxa"/>
-              <w:bottom w:w="80" w:type="dxa"/>
-              <w:end w:w="120" w:type="dxa"/>
-            </w:tcMar>
-            <w:vAlign w:val="center"/>
-          </w:tcPr>
-          <w:p>
-            <w:pPr>
-              <w:spacing w:after="0" w:line="264" w:lineRule="auto"/>
-            </w:pPr>
-            <w:r>
-              <w:rPr>
-                <w:rFonts w:ascii="Calibri" w:hAnsi="Calibri" w:eastAsia="Calibri" w:cs="Calibri"/>
-                <w:sz w:val="20"/>
-              </w:rPr>
-              <w:t>Gọi API và ghi raw trước khi trigger DAG downstream</w:t>
-            </w:r>
-          </w:p>
-        </w:tc>
-        <w:tc>
-          <w:tcPr>
-            <w:tcW w:type="dxa" w:w="3456"/>
-            <w:tcMar>
-              <w:top w:w="80" w:type="dxa"/>
-              <w:start w:w="120" w:type="dxa"/>
-              <w:bottom w:w="80" w:type="dxa"/>
-              <w:end w:w="120" w:type="dxa"/>
-            </w:tcMar>
-            <w:vAlign w:val="center"/>
-          </w:tcPr>
-          <w:p>
-            <w:pPr>
-              <w:spacing w:after="0" w:line="264" w:lineRule="auto"/>
-            </w:pPr>
-            <w:r>
-              <w:rPr>
-                <w:rFonts w:ascii="Calibri" w:hAnsi="Calibri" w:eastAsia="Calibri" w:cs="Calibri"/>
-                <w:sz w:val="20"/>
-              </w:rPr>
-              <w:t>Credential nhạy cảm để qua Parameter Context</w:t>
-            </w:r>
-          </w:p>
-        </w:tc>
-      </w:tr>
-      <w:tr>
-        <w:tc>
-          <w:tcPr>
-            <w:tcW w:type="dxa" w:w="2376"/>
-            <w:tcMar>
-              <w:top w:w="80" w:type="dxa"/>
-              <w:start w:w="120" w:type="dxa"/>
-              <w:bottom w:w="80" w:type="dxa"/>
-              <w:end w:w="120" w:type="dxa"/>
-            </w:tcMar>
-            <w:vAlign w:val="center"/>
-          </w:tcPr>
-          <w:p>
-            <w:pPr>
-              <w:spacing w:after="0" w:line="264" w:lineRule="auto"/>
-            </w:pPr>
-            <w:r>
-              <w:rPr>
-                <w:rFonts w:ascii="Calibri" w:hAnsi="Calibri" w:eastAsia="Calibri" w:cs="Calibri"/>
-                <w:sz w:val="20"/>
-              </w:rPr>
-              <w:t>Spark core</w:t>
-            </w:r>
-          </w:p>
-        </w:tc>
-        <w:tc>
-          <w:tcPr>
-            <w:tcW w:type="dxa" w:w="3528"/>
-            <w:tcMar>
-              <w:top w:w="80" w:type="dxa"/>
-              <w:start w:w="120" w:type="dxa"/>
-              <w:bottom w:w="80" w:type="dxa"/>
-              <w:end w:w="120" w:type="dxa"/>
-            </w:tcMar>
-            <w:vAlign w:val="center"/>
-          </w:tcPr>
-          <w:p>
-            <w:pPr>
-              <w:spacing w:after="0" w:line="264" w:lineRule="auto"/>
-            </w:pPr>
-            <w:r>
-              <w:rPr>
-                <w:rFonts w:ascii="Calibri" w:hAnsi="Calibri" w:eastAsia="Calibri" w:cs="Calibri"/>
-                <w:sz w:val="20"/>
-              </w:rPr>
-              <w:t>Join promotion với fact_sales và tính net amount</w:t>
-            </w:r>
-          </w:p>
-        </w:tc>
-        <w:tc>
-          <w:tcPr>
-            <w:tcW w:type="dxa" w:w="3456"/>
-            <w:tcMar>
-              <w:top w:w="80" w:type="dxa"/>
-              <w:start w:w="120" w:type="dxa"/>
-              <w:bottom w:w="80" w:type="dxa"/>
-              <w:end w:w="120" w:type="dxa"/>
-            </w:tcMar>
-            <w:vAlign w:val="center"/>
-          </w:tcPr>
-          <w:p>
-            <w:pPr>
-              <w:spacing w:after="0" w:line="264" w:lineRule="auto"/>
-            </w:pPr>
-            <w:r>
-              <w:rPr>
-                <w:rFonts w:ascii="Calibri" w:hAnsi="Calibri" w:eastAsia="Calibri" w:cs="Calibri"/>
-                <w:sz w:val="20"/>
-              </w:rPr>
-              <w:t>Watermark chỉ cập nhật sau quality checks</w:t>
-            </w:r>
-          </w:p>
-        </w:tc>
-      </w:tr>
-      <w:tr>
-        <w:tc>
-          <w:tcPr>
-            <w:tcW w:type="dxa" w:w="2376"/>
-            <w:tcMar>
-              <w:top w:w="80" w:type="dxa"/>
-              <w:start w:w="120" w:type="dxa"/>
-              <w:bottom w:w="80" w:type="dxa"/>
-              <w:end w:w="120" w:type="dxa"/>
-            </w:tcMar>
-            <w:vAlign w:val="center"/>
-          </w:tcPr>
-          <w:p>
-            <w:pPr>
-              <w:spacing w:after="0" w:line="264" w:lineRule="auto"/>
-            </w:pPr>
-            <w:r>
-              <w:rPr>
-                <w:rFonts w:ascii="Calibri" w:hAnsi="Calibri" w:eastAsia="Calibri" w:cs="Calibri"/>
-                <w:sz w:val="20"/>
-              </w:rPr>
-              <w:t>Comparison script</w:t>
-            </w:r>
-          </w:p>
-        </w:tc>
-        <w:tc>
-          <w:tcPr>
-            <w:tcW w:type="dxa" w:w="3528"/>
-            <w:tcMar>
-              <w:top w:w="80" w:type="dxa"/>
-              <w:start w:w="120" w:type="dxa"/>
-              <w:bottom w:w="80" w:type="dxa"/>
-              <w:end w:w="120" w:type="dxa"/>
-            </w:tcMar>
-            <w:vAlign w:val="center"/>
-          </w:tcPr>
-          <w:p>
-            <w:pPr>
-              <w:spacing w:after="0" w:line="264" w:lineRule="auto"/>
-            </w:pPr>
-            <w:r>
-              <w:rPr>
-                <w:rFonts w:ascii="Calibri" w:hAnsi="Calibri" w:eastAsia="Calibri" w:cs="Calibri"/>
-                <w:sz w:val="20"/>
-              </w:rPr>
-              <w:t>Đối chiếu hai curated outputs</w:t>
-            </w:r>
-          </w:p>
-        </w:tc>
-        <w:tc>
-          <w:tcPr>
-            <w:tcW w:type="dxa" w:w="3456"/>
-            <w:tcMar>
-              <w:top w:w="80" w:type="dxa"/>
-              <w:start w:w="120" w:type="dxa"/>
-              <w:bottom w:w="80" w:type="dxa"/>
-              <w:end w:w="120" w:type="dxa"/>
-            </w:tcMar>
-            <w:vAlign w:val="center"/>
-          </w:tcPr>
-          <w:p>
-            <w:pPr>
-              <w:spacing w:after="0" w:line="264" w:lineRule="auto"/>
-            </w:pPr>
-            <w:r>
-              <w:rPr>
-                <w:rFonts w:ascii="Calibri" w:hAnsi="Calibri" w:eastAsia="Calibri" w:cs="Calibri"/>
-                <w:sz w:val="20"/>
-              </w:rPr>
-              <w:t>Điều kiện tương đương là difference_count = 0</w:t>
-            </w:r>
-          </w:p>
-        </w:tc>
-      </w:tr>
-    </w:tbl>
-    <w:p>
-      <w:pPr>
-        <w:spacing w:after="80"/>
-      </w:pPr>
-    </w:p>
-    <w:p>
-      <w:pPr>
-        <w:pStyle w:val="Heading2"/>
-      </w:pPr>
-      <w:r>
-        <w:t>3.1 Quy trình triển khai</w:t>
-      </w:r>
-    </w:p>
-    <w:p>
-      <w:pPr>
-        <w:pStyle w:val="ListBullet"/>
-        <w:spacing w:after="80"/>
-        <w:ind/>
-      </w:pPr>
-      <w:r>
-        <w:rPr>
-          <w:rFonts w:ascii="Calibri" w:hAnsi="Calibri" w:eastAsia="Calibri" w:cs="Calibri"/>
-        </w:rPr>
-        <w:t>Khởi động workflow profile gồm PostgreSQL, Mock API, Airflow, Spark và NiFi.</w:t>
-      </w:r>
-    </w:p>
-    <w:p>
-      <w:pPr>
-        <w:pStyle w:val="ListBullet"/>
-        <w:spacing w:after="80"/>
-        <w:ind/>
-      </w:pPr>
-      <w:r>
-        <w:rPr>
-          <w:rFonts w:ascii="Calibri" w:hAnsi="Calibri" w:eastAsia="Calibri" w:cs="Calibri"/>
-        </w:rPr>
-        <w:t>Tạo schema tuần 5 bằng SQL DDL.</w:t>
-      </w:r>
-    </w:p>
-    <w:p>
-      <w:pPr>
-        <w:pStyle w:val="ListBullet"/>
-        <w:spacing w:after="80"/>
-        <w:ind/>
-      </w:pPr>
-      <w:r>
-        <w:rPr>
-          <w:rFonts w:ascii="Calibri" w:hAnsi="Calibri" w:eastAsia="Calibri" w:cs="Calibri"/>
-        </w:rPr>
-        <w:t>Trigger DAG Airflow-centric với scenario success.</w:t>
-      </w:r>
-    </w:p>
-    <w:p>
-      <w:pPr>
-        <w:pStyle w:val="ListBullet"/>
-        <w:spacing w:after="80"/>
-        <w:ind/>
-      </w:pPr>
-      <w:r>
-        <w:rPr>
-          <w:rFonts w:ascii="Calibri" w:hAnsi="Calibri" w:eastAsia="Calibri" w:cs="Calibri"/>
-        </w:rPr>
-        <w:t>Import NiFi flow, cấu hình Parameter Context và trigger downstream DAG.</w:t>
-      </w:r>
-    </w:p>
-    <w:p>
-      <w:pPr>
-        <w:pStyle w:val="ListBullet"/>
-        <w:spacing w:after="80"/>
-        <w:ind/>
-      </w:pPr>
-      <w:r>
-        <w:rPr>
-          <w:rFonts w:ascii="Calibri" w:hAnsi="Calibri" w:eastAsia="Calibri" w:cs="Calibri"/>
-        </w:rPr>
-        <w:t>Chạy script đối chiếu hai bảng curated và lưu kết quả benchmark.</w:t>
-      </w:r>
-    </w:p>
-    <w:p>
-      <w:pPr>
-        <w:pStyle w:val="Heading2"/>
-      </w:pPr>
-      <w:r>
-        <w:t>3.2 Quyết định kỹ thuật chính</w:t>
-      </w:r>
-    </w:p>
-    <w:tbl>
-      <w:tblPr>
-        <w:tblStyle w:val="TableGrid"/>
-        <w:tblW w:type="auto" w:w="0"/>
-        <w:jc w:val="left"/>
-        <w:tblLayout w:type="fixed"/>
-        <w:tblLook w:firstColumn="1" w:firstRow="1" w:lastColumn="0" w:lastRow="0" w:noHBand="0" w:noVBand="1" w:val="04A0"/>
-        <w:tblBorders>
-          <w:top w:val="single" w:sz="4" w:space="0" w:color="D7DBE2"/>
-          <w:left w:val="single" w:sz="4" w:space="0" w:color="D7DBE2"/>
-          <w:bottom w:val="single" w:sz="4" w:space="0" w:color="D7DBE2"/>
-          <w:right w:val="single" w:sz="4" w:space="0" w:color="D7DBE2"/>
-          <w:insideH w:val="single" w:sz="4" w:space="0" w:color="D7DBE2"/>
-          <w:insideV w:val="single" w:sz="4" w:space="0" w:color="D7DBE2"/>
-        </w:tblBorders>
-      </w:tblPr>
-      <w:tblGrid>
-        <w:gridCol w:w="3120"/>
-        <w:gridCol w:w="3120"/>
-        <w:gridCol w:w="3120"/>
-      </w:tblGrid>
-      <w:tr>
-        <w:trPr>
-          <w:tblHeader w:val="true"/>
-        </w:trPr>
-        <w:tc>
-          <w:tcPr>
-            <w:tcW w:type="dxa" w:w="2520"/>
-            <w:shd w:fill="F2F4F7"/>
-            <w:tcMar>
-              <w:top w:w="80" w:type="dxa"/>
-              <w:start w:w="120" w:type="dxa"/>
-              <w:bottom w:w="80" w:type="dxa"/>
-              <w:end w:w="120" w:type="dxa"/>
-            </w:tcMar>
-            <w:vAlign w:val="center"/>
-          </w:tcPr>
-          <w:p>
-            <w:pPr>
-              <w:spacing w:after="0"/>
-            </w:pPr>
-            <w:r>
-              <w:rPr>
-                <w:rFonts w:ascii="Calibri" w:hAnsi="Calibri" w:eastAsia="Calibri" w:cs="Calibri"/>
-                <w:b/>
-                <w:color w:val="0B2545"/>
-                <w:sz w:val="21"/>
-              </w:rPr>
-              <w:t>Quyết định</w:t>
-            </w:r>
-          </w:p>
-        </w:tc>
-        <w:tc>
-          <w:tcPr>
-            <w:tcW w:type="dxa" w:w="3384"/>
-            <w:shd w:fill="F2F4F7"/>
-            <w:tcMar>
-              <w:top w:w="80" w:type="dxa"/>
-              <w:start w:w="120" w:type="dxa"/>
-              <w:bottom w:w="80" w:type="dxa"/>
-              <w:end w:w="120" w:type="dxa"/>
-            </w:tcMar>
-            <w:vAlign w:val="center"/>
-          </w:tcPr>
-          <w:p>
-            <w:pPr>
-              <w:spacing w:after="0"/>
-            </w:pPr>
-            <w:r>
-              <w:rPr>
-                <w:rFonts w:ascii="Calibri" w:hAnsi="Calibri" w:eastAsia="Calibri" w:cs="Calibri"/>
-                <w:b/>
-                <w:color w:val="0B2545"/>
-                <w:sz w:val="21"/>
-              </w:rPr>
-              <w:t>Lý do</w:t>
-            </w:r>
-          </w:p>
-        </w:tc>
-        <w:tc>
-          <w:tcPr>
-            <w:tcW w:type="dxa" w:w="3456"/>
-            <w:shd w:fill="F2F4F7"/>
-            <w:tcMar>
-              <w:top w:w="80" w:type="dxa"/>
-              <w:start w:w="120" w:type="dxa"/>
-              <w:bottom w:w="80" w:type="dxa"/>
-              <w:end w:w="120" w:type="dxa"/>
-            </w:tcMar>
-            <w:vAlign w:val="center"/>
-          </w:tcPr>
-          <w:p>
-            <w:pPr>
-              <w:spacing w:after="0"/>
-            </w:pPr>
-            <w:r>
-              <w:rPr>
-                <w:rFonts w:ascii="Calibri" w:hAnsi="Calibri" w:eastAsia="Calibri" w:cs="Calibri"/>
-                <w:b/>
-                <w:color w:val="0B2545"/>
-                <w:sz w:val="21"/>
-              </w:rPr>
-              <w:t>Tác động</w:t>
-            </w:r>
-          </w:p>
-        </w:tc>
-      </w:tr>
-      <w:tr>
-        <w:tc>
-          <w:tcPr>
-            <w:tcW w:type="dxa" w:w="2520"/>
-            <w:tcMar>
-              <w:top w:w="80" w:type="dxa"/>
-              <w:start w:w="120" w:type="dxa"/>
-              <w:bottom w:w="80" w:type="dxa"/>
-              <w:end w:w="120" w:type="dxa"/>
-            </w:tcMar>
-            <w:vAlign w:val="center"/>
-          </w:tcPr>
-          <w:p>
-            <w:pPr>
-              <w:spacing w:after="0" w:line="264" w:lineRule="auto"/>
-            </w:pPr>
-            <w:r>
-              <w:rPr>
-                <w:rFonts w:ascii="Calibri" w:hAnsi="Calibri" w:eastAsia="Calibri" w:cs="Calibri"/>
-                <w:sz w:val="20"/>
-              </w:rPr>
-              <w:t>Dùng API mô phỏng local</w:t>
-            </w:r>
-          </w:p>
-        </w:tc>
-        <w:tc>
-          <w:tcPr>
-            <w:tcW w:type="dxa" w:w="3384"/>
-            <w:tcMar>
-              <w:top w:w="80" w:type="dxa"/>
-              <w:start w:w="120" w:type="dxa"/>
-              <w:bottom w:w="80" w:type="dxa"/>
-              <w:end w:w="120" w:type="dxa"/>
-            </w:tcMar>
-            <w:vAlign w:val="center"/>
-          </w:tcPr>
-          <w:p>
-            <w:pPr>
-              <w:spacing w:after="0" w:line="264" w:lineRule="auto"/>
-            </w:pPr>
-            <w:r>
-              <w:rPr>
-                <w:rFonts w:ascii="Calibri" w:hAnsi="Calibri" w:eastAsia="Calibri" w:cs="Calibri"/>
-                <w:sz w:val="20"/>
-              </w:rPr>
-              <w:t>Có thể tái tạo lỗi và không bị phụ thuộc dịch vụ ngoài</w:t>
-            </w:r>
-          </w:p>
-        </w:tc>
-        <w:tc>
-          <w:tcPr>
-            <w:tcW w:type="dxa" w:w="3456"/>
-            <w:tcMar>
-              <w:top w:w="80" w:type="dxa"/>
-              <w:start w:w="120" w:type="dxa"/>
-              <w:bottom w:w="80" w:type="dxa"/>
-              <w:end w:w="120" w:type="dxa"/>
-            </w:tcMar>
-            <w:vAlign w:val="center"/>
-          </w:tcPr>
-          <w:p>
-            <w:pPr>
-              <w:spacing w:after="0" w:line="264" w:lineRule="auto"/>
-            </w:pPr>
-            <w:r>
-              <w:rPr>
-                <w:rFonts w:ascii="Calibri" w:hAnsi="Calibri" w:eastAsia="Calibri" w:cs="Calibri"/>
-                <w:sz w:val="20"/>
-              </w:rPr>
-              <w:t>Tăng độ ổn định của bộ kiểm thử</w:t>
-            </w:r>
-          </w:p>
-        </w:tc>
-      </w:tr>
-      <w:tr>
-        <w:tc>
-          <w:tcPr>
-            <w:tcW w:type="dxa" w:w="2520"/>
-            <w:tcMar>
-              <w:top w:w="80" w:type="dxa"/>
-              <w:start w:w="120" w:type="dxa"/>
-              <w:bottom w:w="80" w:type="dxa"/>
-              <w:end w:w="120" w:type="dxa"/>
-            </w:tcMar>
-            <w:vAlign w:val="center"/>
-          </w:tcPr>
-          <w:p>
-            <w:pPr>
-              <w:spacing w:after="0" w:line="264" w:lineRule="auto"/>
-            </w:pPr>
-            <w:r>
-              <w:rPr>
-                <w:rFonts w:ascii="Calibri" w:hAnsi="Calibri" w:eastAsia="Calibri" w:cs="Calibri"/>
-                <w:sz w:val="20"/>
-              </w:rPr>
-              <w:t>Tách raw Airflow và raw NiFi</w:t>
-            </w:r>
-          </w:p>
-        </w:tc>
-        <w:tc>
-          <w:tcPr>
-            <w:tcW w:type="dxa" w:w="3384"/>
-            <w:tcMar>
-              <w:top w:w="80" w:type="dxa"/>
-              <w:start w:w="120" w:type="dxa"/>
-              <w:bottom w:w="80" w:type="dxa"/>
-              <w:end w:w="120" w:type="dxa"/>
-            </w:tcMar>
-            <w:vAlign w:val="center"/>
-          </w:tcPr>
-          <w:p>
-            <w:pPr>
-              <w:spacing w:after="0" w:line="264" w:lineRule="auto"/>
-            </w:pPr>
-            <w:r>
-              <w:rPr>
-                <w:rFonts w:ascii="Calibri" w:hAnsi="Calibri" w:eastAsia="Calibri" w:cs="Calibri"/>
-                <w:sz w:val="20"/>
-              </w:rPr>
-              <w:t>Benchmark cần độc lập theo nguồn ingestion</w:t>
-            </w:r>
-          </w:p>
-        </w:tc>
-        <w:tc>
-          <w:tcPr>
-            <w:tcW w:type="dxa" w:w="3456"/>
-            <w:tcMar>
-              <w:top w:w="80" w:type="dxa"/>
-              <w:start w:w="120" w:type="dxa"/>
-              <w:bottom w:w="80" w:type="dxa"/>
-              <w:end w:w="120" w:type="dxa"/>
-            </w:tcMar>
-            <w:vAlign w:val="center"/>
-          </w:tcPr>
-          <w:p>
-            <w:pPr>
-              <w:spacing w:after="0" w:line="264" w:lineRule="auto"/>
-            </w:pPr>
-            <w:r>
-              <w:rPr>
-                <w:rFonts w:ascii="Calibri" w:hAnsi="Calibri" w:eastAsia="Calibri" w:cs="Calibri"/>
-                <w:sz w:val="20"/>
-              </w:rPr>
-              <w:t>Dễ truy vết sai khác</w:t>
-            </w:r>
-          </w:p>
-        </w:tc>
-      </w:tr>
-      <w:tr>
-        <w:tc>
-          <w:tcPr>
-            <w:tcW w:type="dxa" w:w="2520"/>
-            <w:tcMar>
-              <w:top w:w="80" w:type="dxa"/>
-              <w:start w:w="120" w:type="dxa"/>
-              <w:bottom w:w="80" w:type="dxa"/>
-              <w:end w:w="120" w:type="dxa"/>
-            </w:tcMar>
-            <w:vAlign w:val="center"/>
-          </w:tcPr>
-          <w:p>
-            <w:pPr>
-              <w:spacing w:after="0" w:line="264" w:lineRule="auto"/>
-            </w:pPr>
-            <w:r>
-              <w:rPr>
-                <w:rFonts w:ascii="Calibri" w:hAnsi="Calibri" w:eastAsia="Calibri" w:cs="Calibri"/>
-                <w:sz w:val="20"/>
-              </w:rPr>
-              <w:t>Tên bảng raw dùng allow-list</w:t>
-            </w:r>
-          </w:p>
-        </w:tc>
-        <w:tc>
-          <w:tcPr>
-            <w:tcW w:type="dxa" w:w="3384"/>
-            <w:tcMar>
-              <w:top w:w="80" w:type="dxa"/>
-              <w:start w:w="120" w:type="dxa"/>
-              <w:bottom w:w="80" w:type="dxa"/>
-              <w:end w:w="120" w:type="dxa"/>
-            </w:tcMar>
-            <w:vAlign w:val="center"/>
-          </w:tcPr>
-          <w:p>
-            <w:pPr>
-              <w:spacing w:after="0" w:line="264" w:lineRule="auto"/>
-            </w:pPr>
-            <w:r>
-              <w:rPr>
-                <w:rFonts w:ascii="Calibri" w:hAnsi="Calibri" w:eastAsia="Calibri" w:cs="Calibri"/>
-                <w:sz w:val="20"/>
-              </w:rPr>
-              <w:t>Tránh SQL injection qua REST config</w:t>
-            </w:r>
-          </w:p>
-        </w:tc>
-        <w:tc>
-          <w:tcPr>
-            <w:tcW w:type="dxa" w:w="3456"/>
-            <w:tcMar>
-              <w:top w:w="80" w:type="dxa"/>
-              <w:start w:w="120" w:type="dxa"/>
-              <w:bottom w:w="80" w:type="dxa"/>
-              <w:end w:w="120" w:type="dxa"/>
-            </w:tcMar>
-            <w:vAlign w:val="center"/>
-          </w:tcPr>
-          <w:p>
-            <w:pPr>
-              <w:spacing w:after="0" w:line="264" w:lineRule="auto"/>
-            </w:pPr>
-            <w:r>
-              <w:rPr>
-                <w:rFonts w:ascii="Calibri" w:hAnsi="Calibri" w:eastAsia="Calibri" w:cs="Calibri"/>
-                <w:sz w:val="20"/>
-              </w:rPr>
-              <w:t>Tăng an toàn khi NiFi gọi Airflow</w:t>
-            </w:r>
-          </w:p>
-        </w:tc>
-      </w:tr>
-      <w:tr>
-        <w:tc>
-          <w:tcPr>
-            <w:tcW w:type="dxa" w:w="2520"/>
-            <w:tcMar>
-              <w:top w:w="80" w:type="dxa"/>
-              <w:start w:w="120" w:type="dxa"/>
-              <w:bottom w:w="80" w:type="dxa"/>
-              <w:end w:w="120" w:type="dxa"/>
-            </w:tcMar>
-            <w:vAlign w:val="center"/>
-          </w:tcPr>
-          <w:p>
-            <w:pPr>
-              <w:spacing w:after="0" w:line="264" w:lineRule="auto"/>
-            </w:pPr>
-            <w:r>
-              <w:rPr>
-                <w:rFonts w:ascii="Calibri" w:hAnsi="Calibri" w:eastAsia="Calibri" w:cs="Calibri"/>
-                <w:sz w:val="20"/>
-              </w:rPr>
-              <w:t>Watermark cập nhật sau DQ</w:t>
-            </w:r>
-          </w:p>
-        </w:tc>
-        <w:tc>
-          <w:tcPr>
-            <w:tcW w:type="dxa" w:w="3384"/>
-            <w:tcMar>
-              <w:top w:w="80" w:type="dxa"/>
-              <w:start w:w="120" w:type="dxa"/>
-              <w:bottom w:w="80" w:type="dxa"/>
-              <w:end w:w="120" w:type="dxa"/>
-            </w:tcMar>
-            <w:vAlign w:val="center"/>
-          </w:tcPr>
-          <w:p>
-            <w:pPr>
-              <w:spacing w:after="0" w:line="264" w:lineRule="auto"/>
-            </w:pPr>
-            <w:r>
-              <w:rPr>
-                <w:rFonts w:ascii="Calibri" w:hAnsi="Calibri" w:eastAsia="Calibri" w:cs="Calibri"/>
-                <w:sz w:val="20"/>
-              </w:rPr>
-              <w:t>Không được bỏ sót dữ liệu khi Spark hoặc quality fail</w:t>
-            </w:r>
-          </w:p>
-        </w:tc>
-        <w:tc>
-          <w:tcPr>
-            <w:tcW w:type="dxa" w:w="3456"/>
-            <w:tcMar>
-              <w:top w:w="80" w:type="dxa"/>
-              <w:start w:w="120" w:type="dxa"/>
-              <w:bottom w:w="80" w:type="dxa"/>
-              <w:end w:w="120" w:type="dxa"/>
-            </w:tcMar>
-            <w:vAlign w:val="center"/>
-          </w:tcPr>
-          <w:p>
-            <w:pPr>
-              <w:spacing w:after="0" w:line="264" w:lineRule="auto"/>
-            </w:pPr>
-            <w:r>
-              <w:rPr>
-                <w:rFonts w:ascii="Calibri" w:hAnsi="Calibri" w:eastAsia="Calibri" w:cs="Calibri"/>
-                <w:sz w:val="20"/>
-              </w:rPr>
-              <w:t>Retry an toàn hơn</w:t>
-            </w:r>
-          </w:p>
-        </w:tc>
-      </w:tr>
-    </w:tbl>
-    <w:p>
-      <w:pPr>
-        <w:spacing w:after="80"/>
-      </w:pPr>
-    </w:p>
-    <w:p>
-      <w:pPr>
-        <w:pStyle w:val="Heading1"/>
-      </w:pPr>
-      <w:r>
-        <w:t>4. Kết quả kiểm thử và nghiệm thu</w:t>
-      </w:r>
-    </w:p>
-    <w:p>
-      <w:pPr>
-        <w:spacing w:after="120" w:line="264" w:lineRule="auto"/>
-      </w:pPr>
-      <w:r>
-        <w:rPr>
-          <w:rFonts w:ascii="Calibri" w:hAnsi="Calibri" w:eastAsia="Calibri" w:cs="Calibri"/>
-          <w:i w:val="0"/>
-        </w:rPr>
-        <w:t>Nghiệm thu tuần 5 gồm unit tests, contract tests, smoke test API và chạy tích hợp Docker local.</w:t>
-      </w:r>
-    </w:p>
-    <w:tbl>
-      <w:tblPr>
-        <w:tblStyle w:val="TableGrid"/>
-        <w:tblW w:type="auto" w:w="0"/>
-        <w:jc w:val="left"/>
-        <w:tblLayout w:type="fixed"/>
-        <w:tblLook w:firstColumn="1" w:firstRow="1" w:lastColumn="0" w:lastRow="0" w:noHBand="0" w:noVBand="1" w:val="04A0"/>
-        <w:tblBorders>
-          <w:top w:val="single" w:sz="4" w:space="0" w:color="D7DBE2"/>
-          <w:left w:val="single" w:sz="4" w:space="0" w:color="D7DBE2"/>
-          <w:bottom w:val="single" w:sz="4" w:space="0" w:color="D7DBE2"/>
-          <w:right w:val="single" w:sz="4" w:space="0" w:color="D7DBE2"/>
-          <w:insideH w:val="single" w:sz="4" w:space="0" w:color="D7DBE2"/>
-          <w:insideV w:val="single" w:sz="4" w:space="0" w:color="D7DBE2"/>
-        </w:tblBorders>
-      </w:tblPr>
-      <w:tblGrid>
-        <w:gridCol w:w="3120"/>
-        <w:gridCol w:w="3120"/>
-        <w:gridCol w:w="3120"/>
-      </w:tblGrid>
-      <w:tr>
-        <w:trPr>
-          <w:tblHeader w:val="true"/>
-        </w:trPr>
-        <w:tc>
-          <w:tcPr>
-            <w:tcW w:type="dxa" w:w="2951"/>
-            <w:shd w:fill="F2F4F7"/>
-            <w:tcMar>
-              <w:top w:w="80" w:type="dxa"/>
-              <w:start w:w="120" w:type="dxa"/>
-              <w:bottom w:w="80" w:type="dxa"/>
-              <w:end w:w="120" w:type="dxa"/>
-            </w:tcMar>
-            <w:vAlign w:val="center"/>
-          </w:tcPr>
-          <w:p>
-            <w:pPr>
-              <w:spacing w:after="0"/>
-            </w:pPr>
-            <w:r>
-              <w:rPr>
-                <w:rFonts w:ascii="Calibri" w:hAnsi="Calibri" w:eastAsia="Calibri" w:cs="Calibri"/>
-                <w:b/>
-                <w:color w:val="0B2545"/>
-                <w:sz w:val="21"/>
-              </w:rPr>
-              <w:t>Nhóm kiểm tra</w:t>
-            </w:r>
-          </w:p>
-        </w:tc>
-        <w:tc>
-          <w:tcPr>
-            <w:tcW w:type="dxa" w:w="2088"/>
-            <w:shd w:fill="F2F4F7"/>
-            <w:tcMar>
-              <w:top w:w="80" w:type="dxa"/>
-              <w:start w:w="120" w:type="dxa"/>
-              <w:bottom w:w="80" w:type="dxa"/>
-              <w:end w:w="120" w:type="dxa"/>
-            </w:tcMar>
-            <w:vAlign w:val="center"/>
-          </w:tcPr>
-          <w:p>
-            <w:pPr>
-              <w:spacing w:after="0"/>
-            </w:pPr>
-            <w:r>
-              <w:rPr>
-                <w:rFonts w:ascii="Calibri" w:hAnsi="Calibri" w:eastAsia="Calibri" w:cs="Calibri"/>
-                <w:b/>
-                <w:color w:val="0B2545"/>
-                <w:sz w:val="21"/>
-              </w:rPr>
-              <w:t>Kết quả</w:t>
-            </w:r>
-          </w:p>
-        </w:tc>
-        <w:tc>
-          <w:tcPr>
-            <w:tcW w:type="dxa" w:w="4320"/>
-            <w:shd w:fill="F2F4F7"/>
-            <w:tcMar>
-              <w:top w:w="80" w:type="dxa"/>
-              <w:start w:w="120" w:type="dxa"/>
-              <w:bottom w:w="80" w:type="dxa"/>
-              <w:end w:w="120" w:type="dxa"/>
-            </w:tcMar>
-            <w:vAlign w:val="center"/>
-          </w:tcPr>
-          <w:p>
-            <w:pPr>
-              <w:spacing w:after="0"/>
-            </w:pPr>
-            <w:r>
-              <w:rPr>
-                <w:rFonts w:ascii="Calibri" w:hAnsi="Calibri" w:eastAsia="Calibri" w:cs="Calibri"/>
-                <w:b/>
-                <w:color w:val="0B2545"/>
-                <w:sz w:val="21"/>
-              </w:rPr>
-              <w:t>Bằng chứng/ghi chú</w:t>
-            </w:r>
-          </w:p>
-        </w:tc>
-      </w:tr>
-      <w:tr>
-        <w:tc>
-          <w:tcPr>
-            <w:tcW w:type="dxa" w:w="2951"/>
-            <w:tcMar>
-              <w:top w:w="80" w:type="dxa"/>
-              <w:start w:w="120" w:type="dxa"/>
-              <w:bottom w:w="80" w:type="dxa"/>
-              <w:end w:w="120" w:type="dxa"/>
-            </w:tcMar>
-            <w:vAlign w:val="center"/>
-          </w:tcPr>
-          <w:p>
-            <w:pPr>
-              <w:spacing w:after="0" w:line="264" w:lineRule="auto"/>
-            </w:pPr>
-            <w:r>
-              <w:rPr>
-                <w:rFonts w:ascii="Calibri" w:hAnsi="Calibri" w:eastAsia="Calibri" w:cs="Calibri"/>
-                <w:sz w:val="20"/>
-              </w:rPr>
-              <w:t>Unit/contract tests</w:t>
-            </w:r>
-          </w:p>
-        </w:tc>
-        <w:tc>
-          <w:tcPr>
-            <w:tcW w:type="dxa" w:w="2088"/>
-            <w:tcMar>
-              <w:top w:w="80" w:type="dxa"/>
-              <w:start w:w="120" w:type="dxa"/>
-              <w:bottom w:w="80" w:type="dxa"/>
-              <w:end w:w="120" w:type="dxa"/>
-            </w:tcMar>
-            <w:vAlign w:val="center"/>
-          </w:tcPr>
-          <w:p>
-            <w:pPr>
-              <w:spacing w:after="0" w:line="264" w:lineRule="auto"/>
-            </w:pPr>
-            <w:r>
-              <w:rPr>
-                <w:rFonts w:ascii="Calibri" w:hAnsi="Calibri" w:eastAsia="Calibri" w:cs="Calibri"/>
-                <w:sz w:val="20"/>
-              </w:rPr>
-              <w:t>18/18 đạt</w:t>
-            </w:r>
-          </w:p>
-        </w:tc>
-        <w:tc>
-          <w:tcPr>
-            <w:tcW w:type="dxa" w:w="4320"/>
-            <w:tcMar>
-              <w:top w:w="80" w:type="dxa"/>
-              <w:start w:w="120" w:type="dxa"/>
-              <w:bottom w:w="80" w:type="dxa"/>
-              <w:end w:w="120" w:type="dxa"/>
-            </w:tcMar>
-            <w:vAlign w:val="center"/>
-          </w:tcPr>
-          <w:p>
-            <w:pPr>
-              <w:spacing w:after="0" w:line="264" w:lineRule="auto"/>
-            </w:pPr>
-            <w:r>
-              <w:rPr>
-                <w:rFonts w:ascii="Calibri" w:hAnsi="Calibri" w:eastAsia="Calibri" w:cs="Calibri"/>
-                <w:sz w:val="20"/>
-              </w:rPr>
-              <w:t>15 test tuần 5 và 3 test Mock API</w:t>
-            </w:r>
-          </w:p>
-        </w:tc>
-      </w:tr>
-      <w:tr>
-        <w:tc>
-          <w:tcPr>
-            <w:tcW w:type="dxa" w:w="2951"/>
-            <w:tcMar>
-              <w:top w:w="80" w:type="dxa"/>
-              <w:start w:w="120" w:type="dxa"/>
-              <w:bottom w:w="80" w:type="dxa"/>
-              <w:end w:w="120" w:type="dxa"/>
-            </w:tcMar>
-            <w:vAlign w:val="center"/>
-          </w:tcPr>
-          <w:p>
-            <w:pPr>
-              <w:spacing w:after="0" w:line="264" w:lineRule="auto"/>
-            </w:pPr>
-            <w:r>
-              <w:rPr>
-                <w:rFonts w:ascii="Calibri" w:hAnsi="Calibri" w:eastAsia="Calibri" w:cs="Calibri"/>
-                <w:sz w:val="20"/>
-              </w:rPr>
-              <w:t>Mock API</w:t>
-            </w:r>
-          </w:p>
-        </w:tc>
-        <w:tc>
-          <w:tcPr>
-            <w:tcW w:type="dxa" w:w="2088"/>
-            <w:tcMar>
-              <w:top w:w="80" w:type="dxa"/>
-              <w:start w:w="120" w:type="dxa"/>
-              <w:bottom w:w="80" w:type="dxa"/>
-              <w:end w:w="120" w:type="dxa"/>
-            </w:tcMar>
-            <w:vAlign w:val="center"/>
-          </w:tcPr>
-          <w:p>
-            <w:pPr>
-              <w:spacing w:after="0" w:line="264" w:lineRule="auto"/>
-            </w:pPr>
-            <w:r>
-              <w:rPr>
-                <w:rFonts w:ascii="Calibri" w:hAnsi="Calibri" w:eastAsia="Calibri" w:cs="Calibri"/>
-                <w:sz w:val="20"/>
-              </w:rPr>
-              <w:t>Health ok, 250 seed</w:t>
-            </w:r>
-          </w:p>
-        </w:tc>
-        <w:tc>
-          <w:tcPr>
-            <w:tcW w:type="dxa" w:w="4320"/>
-            <w:tcMar>
-              <w:top w:w="80" w:type="dxa"/>
-              <w:start w:w="120" w:type="dxa"/>
-              <w:bottom w:w="80" w:type="dxa"/>
-              <w:end w:w="120" w:type="dxa"/>
-            </w:tcMar>
-            <w:vAlign w:val="center"/>
-          </w:tcPr>
-          <w:p>
-            <w:pPr>
-              <w:spacing w:after="0" w:line="264" w:lineRule="auto"/>
-            </w:pPr>
-            <w:r>
-              <w:rPr>
-                <w:rFonts w:ascii="Calibri" w:hAnsi="Calibri" w:eastAsia="Calibri" w:cs="Calibri"/>
-                <w:sz w:val="20"/>
-              </w:rPr>
-              <w:t>Page size 40 tạo 7 trang; rate_limit trả HTTP 429</w:t>
-            </w:r>
-          </w:p>
-        </w:tc>
-      </w:tr>
-      <w:tr>
-        <w:tc>
-          <w:tcPr>
-            <w:tcW w:type="dxa" w:w="2951"/>
-            <w:tcMar>
-              <w:top w:w="80" w:type="dxa"/>
-              <w:start w:w="120" w:type="dxa"/>
-              <w:bottom w:w="80" w:type="dxa"/>
-              <w:end w:w="120" w:type="dxa"/>
-            </w:tcMar>
-            <w:vAlign w:val="center"/>
-          </w:tcPr>
-          <w:p>
-            <w:pPr>
-              <w:spacing w:after="0" w:line="264" w:lineRule="auto"/>
-            </w:pPr>
-            <w:r>
-              <w:rPr>
-                <w:rFonts w:ascii="Calibri" w:hAnsi="Calibri" w:eastAsia="Calibri" w:cs="Calibri"/>
-                <w:sz w:val="20"/>
-              </w:rPr>
-              <w:t>Airflow-centric</w:t>
-            </w:r>
-          </w:p>
-        </w:tc>
-        <w:tc>
-          <w:tcPr>
-            <w:tcW w:type="dxa" w:w="2088"/>
-            <w:tcMar>
-              <w:top w:w="80" w:type="dxa"/>
-              <w:start w:w="120" w:type="dxa"/>
-              <w:bottom w:w="80" w:type="dxa"/>
-              <w:end w:w="120" w:type="dxa"/>
-            </w:tcMar>
-            <w:vAlign w:val="center"/>
-          </w:tcPr>
-          <w:p>
-            <w:pPr>
-              <w:spacing w:after="0" w:line="264" w:lineRule="auto"/>
-            </w:pPr>
-            <w:r>
-              <w:rPr>
-                <w:rFonts w:ascii="Calibri" w:hAnsi="Calibri" w:eastAsia="Calibri" w:cs="Calibri"/>
-                <w:sz w:val="20"/>
-              </w:rPr>
-              <w:t>250 raw, 250 accepted, 0 rejected, 112.650 curated</w:t>
-            </w:r>
-          </w:p>
-        </w:tc>
-        <w:tc>
-          <w:tcPr>
-            <w:tcW w:type="dxa" w:w="4320"/>
-            <w:tcMar>
-              <w:top w:w="80" w:type="dxa"/>
-              <w:start w:w="120" w:type="dxa"/>
-              <w:bottom w:w="80" w:type="dxa"/>
-              <w:end w:w="120" w:type="dxa"/>
-            </w:tcMar>
-            <w:vAlign w:val="center"/>
-          </w:tcPr>
-          <w:p>
-            <w:pPr>
-              <w:spacing w:after="0" w:line="264" w:lineRule="auto"/>
-            </w:pPr>
-            <w:r>
-              <w:rPr>
-                <w:rFonts w:ascii="Calibri" w:hAnsi="Calibri" w:eastAsia="Calibri" w:cs="Calibri"/>
-                <w:sz w:val="20"/>
-              </w:rPr>
-              <w:t>5 quality check blocking đạt</w:t>
-            </w:r>
-          </w:p>
-        </w:tc>
-      </w:tr>
-      <w:tr>
-        <w:tc>
-          <w:tcPr>
-            <w:tcW w:type="dxa" w:w="2951"/>
-            <w:tcMar>
-              <w:top w:w="80" w:type="dxa"/>
-              <w:start w:w="120" w:type="dxa"/>
-              <w:bottom w:w="80" w:type="dxa"/>
-              <w:end w:w="120" w:type="dxa"/>
-            </w:tcMar>
-            <w:vAlign w:val="center"/>
-          </w:tcPr>
-          <w:p>
-            <w:pPr>
-              <w:spacing w:after="0" w:line="264" w:lineRule="auto"/>
-            </w:pPr>
-            <w:r>
-              <w:rPr>
-                <w:rFonts w:ascii="Calibri" w:hAnsi="Calibri" w:eastAsia="Calibri" w:cs="Calibri"/>
-                <w:sz w:val="20"/>
-              </w:rPr>
-              <w:t>NiFi downstream</w:t>
-            </w:r>
-          </w:p>
-        </w:tc>
-        <w:tc>
-          <w:tcPr>
-            <w:tcW w:type="dxa" w:w="2088"/>
-            <w:tcMar>
-              <w:top w:w="80" w:type="dxa"/>
-              <w:start w:w="120" w:type="dxa"/>
-              <w:bottom w:w="80" w:type="dxa"/>
-              <w:end w:w="120" w:type="dxa"/>
-            </w:tcMar>
-            <w:vAlign w:val="center"/>
-          </w:tcPr>
-          <w:p>
-            <w:pPr>
-              <w:spacing w:after="0" w:line="264" w:lineRule="auto"/>
-            </w:pPr>
-            <w:r>
-              <w:rPr>
-                <w:rFonts w:ascii="Calibri" w:hAnsi="Calibri" w:eastAsia="Calibri" w:cs="Calibri"/>
-                <w:sz w:val="20"/>
-              </w:rPr>
-              <w:t>250 raw, 250 accepted, 0 rejected, 112.650 curated</w:t>
-            </w:r>
-          </w:p>
-        </w:tc>
-        <w:tc>
-          <w:tcPr>
-            <w:tcW w:type="dxa" w:w="4320"/>
-            <w:tcMar>
-              <w:top w:w="80" w:type="dxa"/>
-              <w:start w:w="120" w:type="dxa"/>
-              <w:bottom w:w="80" w:type="dxa"/>
-              <w:end w:w="120" w:type="dxa"/>
-            </w:tcMar>
-            <w:vAlign w:val="center"/>
-          </w:tcPr>
-          <w:p>
-            <w:pPr>
-              <w:spacing w:after="0" w:line="264" w:lineRule="auto"/>
-            </w:pPr>
-            <w:r>
-              <w:rPr>
-                <w:rFonts w:ascii="Calibri" w:hAnsi="Calibri" w:eastAsia="Calibri" w:cs="Calibri"/>
-                <w:sz w:val="20"/>
-              </w:rPr>
-              <w:t>Trigger REST idempotent với duplicate run</w:t>
-            </w:r>
-          </w:p>
-        </w:tc>
-      </w:tr>
-      <w:tr>
-        <w:tc>
-          <w:tcPr>
-            <w:tcW w:type="dxa" w:w="2951"/>
-            <w:tcMar>
-              <w:top w:w="80" w:type="dxa"/>
-              <w:start w:w="120" w:type="dxa"/>
-              <w:bottom w:w="80" w:type="dxa"/>
-              <w:end w:w="120" w:type="dxa"/>
-            </w:tcMar>
-            <w:vAlign w:val="center"/>
-          </w:tcPr>
-          <w:p>
-            <w:pPr>
-              <w:spacing w:after="0" w:line="264" w:lineRule="auto"/>
-            </w:pPr>
-            <w:r>
-              <w:rPr>
-                <w:rFonts w:ascii="Calibri" w:hAnsi="Calibri" w:eastAsia="Calibri" w:cs="Calibri"/>
-                <w:sz w:val="20"/>
-              </w:rPr>
-              <w:t>So sánh outputs</w:t>
-            </w:r>
-          </w:p>
-        </w:tc>
-        <w:tc>
-          <w:tcPr>
-            <w:tcW w:type="dxa" w:w="2088"/>
-            <w:tcMar>
-              <w:top w:w="80" w:type="dxa"/>
-              <w:start w:w="120" w:type="dxa"/>
-              <w:bottom w:w="80" w:type="dxa"/>
-              <w:end w:w="120" w:type="dxa"/>
-            </w:tcMar>
-            <w:vAlign w:val="center"/>
-          </w:tcPr>
-          <w:p>
-            <w:pPr>
-              <w:spacing w:after="0" w:line="264" w:lineRule="auto"/>
-            </w:pPr>
-            <w:r>
-              <w:rPr>
-                <w:rFonts w:ascii="Calibri" w:hAnsi="Calibri" w:eastAsia="Calibri" w:cs="Calibri"/>
-                <w:sz w:val="20"/>
-              </w:rPr>
-              <w:t>difference_count = 0</w:t>
-            </w:r>
-          </w:p>
-        </w:tc>
-        <w:tc>
-          <w:tcPr>
-            <w:tcW w:type="dxa" w:w="4320"/>
-            <w:tcMar>
-              <w:top w:w="80" w:type="dxa"/>
-              <w:start w:w="120" w:type="dxa"/>
-              <w:bottom w:w="80" w:type="dxa"/>
-              <w:end w:w="120" w:type="dxa"/>
-            </w:tcMar>
-            <w:vAlign w:val="center"/>
-          </w:tcPr>
-          <w:p>
-            <w:pPr>
-              <w:spacing w:after="0" w:line="264" w:lineRule="auto"/>
-            </w:pPr>
-            <w:r>
-              <w:rPr>
-                <w:rFonts w:ascii="Calibri" w:hAnsi="Calibri" w:eastAsia="Calibri" w:cs="Calibri"/>
-                <w:sz w:val="20"/>
-              </w:rPr>
-              <w:t>Hai pipeline tương đương trên cùng input</w:t>
-            </w:r>
-          </w:p>
-        </w:tc>
-      </w:tr>
-    </w:tbl>
-    <w:p>
-      <w:pPr>
-        <w:spacing w:after="80"/>
-      </w:pPr>
-    </w:p>
-    <w:p>
-      <w:pPr>
-        <w:pStyle w:val="Heading1"/>
-      </w:pPr>
-      <w:r>
-        <w:t>5. Đánh giá chất lượng, rủi ro và giới hạn</w:t>
-      </w:r>
-    </w:p>
-    <w:p>
-      <w:pPr>
-        <w:spacing w:after="120" w:line="264" w:lineRule="auto"/>
-      </w:pPr>
-      <w:r>
-        <w:rPr>
-          <w:rFonts w:ascii="Calibri" w:hAnsi="Calibri" w:eastAsia="Calibri" w:cs="Calibri"/>
-          <w:i w:val="0"/>
-        </w:rPr>
-        <w:t>Tuần 5 đạt mục tiêu triển khai nhưng vẫn còn một số giới hạn khi chuyển sang môi trường production.</w:t>
-      </w:r>
-    </w:p>
-    <w:tbl>
-      <w:tblPr>
-        <w:tblStyle w:val="TableGrid"/>
-        <w:tblW w:type="auto" w:w="0"/>
-        <w:jc w:val="left"/>
-        <w:tblLayout w:type="fixed"/>
-        <w:tblLook w:firstColumn="1" w:firstRow="1" w:lastColumn="0" w:lastRow="0" w:noHBand="0" w:noVBand="1" w:val="04A0"/>
-        <w:tblBorders>
-          <w:top w:val="single" w:sz="4" w:space="0" w:color="D7DBE2"/>
-          <w:left w:val="single" w:sz="4" w:space="0" w:color="D7DBE2"/>
-          <w:bottom w:val="single" w:sz="4" w:space="0" w:color="D7DBE2"/>
-          <w:right w:val="single" w:sz="4" w:space="0" w:color="D7DBE2"/>
-          <w:insideH w:val="single" w:sz="4" w:space="0" w:color="D7DBE2"/>
-          <w:insideV w:val="single" w:sz="4" w:space="0" w:color="D7DBE2"/>
-        </w:tblBorders>
-      </w:tblPr>
-      <w:tblGrid>
-        <w:gridCol w:w="3120"/>
-        <w:gridCol w:w="3120"/>
-        <w:gridCol w:w="3120"/>
-      </w:tblGrid>
-      <w:tr>
-        <w:trPr>
-          <w:tblHeader w:val="true"/>
-        </w:trPr>
-        <w:tc>
-          <w:tcPr>
-            <w:tcW w:type="dxa" w:w="2951"/>
-            <w:shd w:fill="F2F4F7"/>
-            <w:tcMar>
-              <w:top w:w="80" w:type="dxa"/>
-              <w:start w:w="120" w:type="dxa"/>
-              <w:bottom w:w="80" w:type="dxa"/>
-              <w:end w:w="120" w:type="dxa"/>
-            </w:tcMar>
-            <w:vAlign w:val="center"/>
-          </w:tcPr>
-          <w:p>
-            <w:pPr>
-              <w:spacing w:after="0"/>
-            </w:pPr>
-            <w:r>
-              <w:rPr>
-                <w:rFonts w:ascii="Calibri" w:hAnsi="Calibri" w:eastAsia="Calibri" w:cs="Calibri"/>
-                <w:b/>
-                <w:color w:val="0B2545"/>
-                <w:sz w:val="21"/>
-              </w:rPr>
-              <w:t>Vấn đề</w:t>
-            </w:r>
-          </w:p>
-        </w:tc>
-        <w:tc>
-          <w:tcPr>
-            <w:tcW w:type="dxa" w:w="2088"/>
-            <w:shd w:fill="F2F4F7"/>
-            <w:tcMar>
-              <w:top w:w="80" w:type="dxa"/>
-              <w:start w:w="120" w:type="dxa"/>
-              <w:bottom w:w="80" w:type="dxa"/>
-              <w:end w:w="120" w:type="dxa"/>
-            </w:tcMar>
-            <w:vAlign w:val="center"/>
-          </w:tcPr>
-          <w:p>
-            <w:pPr>
-              <w:spacing w:after="0"/>
-            </w:pPr>
-            <w:r>
-              <w:rPr>
-                <w:rFonts w:ascii="Calibri" w:hAnsi="Calibri" w:eastAsia="Calibri" w:cs="Calibri"/>
-                <w:b/>
-                <w:color w:val="0B2545"/>
-                <w:sz w:val="21"/>
-              </w:rPr>
-              <w:t>Mức ảnh hưởng</w:t>
-            </w:r>
-          </w:p>
-        </w:tc>
-        <w:tc>
-          <w:tcPr>
-            <w:tcW w:type="dxa" w:w="4320"/>
-            <w:shd w:fill="F2F4F7"/>
-            <w:tcMar>
-              <w:top w:w="80" w:type="dxa"/>
-              <w:start w:w="120" w:type="dxa"/>
-              <w:bottom w:w="80" w:type="dxa"/>
-              <w:end w:w="120" w:type="dxa"/>
-            </w:tcMar>
-            <w:vAlign w:val="center"/>
-          </w:tcPr>
-          <w:p>
-            <w:pPr>
-              <w:spacing w:after="0"/>
-            </w:pPr>
-            <w:r>
-              <w:rPr>
-                <w:rFonts w:ascii="Calibri" w:hAnsi="Calibri" w:eastAsia="Calibri" w:cs="Calibri"/>
-                <w:b/>
-                <w:color w:val="0B2545"/>
-                <w:sz w:val="21"/>
-              </w:rPr>
-              <w:t>Hướng xử lý/đề xuất</w:t>
-            </w:r>
-          </w:p>
-        </w:tc>
-      </w:tr>
-      <w:tr>
-        <w:tc>
-          <w:tcPr>
-            <w:tcW w:type="dxa" w:w="2951"/>
-            <w:tcMar>
-              <w:top w:w="80" w:type="dxa"/>
-              <w:start w:w="120" w:type="dxa"/>
-              <w:bottom w:w="80" w:type="dxa"/>
-              <w:end w:w="120" w:type="dxa"/>
-            </w:tcMar>
-            <w:vAlign w:val="center"/>
-          </w:tcPr>
-          <w:p>
-            <w:pPr>
-              <w:spacing w:after="0" w:line="264" w:lineRule="auto"/>
-            </w:pPr>
-            <w:r>
-              <w:rPr>
-                <w:rFonts w:ascii="Calibri" w:hAnsi="Calibri" w:eastAsia="Calibri" w:cs="Calibri"/>
-                <w:sz w:val="20"/>
-              </w:rPr>
-              <w:t>Credential local và Basic Auth</w:t>
-            </w:r>
-          </w:p>
-        </w:tc>
-        <w:tc>
-          <w:tcPr>
-            <w:tcW w:type="dxa" w:w="2088"/>
-            <w:tcMar>
-              <w:top w:w="80" w:type="dxa"/>
-              <w:start w:w="120" w:type="dxa"/>
-              <w:bottom w:w="80" w:type="dxa"/>
-              <w:end w:w="120" w:type="dxa"/>
-            </w:tcMar>
-            <w:vAlign w:val="center"/>
-          </w:tcPr>
-          <w:p>
-            <w:pPr>
-              <w:spacing w:after="0" w:line="264" w:lineRule="auto"/>
-            </w:pPr>
-            <w:r>
-              <w:rPr>
-                <w:rFonts w:ascii="Calibri" w:hAnsi="Calibri" w:eastAsia="Calibri" w:cs="Calibri"/>
-                <w:sz w:val="20"/>
-              </w:rPr>
-              <w:t>Cao nếu dùng production</w:t>
-            </w:r>
-          </w:p>
-        </w:tc>
-        <w:tc>
-          <w:tcPr>
-            <w:tcW w:type="dxa" w:w="4320"/>
-            <w:tcMar>
-              <w:top w:w="80" w:type="dxa"/>
-              <w:start w:w="120" w:type="dxa"/>
-              <w:bottom w:w="80" w:type="dxa"/>
-              <w:end w:w="120" w:type="dxa"/>
-            </w:tcMar>
-            <w:vAlign w:val="center"/>
-          </w:tcPr>
-          <w:p>
-            <w:pPr>
-              <w:spacing w:after="0" w:line="264" w:lineRule="auto"/>
-            </w:pPr>
-            <w:r>
-              <w:rPr>
-                <w:rFonts w:ascii="Calibri" w:hAnsi="Calibri" w:eastAsia="Calibri" w:cs="Calibri"/>
-                <w:sz w:val="20"/>
-              </w:rPr>
-              <w:t>Chỉ phù hợp môi trường local; production cần secret manager và service account</w:t>
-            </w:r>
-          </w:p>
-        </w:tc>
-      </w:tr>
-      <w:tr>
-        <w:tc>
-          <w:tcPr>
-            <w:tcW w:type="dxa" w:w="2951"/>
-            <w:tcMar>
-              <w:top w:w="80" w:type="dxa"/>
-              <w:start w:w="120" w:type="dxa"/>
-              <w:bottom w:w="80" w:type="dxa"/>
-              <w:end w:w="120" w:type="dxa"/>
-            </w:tcMar>
-            <w:vAlign w:val="center"/>
-          </w:tcPr>
-          <w:p>
-            <w:pPr>
-              <w:spacing w:after="0" w:line="264" w:lineRule="auto"/>
-            </w:pPr>
-            <w:r>
-              <w:rPr>
-                <w:rFonts w:ascii="Calibri" w:hAnsi="Calibri" w:eastAsia="Calibri" w:cs="Calibri"/>
-                <w:sz w:val="20"/>
-              </w:rPr>
-              <w:t>NiFi flow cần cấu hình sensitive parameter thủ công</w:t>
-            </w:r>
-          </w:p>
-        </w:tc>
-        <w:tc>
-          <w:tcPr>
-            <w:tcW w:type="dxa" w:w="2088"/>
-            <w:tcMar>
-              <w:top w:w="80" w:type="dxa"/>
-              <w:start w:w="120" w:type="dxa"/>
-              <w:bottom w:w="80" w:type="dxa"/>
-              <w:end w:w="120" w:type="dxa"/>
-            </w:tcMar>
-            <w:vAlign w:val="center"/>
-          </w:tcPr>
-          <w:p>
-            <w:pPr>
-              <w:spacing w:after="0" w:line="264" w:lineRule="auto"/>
-            </w:pPr>
-            <w:r>
-              <w:rPr>
-                <w:rFonts w:ascii="Calibri" w:hAnsi="Calibri" w:eastAsia="Calibri" w:cs="Calibri"/>
-                <w:sz w:val="20"/>
-              </w:rPr>
-              <w:t>Trung bình</w:t>
-            </w:r>
-          </w:p>
-        </w:tc>
-        <w:tc>
-          <w:tcPr>
-            <w:tcW w:type="dxa" w:w="4320"/>
-            <w:tcMar>
-              <w:top w:w="80" w:type="dxa"/>
-              <w:start w:w="120" w:type="dxa"/>
-              <w:bottom w:w="80" w:type="dxa"/>
-              <w:end w:w="120" w:type="dxa"/>
-            </w:tcMar>
-            <w:vAlign w:val="center"/>
-          </w:tcPr>
-          <w:p>
-            <w:pPr>
-              <w:spacing w:after="0" w:line="264" w:lineRule="auto"/>
-            </w:pPr>
-            <w:r>
-              <w:rPr>
-                <w:rFonts w:ascii="Calibri" w:hAnsi="Calibri" w:eastAsia="Calibri" w:cs="Calibri"/>
-                <w:sz w:val="20"/>
-              </w:rPr>
-              <w:t>Không đưa secret vào repo, đổi lại cần checklist vận hành</w:t>
-            </w:r>
-          </w:p>
-        </w:tc>
-      </w:tr>
-      <w:tr>
-        <w:tc>
-          <w:tcPr>
-            <w:tcW w:type="dxa" w:w="2951"/>
-            <w:tcMar>
-              <w:top w:w="80" w:type="dxa"/>
-              <w:start w:w="120" w:type="dxa"/>
-              <w:bottom w:w="80" w:type="dxa"/>
-              <w:end w:w="120" w:type="dxa"/>
-            </w:tcMar>
-            <w:vAlign w:val="center"/>
-          </w:tcPr>
-          <w:p>
-            <w:pPr>
-              <w:spacing w:after="0" w:line="264" w:lineRule="auto"/>
-            </w:pPr>
-            <w:r>
-              <w:rPr>
-                <w:rFonts w:ascii="Calibri" w:hAnsi="Calibri" w:eastAsia="Calibri" w:cs="Calibri"/>
-                <w:sz w:val="20"/>
-              </w:rPr>
-              <w:t>Benchmark local không đại diện hiệu năng tổng quát</w:t>
-            </w:r>
-          </w:p>
-        </w:tc>
-        <w:tc>
-          <w:tcPr>
-            <w:tcW w:type="dxa" w:w="2088"/>
-            <w:tcMar>
-              <w:top w:w="80" w:type="dxa"/>
-              <w:start w:w="120" w:type="dxa"/>
-              <w:bottom w:w="80" w:type="dxa"/>
-              <w:end w:w="120" w:type="dxa"/>
-            </w:tcMar>
-            <w:vAlign w:val="center"/>
-          </w:tcPr>
-          <w:p>
-            <w:pPr>
-              <w:spacing w:after="0" w:line="264" w:lineRule="auto"/>
-            </w:pPr>
-            <w:r>
-              <w:rPr>
-                <w:rFonts w:ascii="Calibri" w:hAnsi="Calibri" w:eastAsia="Calibri" w:cs="Calibri"/>
-                <w:sz w:val="20"/>
-              </w:rPr>
-              <w:t>Thấp</w:t>
-            </w:r>
-          </w:p>
-        </w:tc>
-        <w:tc>
-          <w:tcPr>
-            <w:tcW w:type="dxa" w:w="4320"/>
-            <w:tcMar>
-              <w:top w:w="80" w:type="dxa"/>
-              <w:start w:w="120" w:type="dxa"/>
-              <w:bottom w:w="80" w:type="dxa"/>
-              <w:end w:w="120" w:type="dxa"/>
-            </w:tcMar>
-            <w:vAlign w:val="center"/>
-          </w:tcPr>
-          <w:p>
-            <w:pPr>
-              <w:spacing w:after="0" w:line="264" w:lineRule="auto"/>
-            </w:pPr>
-            <w:r>
-              <w:rPr>
-                <w:rFonts w:ascii="Calibri" w:hAnsi="Calibri" w:eastAsia="Calibri" w:cs="Calibri"/>
-                <w:sz w:val="20"/>
-              </w:rPr>
-              <w:t>Chỉ dùng để đối chiếu tương đương logic</w:t>
-            </w:r>
-          </w:p>
-        </w:tc>
-      </w:tr>
-    </w:tbl>
-    <w:p>
-      <w:pPr>
-        <w:spacing w:after="80"/>
-      </w:pPr>
-    </w:p>
-    <w:p>
-      <w:pPr>
-        <w:pStyle w:val="Heading1"/>
-      </w:pPr>
-      <w:r>
-        <w:t>6. Đánh giá và kế hoạch tiếp theo</w:t>
-      </w:r>
-    </w:p>
-    <w:p>
-      <w:pPr>
-        <w:pStyle w:val="Heading2"/>
-      </w:pPr>
-      <w:r>
-        <w:t>6.1 Đánh giá kỹ thuật</w:t>
-      </w:r>
-    </w:p>
-    <w:p>
-      <w:pPr>
-        <w:pStyle w:val="ListBullet"/>
-        <w:spacing w:after="80"/>
-        <w:ind w:left="720" w:hanging="360"/>
-      </w:pPr>
-      <w:r>
-        <w:rPr>
-          <w:rFonts w:ascii="Calibri" w:hAnsi="Calibri" w:eastAsia="Calibri" w:cs="Calibri"/>
-        </w:rPr>
-        <w:t>Airflow phù hợp orchestration theo dependency; NiFi mạnh ở lớp ingestion/dataflow.</w:t>
-      </w:r>
-    </w:p>
-    <w:p>
-      <w:pPr>
-        <w:pStyle w:val="ListBullet"/>
-        <w:spacing w:after="80"/>
-        <w:ind w:left="720" w:hanging="360"/>
-      </w:pPr>
-      <w:r>
-        <w:rPr>
-          <w:rFonts w:ascii="Calibri" w:hAnsi="Calibri" w:eastAsia="Calibri" w:cs="Calibri"/>
-        </w:rPr>
-        <w:t>Dùng chung transformation core giúp giảm sai lệch logic giữa nhiều pipeline.</w:t>
-      </w:r>
-    </w:p>
-    <w:p>
-      <w:pPr>
-        <w:pStyle w:val="ListBullet"/>
-        <w:spacing w:after="80"/>
-        <w:ind w:left="720" w:hanging="360"/>
-      </w:pPr>
-      <w:r>
-        <w:rPr>
-          <w:rFonts w:ascii="Calibri" w:hAnsi="Calibri" w:eastAsia="Calibri" w:cs="Calibri"/>
-        </w:rPr>
-        <w:t>Idempotency phải được thiết kế ở nhiều lớp: payload, raw, DAG run và curated grain.</w:t>
-      </w:r>
-    </w:p>
-    <w:p>
-      <w:pPr>
-        <w:pStyle w:val="Heading2"/>
-      </w:pPr>
-      <w:r>
-        <w:t>6.2 Kế hoạch tiếp theo</w:t>
-      </w:r>
-    </w:p>
-    <w:p>
-      <w:pPr>
-        <w:pStyle w:val="ListBullet"/>
-        <w:spacing w:after="80"/>
-        <w:ind w:left="720" w:hanging="360"/>
-      </w:pPr>
-      <w:r>
-        <w:rPr>
-          <w:rFonts w:ascii="Calibri" w:hAnsi="Calibri" w:eastAsia="Calibri" w:cs="Calibri"/>
-        </w:rPr>
-        <w:t>Chuẩn hóa thêm throughput, latency, retry count và error rate khi so sánh Airflow với NiFi.</w:t>
-      </w:r>
-    </w:p>
-    <w:p>
-      <w:pPr>
-        <w:pStyle w:val="ListBullet"/>
-        <w:spacing w:after="80"/>
-        <w:ind w:left="720" w:hanging="360"/>
-      </w:pPr>
-      <w:r>
-        <w:rPr>
-          <w:rFonts w:ascii="Calibri" w:hAnsi="Calibri" w:eastAsia="Calibri" w:cs="Calibri"/>
-        </w:rPr>
-        <w:t>Đưa flow NiFi vào NiFi Registry để quản lý phiên bản và quy trình phát hành.</w:t>
-      </w:r>
-    </w:p>
-    <w:p>
-      <w:pPr>
-        <w:pStyle w:val="ListBullet"/>
-        <w:spacing w:after="80"/>
-        <w:ind w:left="720" w:hanging="360"/>
-      </w:pPr>
-      <w:r>
-        <w:rPr>
-          <w:rFonts w:ascii="Calibri" w:hAnsi="Calibri" w:eastAsia="Calibri" w:cs="Calibri"/>
-        </w:rPr>
-        <w:t>Đánh giá việc bổ sung staging layer giữa raw và curated để tăng khả năng debug và truy vết.</w:t>
-      </w:r>
-    </w:p>
-    <w:p>
-      <w:pPr>
-        <w:pStyle w:val="Heading1"/>
-      </w:pPr>
-      <w:r>
-        <w:t>7. Phụ lục bàn giao</w:t>
-      </w:r>
-    </w:p>
-    <w:tbl>
-      <w:tblPr>
-        <w:tblStyle w:val="TableGrid"/>
-        <w:tblW w:type="auto" w:w="0"/>
-        <w:jc w:val="left"/>
-        <w:tblLayout w:type="fixed"/>
-        <w:tblLook w:firstColumn="1" w:firstRow="1" w:lastColumn="0" w:lastRow="0" w:noHBand="0" w:noVBand="1" w:val="04A0"/>
-        <w:tblBorders>
-          <w:top w:val="single" w:sz="4" w:space="0" w:color="D7DBE2"/>
-          <w:left w:val="single" w:sz="4" w:space="0" w:color="D7DBE2"/>
-          <w:bottom w:val="single" w:sz="4" w:space="0" w:color="D7DBE2"/>
-          <w:right w:val="single" w:sz="4" w:space="0" w:color="D7DBE2"/>
-          <w:insideH w:val="single" w:sz="4" w:space="0" w:color="D7DBE2"/>
-          <w:insideV w:val="single" w:sz="4" w:space="0" w:color="D7DBE2"/>
-        </w:tblBorders>
-      </w:tblPr>
-      <w:tblGrid>
-        <w:gridCol w:w="4680"/>
-        <w:gridCol w:w="4680"/>
-      </w:tblGrid>
-      <w:tr>
-        <w:trPr>
-          <w:tblHeader w:val="true"/>
-        </w:trPr>
-        <w:tc>
-          <w:tcPr>
-            <w:tcW w:type="dxa" w:w="3888"/>
-            <w:shd w:fill="F2F4F7"/>
-            <w:tcMar>
-              <w:top w:w="80" w:type="dxa"/>
-              <w:start w:w="120" w:type="dxa"/>
-              <w:bottom w:w="80" w:type="dxa"/>
-              <w:end w:w="120" w:type="dxa"/>
-            </w:tcMar>
-            <w:vAlign w:val="center"/>
-          </w:tcPr>
-          <w:p>
-            <w:pPr>
-              <w:spacing w:after="0"/>
-            </w:pPr>
-            <w:r>
-              <w:rPr>
-                <w:rFonts w:ascii="Calibri" w:hAnsi="Calibri" w:eastAsia="Calibri" w:cs="Calibri"/>
-                <w:b/>
-                <w:color w:val="0B2545"/>
-                <w:sz w:val="21"/>
-              </w:rPr>
-              <w:t>Tệp/thư mục</w:t>
-            </w:r>
-          </w:p>
-        </w:tc>
-        <w:tc>
-          <w:tcPr>
-            <w:tcW w:type="dxa" w:w="5472"/>
-            <w:shd w:fill="F2F4F7"/>
-            <w:tcMar>
-              <w:top w:w="80" w:type="dxa"/>
-              <w:start w:w="120" w:type="dxa"/>
-              <w:bottom w:w="80" w:type="dxa"/>
-              <w:end w:w="120" w:type="dxa"/>
-            </w:tcMar>
-            <w:vAlign w:val="center"/>
-          </w:tcPr>
-          <w:p>
-            <w:pPr>
-              <w:spacing w:after="0"/>
-            </w:pPr>
-            <w:r>
-              <w:rPr>
-                <w:rFonts w:ascii="Calibri" w:hAnsi="Calibri" w:eastAsia="Calibri" w:cs="Calibri"/>
-                <w:b/>
-                <w:color w:val="0B2545"/>
-                <w:sz w:val="21"/>
-              </w:rPr>
-              <w:t>Mục đích</w:t>
-            </w:r>
-          </w:p>
-        </w:tc>
-      </w:tr>
-      <w:tr>
-        <w:tc>
-          <w:tcPr>
-            <w:tcW w:type="dxa" w:w="3888"/>
-            <w:tcMar>
-              <w:top w:w="80" w:type="dxa"/>
-              <w:start w:w="120" w:type="dxa"/>
-              <w:bottom w:w="80" w:type="dxa"/>
-              <w:end w:w="120" w:type="dxa"/>
-            </w:tcMar>
-            <w:vAlign w:val="center"/>
-          </w:tcPr>
-          <w:p>
-            <w:pPr>
-              <w:spacing w:after="0" w:line="264" w:lineRule="auto"/>
-            </w:pPr>
-            <w:r>
-              <w:rPr>
-                <w:rFonts w:ascii="Calibri" w:hAnsi="Calibri" w:eastAsia="Calibri" w:cs="Calibri"/>
-                <w:sz w:val="20"/>
-              </w:rPr>
-              <w:t>mock_api/</w:t>
-            </w:r>
-          </w:p>
-        </w:tc>
-        <w:tc>
-          <w:tcPr>
-            <w:tcW w:type="dxa" w:w="5472"/>
-            <w:tcMar>
-              <w:top w:w="80" w:type="dxa"/>
-              <w:start w:w="120" w:type="dxa"/>
-              <w:bottom w:w="80" w:type="dxa"/>
-              <w:end w:w="120" w:type="dxa"/>
-            </w:tcMar>
-            <w:vAlign w:val="center"/>
-          </w:tcPr>
-          <w:p>
-            <w:pPr>
-              <w:spacing w:after="0" w:line="264" w:lineRule="auto"/>
-            </w:pPr>
-            <w:r>
-              <w:rPr>
-                <w:rFonts w:ascii="Calibri" w:hAnsi="Calibri" w:eastAsia="Calibri" w:cs="Calibri"/>
-                <w:sz w:val="20"/>
-              </w:rPr>
-              <w:t>Promotion API mô phỏng và test contract</w:t>
-            </w:r>
-          </w:p>
-        </w:tc>
-      </w:tr>
-      <w:tr>
-        <w:tc>
-          <w:tcPr>
-            <w:tcW w:type="dxa" w:w="3888"/>
-            <w:tcMar>
-              <w:top w:w="80" w:type="dxa"/>
-              <w:start w:w="120" w:type="dxa"/>
-              <w:bottom w:w="80" w:type="dxa"/>
-              <w:end w:w="120" w:type="dxa"/>
-            </w:tcMar>
-            <w:vAlign w:val="center"/>
-          </w:tcPr>
-          <w:p>
-            <w:pPr>
-              <w:spacing w:after="0" w:line="264" w:lineRule="auto"/>
-            </w:pPr>
-            <w:r>
-              <w:rPr>
-                <w:rFonts w:ascii="Calibri" w:hAnsi="Calibri" w:eastAsia="Calibri" w:cs="Calibri"/>
-                <w:sz w:val="20"/>
-              </w:rPr>
-              <w:t>dags/de_genesis_week5_airflow_ingestion.py</w:t>
-            </w:r>
-          </w:p>
-        </w:tc>
-        <w:tc>
-          <w:tcPr>
-            <w:tcW w:type="dxa" w:w="5472"/>
-            <w:tcMar>
-              <w:top w:w="80" w:type="dxa"/>
-              <w:start w:w="120" w:type="dxa"/>
-              <w:bottom w:w="80" w:type="dxa"/>
-              <w:end w:w="120" w:type="dxa"/>
-            </w:tcMar>
-            <w:vAlign w:val="center"/>
-          </w:tcPr>
-          <w:p>
-            <w:pPr>
-              <w:spacing w:after="0" w:line="264" w:lineRule="auto"/>
-            </w:pPr>
-            <w:r>
-              <w:rPr>
-                <w:rFonts w:ascii="Calibri" w:hAnsi="Calibri" w:eastAsia="Calibri" w:cs="Calibri"/>
-                <w:sz w:val="20"/>
-              </w:rPr>
-              <w:t>DAG Airflow-centric</w:t>
-            </w:r>
-          </w:p>
-        </w:tc>
-      </w:tr>
-      <w:tr>
-        <w:tc>
-          <w:tcPr>
-            <w:tcW w:type="dxa" w:w="3888"/>
-            <w:tcMar>
-              <w:top w:w="80" w:type="dxa"/>
-              <w:start w:w="120" w:type="dxa"/>
-              <w:bottom w:w="80" w:type="dxa"/>
-              <w:end w:w="120" w:type="dxa"/>
-            </w:tcMar>
-            <w:vAlign w:val="center"/>
-          </w:tcPr>
-          <w:p>
-            <w:pPr>
-              <w:spacing w:after="0" w:line="264" w:lineRule="auto"/>
-            </w:pPr>
-            <w:r>
-              <w:rPr>
-                <w:rFonts w:ascii="Calibri" w:hAnsi="Calibri" w:eastAsia="Calibri" w:cs="Calibri"/>
-                <w:sz w:val="20"/>
-              </w:rPr>
-              <w:t>dags/de_genesis_week5_nifi_downstream.py</w:t>
-            </w:r>
-          </w:p>
-        </w:tc>
-        <w:tc>
-          <w:tcPr>
-            <w:tcW w:type="dxa" w:w="5472"/>
-            <w:tcMar>
-              <w:top w:w="80" w:type="dxa"/>
-              <w:start w:w="120" w:type="dxa"/>
-              <w:bottom w:w="80" w:type="dxa"/>
-              <w:end w:w="120" w:type="dxa"/>
-            </w:tcMar>
-            <w:vAlign w:val="center"/>
-          </w:tcPr>
-          <w:p>
-            <w:pPr>
-              <w:spacing w:after="0" w:line="264" w:lineRule="auto"/>
-            </w:pPr>
-            <w:r>
-              <w:rPr>
-                <w:rFonts w:ascii="Calibri" w:hAnsi="Calibri" w:eastAsia="Calibri" w:cs="Calibri"/>
-                <w:sz w:val="20"/>
-              </w:rPr>
-              <w:t>DAG downstream nhận trigger từ NiFi</w:t>
-            </w:r>
-          </w:p>
-        </w:tc>
-      </w:tr>
-      <w:tr>
-        <w:tc>
-          <w:tcPr>
-            <w:tcW w:type="dxa" w:w="3888"/>
-            <w:tcMar>
-              <w:top w:w="80" w:type="dxa"/>
-              <w:start w:w="120" w:type="dxa"/>
-              <w:bottom w:w="80" w:type="dxa"/>
-              <w:end w:w="120" w:type="dxa"/>
-            </w:tcMar>
-            <w:vAlign w:val="center"/>
-          </w:tcPr>
-          <w:p>
-            <w:pPr>
-              <w:spacing w:after="0" w:line="264" w:lineRule="auto"/>
-            </w:pPr>
-            <w:r>
-              <w:rPr>
-                <w:rFonts w:ascii="Calibri" w:hAnsi="Calibri" w:eastAsia="Calibri" w:cs="Calibri"/>
-                <w:sz w:val="20"/>
-              </w:rPr>
-              <w:t>exercises/week5/nifi/</w:t>
-            </w:r>
-          </w:p>
-        </w:tc>
-        <w:tc>
-          <w:tcPr>
-            <w:tcW w:type="dxa" w:w="5472"/>
-            <w:tcMar>
-              <w:top w:w="80" w:type="dxa"/>
-              <w:start w:w="120" w:type="dxa"/>
-              <w:bottom w:w="80" w:type="dxa"/>
-              <w:end w:w="120" w:type="dxa"/>
-            </w:tcMar>
-            <w:vAlign w:val="center"/>
-          </w:tcPr>
-          <w:p>
-            <w:pPr>
-              <w:spacing w:after="0" w:line="264" w:lineRule="auto"/>
-            </w:pPr>
-            <w:r>
-              <w:rPr>
-                <w:rFonts w:ascii="Calibri" w:hAnsi="Calibri" w:eastAsia="Calibri" w:cs="Calibri"/>
-                <w:sz w:val="20"/>
-              </w:rPr>
-              <w:t>Flow definition và hướng dẫn import</w:t>
-            </w:r>
-          </w:p>
-        </w:tc>
-      </w:tr>
-      <w:tr>
-        <w:tc>
-          <w:tcPr>
-            <w:tcW w:type="dxa" w:w="3888"/>
-            <w:tcMar>
-              <w:top w:w="80" w:type="dxa"/>
-              <w:start w:w="120" w:type="dxa"/>
-              <w:bottom w:w="80" w:type="dxa"/>
-              <w:end w:w="120" w:type="dxa"/>
-            </w:tcMar>
-            <w:vAlign w:val="center"/>
-          </w:tcPr>
-          <w:p>
-            <w:pPr>
-              <w:spacing w:after="0" w:line="264" w:lineRule="auto"/>
-            </w:pPr>
-            <w:r>
-              <w:rPr>
-                <w:rFonts w:ascii="Calibri" w:hAnsi="Calibri" w:eastAsia="Calibri" w:cs="Calibri"/>
-                <w:sz w:val="20"/>
-              </w:rPr>
-              <w:t>exercises/week5/spark/transform_promotions.py</w:t>
-            </w:r>
-          </w:p>
-        </w:tc>
-        <w:tc>
-          <w:tcPr>
-            <w:tcW w:type="dxa" w:w="5472"/>
-            <w:tcMar>
-              <w:top w:w="80" w:type="dxa"/>
-              <w:start w:w="120" w:type="dxa"/>
-              <w:bottom w:w="80" w:type="dxa"/>
-              <w:end w:w="120" w:type="dxa"/>
-            </w:tcMar>
-            <w:vAlign w:val="center"/>
-          </w:tcPr>
-          <w:p>
-            <w:pPr>
-              <w:spacing w:after="0" w:line="264" w:lineRule="auto"/>
-            </w:pPr>
-            <w:r>
-              <w:rPr>
-                <w:rFonts w:ascii="Calibri" w:hAnsi="Calibri" w:eastAsia="Calibri" w:cs="Calibri"/>
-                <w:sz w:val="20"/>
-              </w:rPr>
-              <w:t>Spark transformation core dùng chung</w:t>
-            </w:r>
-          </w:p>
-        </w:tc>
-      </w:tr>
-      <w:tr>
-        <w:tc>
-          <w:tcPr>
-            <w:tcW w:type="dxa" w:w="3888"/>
-            <w:tcMar>
-              <w:top w:w="80" w:type="dxa"/>
-              <w:start w:w="120" w:type="dxa"/>
-              <w:bottom w:w="80" w:type="dxa"/>
-              <w:end w:w="120" w:type="dxa"/>
-            </w:tcMar>
-            <w:vAlign w:val="center"/>
-          </w:tcPr>
-          <w:p>
-            <w:pPr>
-              <w:spacing w:after="0" w:line="264" w:lineRule="auto"/>
-            </w:pPr>
-            <w:r>
-              <w:rPr>
-                <w:rFonts w:ascii="Calibri" w:hAnsi="Calibri" w:eastAsia="Calibri" w:cs="Calibri"/>
-                <w:sz w:val="20"/>
-              </w:rPr>
-              <w:t>exercises/week5/report/bao_cao_tuan_5.docx</w:t>
-            </w:r>
-          </w:p>
-        </w:tc>
-        <w:tc>
-          <w:tcPr>
-            <w:tcW w:type="dxa" w:w="5472"/>
-            <w:tcMar>
-              <w:top w:w="80" w:type="dxa"/>
-              <w:start w:w="120" w:type="dxa"/>
-              <w:bottom w:w="80" w:type="dxa"/>
-              <w:end w:w="120" w:type="dxa"/>
-            </w:tcMar>
-            <w:vAlign w:val="center"/>
-          </w:tcPr>
-          <w:p>
-            <w:pPr>
-              <w:spacing w:after="0" w:line="264" w:lineRule="auto"/>
-            </w:pPr>
-            <w:r>
-              <w:rPr>
-                <w:rFonts w:ascii="Calibri" w:hAnsi="Calibri" w:eastAsia="Calibri" w:cs="Calibri"/>
-                <w:sz w:val="20"/>
-              </w:rPr>
-              <w:t>Báo cáo dự án tuần 5</w:t>
-            </w:r>
-          </w:p>
-        </w:tc>
-      </w:tr>
-    </w:tbl>
-    <w:p>
-      <w:pPr>
-        <w:spacing w:after="80"/>
-      </w:pPr>
     </w:p>
     <w:sectPr>
       <w:headerReference w:type="default" r:id="rId9"/>
@@ -3470,21 +6432,20 @@
   <w:p>
     <w:pPr>
       <w:pStyle w:val="Footer"/>
+      <w:spacing w:after="0"/>
       <w:jc w:val="right"/>
     </w:pPr>
     <w:r>
       <w:rPr>
-        <w:rFonts w:ascii="Calibri" w:hAnsi="Calibri" w:eastAsia="Calibri" w:cs="Calibri"/>
-        <w:color w:val="5B6770"/>
-        <w:sz w:val="18"/>
+        <w:rFonts w:ascii="Calibri" w:hAnsi="Calibri"/>
+        <w:b w:val="0"/>
+        <w:i w:val="0"/>
+        <w:color w:val="5A636E"/>
+        <w:sz w:val="17"/>
       </w:rPr>
       <w:t xml:space="preserve">Trang </w:t>
     </w:r>
-    <w:r>
-      <w:fldChar w:fldCharType="begin"/>
-      <w:instrText xml:space="preserve"> PAGE </w:instrText>
-      <w:fldChar w:fldCharType="end"/>
-    </w:r>
+    <w:fldSimple w:instr="PAGE"/>
   </w:p>
 </w:ftr>
 </file>
@@ -3499,19 +6460,13 @@
     </w:pPr>
     <w:r>
       <w:rPr>
-        <w:rFonts w:ascii="Calibri" w:hAnsi="Calibri" w:eastAsia="Calibri" w:cs="Calibri"/>
-        <w:color w:val="5B6770"/>
-        <w:sz w:val="18"/>
-      </w:rPr>
-      <w:t xml:space="preserve">DE Genesis | Báo cáo dự án    </w:t>
-    </w:r>
-    <w:r>
-      <w:rPr>
-        <w:rFonts w:ascii="Calibri" w:hAnsi="Calibri" w:eastAsia="Calibri" w:cs="Calibri"/>
-        <w:color w:val="5B6770"/>
-        <w:sz w:val="18"/>
-      </w:rPr>
-      <w:t>Tuần 5 - Airflow, NiFi và API</w:t>
+        <w:rFonts w:ascii="Calibri" w:hAnsi="Calibri"/>
+        <w:b/>
+        <w:i w:val="0"/>
+        <w:color w:val="5A636E"/>
+        <w:sz w:val="17"/>
+      </w:rPr>
+      <w:t>DE GENESIS  |  BÁO CÁO TUẦN 5</w:t>
     </w:r>
   </w:p>
 </w:hdr>
@@ -3884,8 +6839,7 @@
       <w:spacing w:before="0" w:after="120" w:line="264" w:lineRule="auto"/>
     </w:pPr>
     <w:rPr>
-      <w:rFonts w:ascii="Calibri" w:hAnsi="Calibri" w:eastAsia="Calibri" w:cs="Calibri"/>
-      <w:color w:val="000000"/>
+      <w:rFonts w:ascii="Calibri" w:hAnsi="Calibri"/>
       <w:sz w:val="22"/>
     </w:rPr>
   </w:style>
@@ -3948,7 +6902,7 @@
       <w:outlineLvl w:val="0"/>
     </w:pPr>
     <w:rPr>
-      <w:rFonts w:asciiTheme="majorHAnsi" w:eastAsiaTheme="majorEastAsia" w:hAnsiTheme="majorHAnsi" w:cstheme="majorBidi" w:ascii="Calibri" w:hAnsi="Calibri" w:eastAsia="Calibri" w:cs="Calibri"/>
+      <w:rFonts w:asciiTheme="majorHAnsi" w:eastAsiaTheme="majorEastAsia" w:hAnsiTheme="majorHAnsi" w:cstheme="majorBidi" w:ascii="Calibri" w:hAnsi="Calibri"/>
       <w:b/>
       <w:bCs/>
       <w:color w:val="2E74B5"/>
@@ -3972,7 +6926,7 @@
       <w:outlineLvl w:val="1"/>
     </w:pPr>
     <w:rPr>
-      <w:rFonts w:asciiTheme="majorHAnsi" w:eastAsiaTheme="majorEastAsia" w:hAnsiTheme="majorHAnsi" w:cstheme="majorBidi" w:ascii="Calibri" w:hAnsi="Calibri" w:eastAsia="Calibri" w:cs="Calibri"/>
+      <w:rFonts w:asciiTheme="majorHAnsi" w:eastAsiaTheme="majorEastAsia" w:hAnsiTheme="majorHAnsi" w:cstheme="majorBidi" w:ascii="Calibri" w:hAnsi="Calibri"/>
       <w:b/>
       <w:bCs/>
       <w:color w:val="2E74B5"/>
@@ -3996,7 +6950,7 @@
       <w:outlineLvl w:val="2"/>
     </w:pPr>
     <w:rPr>
-      <w:rFonts w:asciiTheme="majorHAnsi" w:eastAsiaTheme="majorEastAsia" w:hAnsiTheme="majorHAnsi" w:cstheme="majorBidi" w:ascii="Calibri" w:hAnsi="Calibri" w:eastAsia="Calibri" w:cs="Calibri"/>
+      <w:rFonts w:asciiTheme="majorHAnsi" w:eastAsiaTheme="majorEastAsia" w:hAnsiTheme="majorHAnsi" w:cstheme="majorBidi" w:ascii="Calibri" w:hAnsi="Calibri"/>
       <w:b/>
       <w:bCs/>
       <w:color w:val="1F4D78"/>
@@ -4416,12 +7370,12 @@
       <w:numPr>
         <w:numId w:val="1"/>
       </w:numPr>
-      <w:spacing w:after="80" w:line="280" w:lineRule="auto"/>
+      <w:spacing w:after="160" w:line="280" w:lineRule="auto"/>
+      <w:ind w:left="720" w:hanging="360"/>
       <w:contextualSpacing/>
     </w:pPr>
     <w:rPr>
-      <w:rFonts w:ascii="Calibri" w:hAnsi="Calibri" w:eastAsia="Calibri" w:cs="Calibri"/>
-      <w:color w:val="000000"/>
+      <w:rFonts w:ascii="Calibri" w:hAnsi="Calibri"/>
       <w:sz w:val="22"/>
     </w:rPr>
   </w:style>
@@ -4461,12 +7415,12 @@
       <w:numPr>
         <w:numId w:val="5"/>
       </w:numPr>
-      <w:spacing w:after="80" w:line="280" w:lineRule="auto"/>
+      <w:spacing w:after="160" w:line="280" w:lineRule="auto"/>
+      <w:ind w:left="720" w:hanging="360"/>
       <w:contextualSpacing/>
     </w:pPr>
     <w:rPr>
-      <w:rFonts w:ascii="Calibri" w:hAnsi="Calibri" w:eastAsia="Calibri" w:cs="Calibri"/>
-      <w:color w:val="000000"/>
+      <w:rFonts w:ascii="Calibri" w:hAnsi="Calibri"/>
       <w:sz w:val="22"/>
     </w:rPr>
   </w:style>
